--- a/Documentation/Analysis/CRC/CRCCard.docx
+++ b/Documentation/Analysis/CRC/CRCCard.docx
@@ -109,14 +109,6 @@
               </w:rPr>
               <w:t>شماره‌ي شناسايي :</w:t>
             </w:r>
-            <w:r>
-              <w:rPr>
-                <w:rFonts w:cs="Mj_Casablanca Light" w:hint="cs"/>
-                <w:rtl/>
-                <w:lang w:bidi="fa-IR"/>
-              </w:rPr>
-              <w:t>1</w:t>
-            </w:r>
           </w:p>
         </w:tc>
         <w:tc>
@@ -217,21 +209,6 @@
                 <w:rtl/>
               </w:rPr>
               <w:t>مورد-كاربردي مرتبط :</w:t>
-            </w:r>
-            <w:r>
-              <w:rPr>
-                <w:rFonts w:cs="Mj_Casablanca Light" w:hint="cs"/>
-                <w:color w:val="0070C0"/>
-                <w:rtl/>
-              </w:rPr>
-              <w:t xml:space="preserve"> </w:t>
-            </w:r>
-            <w:r>
-              <w:rPr>
-                <w:rFonts w:cs="Mj_Casablanca Light" w:hint="cs"/>
-                <w:rtl/>
-              </w:rPr>
-              <w:t>(همه موارد ورود به سيستم)</w:t>
             </w:r>
           </w:p>
         </w:tc>
@@ -309,14 +286,7 @@
                 <w:rFonts w:cs="Mj_Casablanca Light" w:hint="cs"/>
                 <w:rtl/>
               </w:rPr>
-              <w:t xml:space="preserve">چك شماره تلفن و رمز عبور </w:t>
-            </w:r>
-            <w:r>
-              <w:rPr>
-                <w:rFonts w:cs="Mj_Casablanca Light" w:hint="cs"/>
-                <w:rtl/>
-              </w:rPr>
-              <w:t>و نقش</w:t>
+              <w:t>چك شماره تلفن و رمز عبور</w:t>
             </w:r>
           </w:p>
         </w:tc>
@@ -355,7 +325,7 @@
                 <w:rFonts w:cs="Mj_Casablanca Light" w:hint="cs"/>
                 <w:rtl/>
               </w:rPr>
-              <w:t xml:space="preserve">چك شماره تلفن و نقش و ارسال </w:t>
+              <w:t xml:space="preserve">چك شماره تلفن و ارسال </w:t>
             </w:r>
             <w:r>
               <w:rPr>
@@ -520,7 +490,7 @@
             <w:pPr>
               <w:bidi/>
               <w:rPr>
-                <w:rFonts w:cs="Mj_Casablanca Light" w:hint="cs"/>
+                <w:rFonts w:cs="Mj_Casablanca Light"/>
                 <w:rtl/>
                 <w:lang w:bidi="fa-IR"/>
               </w:rPr>
@@ -625,13 +595,6 @@
                 <w:rFonts w:cs="Mj_Casablanca Light" w:hint="cs"/>
                 <w:rtl/>
               </w:rPr>
-              <w:t xml:space="preserve">  </w:t>
-            </w:r>
-            <w:r>
-              <w:rPr>
-                <w:rFonts w:cs="Mj_Casablanca Light" w:hint="cs"/>
-                <w:rtl/>
-              </w:rPr>
               <w:t xml:space="preserve">شناسه يكتا ( </w:t>
             </w:r>
             <w:r>
@@ -666,13 +629,6 @@
                 <w:rFonts w:cs="Mj_Casablanca Light" w:hint="cs"/>
                 <w:rtl/>
               </w:rPr>
-              <w:t xml:space="preserve">  </w:t>
-            </w:r>
-            <w:r>
-              <w:rPr>
-                <w:rFonts w:cs="Mj_Casablanca Light" w:hint="cs"/>
-                <w:rtl/>
-              </w:rPr>
               <w:t>نام كاربري ( رشته )</w:t>
             </w:r>
           </w:p>
@@ -694,13 +650,6 @@
                 <w:rFonts w:cs="Mj_Casablanca Light" w:hint="cs"/>
                 <w:rtl/>
               </w:rPr>
-              <w:t xml:space="preserve">  </w:t>
-            </w:r>
-            <w:r>
-              <w:rPr>
-                <w:rFonts w:cs="Mj_Casablanca Light" w:hint="cs"/>
-                <w:rtl/>
-              </w:rPr>
               <w:t>نام ( رشته )</w:t>
             </w:r>
           </w:p>
@@ -721,13 +670,6 @@
                 <w:rFonts w:cs="Mj_Casablanca Light" w:hint="cs"/>
                 <w:rtl/>
               </w:rPr>
-              <w:t xml:space="preserve">  </w:t>
-            </w:r>
-            <w:r>
-              <w:rPr>
-                <w:rFonts w:cs="Mj_Casablanca Light" w:hint="cs"/>
-                <w:rtl/>
-              </w:rPr>
               <w:t>نام خانوادگي ( رشته )</w:t>
             </w:r>
           </w:p>
@@ -851,14 +793,7 @@
                 <w:rFonts w:cs="Mj_Casablanca Light" w:hint="cs"/>
                 <w:rtl/>
               </w:rPr>
-              <w:t xml:space="preserve">ايميل ( رشته </w:t>
-            </w:r>
-            <w:r>
-              <w:rPr>
-                <w:rFonts w:cs="Mj_Casablanca Light" w:hint="cs"/>
-                <w:rtl/>
-              </w:rPr>
-              <w:t xml:space="preserve">) </w:t>
+              <w:t xml:space="preserve">ايميل ( رشته ) </w:t>
             </w:r>
             <w:r>
               <w:rPr>
@@ -886,14 +821,7 @@
                 <w:rFonts w:cs="Mj_Casablanca Light" w:hint="cs"/>
                 <w:rtl/>
               </w:rPr>
-              <w:t xml:space="preserve">عكس پروفايل ( رشته </w:t>
-            </w:r>
-            <w:r>
-              <w:rPr>
-                <w:rFonts w:cs="Mj_Casablanca Light" w:hint="cs"/>
-                <w:rtl/>
-              </w:rPr>
-              <w:t xml:space="preserve">) </w:t>
+              <w:t xml:space="preserve">عكس پروفايل ( رشته ) </w:t>
             </w:r>
             <w:r>
               <w:rPr>
@@ -1460,7 +1388,6 @@
             <w:r>
               <w:rPr>
                 <w:rFonts w:cs="Mj_Casablanca Light" w:hint="cs"/>
-                <w:color w:val="0070C0"/>
                 <w:rtl/>
               </w:rPr>
               <w:t>ليست كاركنان</w:t>
@@ -1549,17 +1476,9 @@
             <w:r>
               <w:rPr>
                 <w:rFonts w:cs="Mj_Casablanca Light" w:hint="cs"/>
-                <w:color w:val="0070C0"/>
-                <w:rtl/>
-              </w:rPr>
-              <w:t>وقتي فردي در كسب و كار استخدام مي شود</w:t>
-            </w:r>
-            <w:r>
-              <w:rPr>
-                <w:rFonts w:cs="Mj_Casablanca Light" w:hint="cs"/>
-                <w:rtl/>
-              </w:rPr>
-              <w:t xml:space="preserve"> </w:t>
+                <w:rtl/>
+              </w:rPr>
+              <w:t xml:space="preserve">وقتي فردي در كسب و كار استخدام مي شود </w:t>
             </w:r>
           </w:p>
         </w:tc>
@@ -1660,7 +1579,23 @@
                 <w:rFonts w:cs="Mj_Casablanca Light" w:hint="cs"/>
                 <w:rtl/>
               </w:rPr>
-              <w:t>ثبت فردي به عنوان كارمند يك كسب و كار</w:t>
+              <w:t>ثبت فردي به عنوان كارمند</w:t>
+            </w:r>
+            <w:r>
+              <w:rPr>
+                <w:rFonts w:cs="Mj_Casablanca Light" w:hint="cs"/>
+                <w:b/>
+                <w:bCs/>
+                <w:rtl/>
+              </w:rPr>
+              <w:t xml:space="preserve"> يك</w:t>
+            </w:r>
+            <w:r>
+              <w:rPr>
+                <w:rFonts w:cs="Mj_Casablanca Light" w:hint="cs"/>
+                <w:rtl/>
+              </w:rPr>
+              <w:t xml:space="preserve"> كسب و كار</w:t>
             </w:r>
           </w:p>
         </w:tc>
@@ -1697,7 +1632,7 @@
             <w:pPr>
               <w:bidi/>
               <w:rPr>
-                <w:rFonts w:cs="Mj_Casablanca Light" w:hint="cs"/>
+                <w:rFonts w:cs="Mj_Casablanca Light"/>
                 <w:rtl/>
                 <w:lang w:bidi="fa-IR"/>
               </w:rPr>
@@ -1723,15 +1658,7 @@
                 <w:rtl/>
                 <w:lang w:bidi="fa-IR"/>
               </w:rPr>
-              <w:t xml:space="preserve"> روي </w:t>
-            </w:r>
-            <w:r>
-              <w:rPr>
-                <w:rFonts w:cs="Mj_Casablanca Light" w:hint="cs"/>
-                <w:rtl/>
-                <w:lang w:bidi="fa-IR"/>
-              </w:rPr>
-              <w:t>سمت ها و افراد</w:t>
+              <w:t xml:space="preserve"> روي سمت ها و افراد</w:t>
             </w:r>
           </w:p>
         </w:tc>
@@ -1950,6 +1877,13 @@
               </w:rPr>
               <w:t>آيا فعال است ؟</w:t>
             </w:r>
+            <w:r>
+              <w:rPr>
+                <w:rFonts w:cs="Mj_Casablanca Light" w:hint="cs"/>
+                <w:rtl/>
+              </w:rPr>
+              <w:t xml:space="preserve"> ( بولين )</w:t>
+            </w:r>
           </w:p>
           <w:p>
             <w:pPr>
@@ -1969,6 +1903,13 @@
                 <w:rtl/>
               </w:rPr>
               <w:t>آيا حذف شده است ؟</w:t>
+            </w:r>
+            <w:r>
+              <w:rPr>
+                <w:rFonts w:cs="Mj_Casablanca Light" w:hint="cs"/>
+                <w:rtl/>
+              </w:rPr>
+              <w:t xml:space="preserve"> ( بولين )</w:t>
             </w:r>
           </w:p>
           <w:p>
@@ -2392,14 +2333,7 @@
                 <w:rFonts w:cs="Mj_Casablanca Light" w:hint="cs"/>
                 <w:rtl/>
               </w:rPr>
-              <w:t>شهر</w:t>
-            </w:r>
-            <w:r>
-              <w:rPr>
-                <w:rFonts w:cs="Mj_Casablanca Light" w:hint="cs"/>
-                <w:rtl/>
-              </w:rPr>
-              <w:t xml:space="preserve"> ها</w:t>
+              <w:t>شهر ها</w:t>
             </w:r>
           </w:p>
         </w:tc>
@@ -2602,21 +2536,7 @@
                 <w:rFonts w:cs="Mj_Casablanca Light" w:hint="cs"/>
                 <w:rtl/>
               </w:rPr>
-              <w:t xml:space="preserve">ارائه نام </w:t>
-            </w:r>
-            <w:r>
-              <w:rPr>
-                <w:rFonts w:cs="Mj_Casablanca Light" w:hint="cs"/>
-                <w:rtl/>
-              </w:rPr>
-              <w:t>شهر</w:t>
-            </w:r>
-            <w:r>
-              <w:rPr>
-                <w:rFonts w:cs="Mj_Casablanca Light" w:hint="cs"/>
-                <w:rtl/>
-              </w:rPr>
-              <w:t xml:space="preserve"> با وجود اي دي و برعكس</w:t>
+              <w:t>ارائه نام شهر با وجود اي دي و برعكس</w:t>
             </w:r>
           </w:p>
         </w:tc>
@@ -2638,21 +2558,7 @@
                 <w:rFonts w:cs="Mj_Casablanca Light" w:hint="cs"/>
                 <w:rtl/>
               </w:rPr>
-              <w:t xml:space="preserve">(هر كلاسي كه از اي دي </w:t>
-            </w:r>
-            <w:r>
-              <w:rPr>
-                <w:rFonts w:cs="Mj_Casablanca Light" w:hint="cs"/>
-                <w:rtl/>
-              </w:rPr>
-              <w:t>شهر</w:t>
-            </w:r>
-            <w:r>
-              <w:rPr>
-                <w:rFonts w:cs="Mj_Casablanca Light" w:hint="cs"/>
-                <w:rtl/>
-              </w:rPr>
-              <w:t xml:space="preserve"> استفاده مي كند)</w:t>
+              <w:t>(هر كلاسي كه از اي دي شهر استفاده مي كند)</w:t>
             </w:r>
           </w:p>
         </w:tc>
@@ -2677,23 +2583,7 @@
                 <w:rtl/>
                 <w:lang w:bidi="fa-IR"/>
               </w:rPr>
-              <w:t xml:space="preserve">نگه داري ليست </w:t>
-            </w:r>
-            <w:r>
-              <w:rPr>
-                <w:rFonts w:cs="Mj_Casablanca Light" w:hint="cs"/>
-                <w:rtl/>
-                <w:lang w:bidi="fa-IR"/>
-              </w:rPr>
-              <w:t xml:space="preserve">شهر </w:t>
-            </w:r>
-            <w:r>
-              <w:rPr>
-                <w:rFonts w:cs="Mj_Casablanca Light" w:hint="cs"/>
-                <w:rtl/>
-                <w:lang w:bidi="fa-IR"/>
-              </w:rPr>
-              <w:t xml:space="preserve">ها </w:t>
+              <w:t xml:space="preserve">نگه داري ليست شهر ها </w:t>
             </w:r>
           </w:p>
         </w:tc>
@@ -2722,7 +2612,7 @@
             <w:pPr>
               <w:bidi/>
               <w:rPr>
-                <w:rFonts w:cs="Mj_Casablanca Light" w:hint="cs"/>
+                <w:rFonts w:cs="Mj_Casablanca Light"/>
                 <w:rtl/>
                 <w:lang w:bidi="fa-IR"/>
               </w:rPr>
@@ -2748,23 +2638,7 @@
                 <w:rtl/>
                 <w:lang w:bidi="fa-IR"/>
               </w:rPr>
-              <w:t xml:space="preserve"> روي </w:t>
-            </w:r>
-            <w:r>
-              <w:rPr>
-                <w:rFonts w:cs="Mj_Casablanca Light" w:hint="cs"/>
-                <w:rtl/>
-                <w:lang w:bidi="fa-IR"/>
-              </w:rPr>
-              <w:t>شهر</w:t>
-            </w:r>
-            <w:r>
-              <w:rPr>
-                <w:rFonts w:cs="Mj_Casablanca Light" w:hint="cs"/>
-                <w:rtl/>
-                <w:lang w:bidi="fa-IR"/>
-              </w:rPr>
-              <w:t xml:space="preserve"> ها</w:t>
+              <w:t xml:space="preserve"> روي شهر ها</w:t>
             </w:r>
           </w:p>
         </w:tc>
@@ -2878,21 +2752,7 @@
                 <w:rFonts w:cs="Mj_Casablanca Light" w:hint="cs"/>
                 <w:rtl/>
               </w:rPr>
-              <w:t xml:space="preserve">اسم </w:t>
-            </w:r>
-            <w:r>
-              <w:rPr>
-                <w:rFonts w:cs="Mj_Casablanca Light" w:hint="cs"/>
-                <w:rtl/>
-              </w:rPr>
-              <w:t>شهر</w:t>
-            </w:r>
-            <w:r>
-              <w:rPr>
-                <w:rFonts w:cs="Mj_Casablanca Light" w:hint="cs"/>
-                <w:rtl/>
-              </w:rPr>
-              <w:t xml:space="preserve"> ( رشته )</w:t>
+              <w:t>اسم شهر ( رشته )</w:t>
             </w:r>
           </w:p>
         </w:tc>
@@ -3217,14 +3077,7 @@
                 <w:rFonts w:cs="Mj_Casablanca Light" w:hint="cs"/>
                 <w:rtl/>
               </w:rPr>
-              <w:t>نقش</w:t>
-            </w:r>
-            <w:r>
-              <w:rPr>
-                <w:rFonts w:cs="Mj_Casablanca Light" w:hint="cs"/>
-                <w:rtl/>
-              </w:rPr>
-              <w:t xml:space="preserve"> ها</w:t>
+              <w:t>نقش ها</w:t>
             </w:r>
           </w:p>
         </w:tc>
@@ -3524,7 +3377,7 @@
             <w:pPr>
               <w:bidi/>
               <w:rPr>
-                <w:rFonts w:cs="Mj_Casablanca Light" w:hint="cs"/>
+                <w:rFonts w:cs="Mj_Casablanca Light"/>
                 <w:rtl/>
                 <w:lang w:bidi="fa-IR"/>
               </w:rPr>
@@ -4091,14 +3944,7 @@
                 <w:rFonts w:cs="Mj_Casablanca Light" w:hint="cs"/>
                 <w:rtl/>
               </w:rPr>
-              <w:t xml:space="preserve">يي كه </w:t>
-            </w:r>
-            <w:r>
-              <w:rPr>
-                <w:rFonts w:cs="Mj_Casablanca Light" w:hint="cs"/>
-                <w:rtl/>
-              </w:rPr>
-              <w:t>تاييد شده اند</w:t>
+              <w:t>يي كه تاييد شده اند</w:t>
             </w:r>
           </w:p>
         </w:tc>
@@ -4219,7 +4065,7 @@
             <w:pPr>
               <w:bidi/>
               <w:rPr>
-                <w:rFonts w:cs="Mj_Casablanca Light" w:hint="cs"/>
+                <w:rFonts w:cs="Mj_Casablanca Light"/>
                 <w:rtl/>
                 <w:lang w:bidi="fa-IR"/>
               </w:rPr>
@@ -4268,7 +4114,7 @@
             <w:pPr>
               <w:bidi/>
               <w:rPr>
-                <w:rFonts w:cs="Mj_Casablanca Light" w:hint="cs"/>
+                <w:rFonts w:cs="Mj_Casablanca Light"/>
                 <w:rtl/>
                 <w:lang w:bidi="fa-IR"/>
               </w:rPr>
@@ -5238,42 +5084,7 @@
                 <w:rFonts w:cs="Mj_Casablanca Light" w:hint="cs"/>
                 <w:rtl/>
               </w:rPr>
-              <w:t>سب</w:t>
-            </w:r>
-            <w:r>
-              <w:rPr>
-                <w:rFonts w:cs="Mj_Casablanca Light" w:hint="cs"/>
-                <w:rtl/>
-              </w:rPr>
-              <w:t>‌</w:t>
-            </w:r>
-            <w:r>
-              <w:rPr>
-                <w:rFonts w:cs="Mj_Casablanca Light" w:hint="cs"/>
-                <w:rtl/>
-              </w:rPr>
-              <w:t>و</w:t>
-            </w:r>
-            <w:r>
-              <w:rPr>
-                <w:rFonts w:cs="Mj_Casablanca Light" w:hint="cs"/>
-                <w:rtl/>
-              </w:rPr>
-              <w:t>‌</w:t>
-            </w:r>
-            <w:r>
-              <w:rPr>
-                <w:rFonts w:cs="Mj_Casablanca Light" w:hint="cs"/>
-                <w:rtl/>
-              </w:rPr>
-              <w:t>كار ها</w:t>
-            </w:r>
-            <w:r>
-              <w:rPr>
-                <w:rFonts w:cs="Mj_Casablanca Light" w:hint="cs"/>
-                <w:rtl/>
-              </w:rPr>
-              <w:t>ي ثبت شده</w:t>
+              <w:t>سب‌و‌كار هاي ثبت شده</w:t>
             </w:r>
           </w:p>
         </w:tc>
@@ -5406,14 +5217,7 @@
                 <w:rFonts w:cs="Mj_Casablanca Light" w:hint="cs"/>
                 <w:rtl/>
               </w:rPr>
-              <w:t>ثبت كسب و كار</w:t>
-            </w:r>
-            <w:r>
-              <w:rPr>
-                <w:rFonts w:cs="Mj_Casablanca Light" w:hint="cs"/>
-                <w:rtl/>
-              </w:rPr>
-              <w:t xml:space="preserve"> </w:t>
+              <w:t xml:space="preserve">ثبت كسب و كار </w:t>
             </w:r>
           </w:p>
         </w:tc>
@@ -5482,7 +5286,7 @@
             <w:pPr>
               <w:bidi/>
               <w:rPr>
-                <w:rFonts w:cs="Mj_Casablanca Light" w:hint="cs"/>
+                <w:rFonts w:cs="Mj_Casablanca Light"/>
                 <w:rtl/>
                 <w:lang w:bidi="fa-IR"/>
               </w:rPr>
@@ -6280,14 +6084,7 @@
                 <w:rFonts w:cs="Mj_Casablanca Light" w:hint="cs"/>
                 <w:rtl/>
               </w:rPr>
-              <w:t>نوع كسب و كار</w:t>
-            </w:r>
-            <w:r>
-              <w:rPr>
-                <w:rFonts w:cs="Mj_Casablanca Light" w:hint="cs"/>
-                <w:rtl/>
-              </w:rPr>
-              <w:t xml:space="preserve"> ها</w:t>
+              <w:t>نوع كسب و كار ها</w:t>
             </w:r>
           </w:p>
         </w:tc>
@@ -6375,14 +6172,7 @@
                 <w:rFonts w:cs="Mj_Casablanca Light" w:hint="cs"/>
                 <w:rtl/>
               </w:rPr>
-              <w:t>نوع كسب و كار</w:t>
-            </w:r>
-            <w:r>
-              <w:rPr>
-                <w:rFonts w:cs="Mj_Casablanca Light" w:hint="cs"/>
-                <w:rtl/>
-              </w:rPr>
-              <w:t xml:space="preserve"> ها از توي </w:t>
+              <w:t xml:space="preserve">نوع كسب و كار ها از توي </w:t>
             </w:r>
             <w:r>
               <w:rPr>
@@ -6497,21 +6287,7 @@
                 <w:rFonts w:cs="Mj_Casablanca Light" w:hint="cs"/>
                 <w:rtl/>
               </w:rPr>
-              <w:t xml:space="preserve">ارائه نام </w:t>
-            </w:r>
-            <w:r>
-              <w:rPr>
-                <w:rFonts w:cs="Mj_Casablanca Light" w:hint="cs"/>
-                <w:rtl/>
-              </w:rPr>
-              <w:t>نوع كسب و كار ها</w:t>
-            </w:r>
-            <w:r>
-              <w:rPr>
-                <w:rFonts w:cs="Mj_Casablanca Light" w:hint="cs"/>
-                <w:rtl/>
-              </w:rPr>
-              <w:t xml:space="preserve"> با وجود اي دي و برعكس</w:t>
+              <w:t>ارائه نام نوع كسب و كار ها با وجود اي دي و برعكس</w:t>
             </w:r>
           </w:p>
         </w:tc>
@@ -6533,21 +6309,7 @@
                 <w:rFonts w:cs="Mj_Casablanca Light" w:hint="cs"/>
                 <w:rtl/>
               </w:rPr>
-              <w:t xml:space="preserve">(هر كلاسي كه از اي دي </w:t>
-            </w:r>
-            <w:r>
-              <w:rPr>
-                <w:rFonts w:cs="Mj_Casablanca Light" w:hint="cs"/>
-                <w:rtl/>
-              </w:rPr>
-              <w:t>نوع كسب و كار</w:t>
-            </w:r>
-            <w:r>
-              <w:rPr>
-                <w:rFonts w:cs="Mj_Casablanca Light" w:hint="cs"/>
-                <w:rtl/>
-              </w:rPr>
-              <w:t xml:space="preserve"> استفاده مي كند)</w:t>
+              <w:t>(هر كلاسي كه از اي دي نوع كسب و كار استفاده مي كند)</w:t>
             </w:r>
           </w:p>
         </w:tc>
@@ -6572,23 +6334,7 @@
                 <w:rtl/>
                 <w:lang w:bidi="fa-IR"/>
               </w:rPr>
-              <w:t xml:space="preserve">نگه داري ليست </w:t>
-            </w:r>
-            <w:r>
-              <w:rPr>
-                <w:rFonts w:cs="Mj_Casablanca Light" w:hint="cs"/>
-                <w:rtl/>
-                <w:lang w:bidi="fa-IR"/>
-              </w:rPr>
-              <w:t>كسب و كار</w:t>
-            </w:r>
-            <w:r>
-              <w:rPr>
-                <w:rFonts w:cs="Mj_Casablanca Light" w:hint="cs"/>
-                <w:rtl/>
-                <w:lang w:bidi="fa-IR"/>
-              </w:rPr>
-              <w:t xml:space="preserve"> ها </w:t>
+              <w:t xml:space="preserve">نگه داري ليست كسب و كار ها </w:t>
             </w:r>
           </w:p>
         </w:tc>
@@ -6617,7 +6363,7 @@
             <w:pPr>
               <w:bidi/>
               <w:rPr>
-                <w:rFonts w:cs="Mj_Casablanca Light" w:hint="cs"/>
+                <w:rFonts w:cs="Mj_Casablanca Light"/>
                 <w:rtl/>
                 <w:lang w:bidi="fa-IR"/>
               </w:rPr>
@@ -6643,23 +6389,7 @@
                 <w:rtl/>
                 <w:lang w:bidi="fa-IR"/>
               </w:rPr>
-              <w:t xml:space="preserve"> روي </w:t>
-            </w:r>
-            <w:r>
-              <w:rPr>
-                <w:rFonts w:cs="Mj_Casablanca Light" w:hint="cs"/>
-                <w:rtl/>
-                <w:lang w:bidi="fa-IR"/>
-              </w:rPr>
-              <w:t>نوع كسب و كار</w:t>
-            </w:r>
-            <w:r>
-              <w:rPr>
-                <w:rFonts w:cs="Mj_Casablanca Light" w:hint="cs"/>
-                <w:rtl/>
-                <w:lang w:bidi="fa-IR"/>
-              </w:rPr>
-              <w:t xml:space="preserve"> ها</w:t>
+              <w:t xml:space="preserve"> روي نوع كسب و كار ها</w:t>
             </w:r>
           </w:p>
         </w:tc>
@@ -6773,21 +6503,7 @@
                 <w:rFonts w:cs="Mj_Casablanca Light" w:hint="cs"/>
                 <w:rtl/>
               </w:rPr>
-              <w:t xml:space="preserve">اسم </w:t>
-            </w:r>
-            <w:r>
-              <w:rPr>
-                <w:rFonts w:cs="Mj_Casablanca Light" w:hint="cs"/>
-                <w:rtl/>
-              </w:rPr>
-              <w:t xml:space="preserve">نوع كسب و كار </w:t>
-            </w:r>
-            <w:r>
-              <w:rPr>
-                <w:rFonts w:cs="Mj_Casablanca Light" w:hint="cs"/>
-                <w:rtl/>
-              </w:rPr>
-              <w:t>( رشته )</w:t>
+              <w:t>اسم نوع كسب و كار ( رشته )</w:t>
             </w:r>
           </w:p>
         </w:tc>
@@ -7314,7 +7030,7 @@
             <w:pPr>
               <w:bidi/>
               <w:rPr>
-                <w:rFonts w:cs="Mj_Casablanca Light" w:hint="cs"/>
+                <w:rFonts w:cs="Mj_Casablanca Light"/>
                 <w:rtl/>
                 <w:lang w:bidi="fa-IR"/>
               </w:rPr>
@@ -7363,7 +7079,7 @@
             <w:pPr>
               <w:bidi/>
               <w:rPr>
-                <w:rFonts w:cs="Mj_Casablanca Light" w:hint="cs"/>
+                <w:rFonts w:cs="Mj_Casablanca Light"/>
                 <w:rtl/>
                 <w:lang w:bidi="fa-IR"/>
               </w:rPr>
@@ -8212,21 +7928,7 @@
                 <w:rFonts w:cs="Mj_Casablanca Light" w:hint="cs"/>
                 <w:rtl/>
               </w:rPr>
-              <w:t xml:space="preserve">مديريت </w:t>
-            </w:r>
-            <w:r>
-              <w:rPr>
-                <w:rFonts w:cs="Mj_Casablanca Light" w:hint="cs"/>
-                <w:rtl/>
-              </w:rPr>
-              <w:t>نوبت هاي</w:t>
-            </w:r>
-            <w:r>
-              <w:rPr>
-                <w:rFonts w:cs="Mj_Casablanca Light" w:hint="cs"/>
-                <w:rtl/>
-              </w:rPr>
-              <w:t xml:space="preserve"> يك كسب و كار</w:t>
+              <w:t>مديريت نوبت هاي يك كسب و كار</w:t>
             </w:r>
           </w:p>
         </w:tc>
@@ -8264,14 +7966,7 @@
                 <w:rFonts w:cs="Mj_Casablanca Light" w:hint="cs"/>
                 <w:rtl/>
               </w:rPr>
-              <w:t xml:space="preserve">نوبت ها </w:t>
-            </w:r>
-            <w:r>
-              <w:rPr>
-                <w:rFonts w:cs="Mj_Casablanca Light" w:hint="cs"/>
-                <w:rtl/>
-              </w:rPr>
-              <w:t xml:space="preserve"> </w:t>
+              <w:t xml:space="preserve">نوبت ها  </w:t>
             </w:r>
           </w:p>
         </w:tc>
@@ -8340,7 +8035,7 @@
             <w:pPr>
               <w:bidi/>
               <w:rPr>
-                <w:rFonts w:cs="Mj_Casablanca Light" w:hint="cs"/>
+                <w:rFonts w:cs="Mj_Casablanca Light"/>
                 <w:rtl/>
                 <w:lang w:bidi="fa-IR"/>
               </w:rPr>
@@ -8389,7 +8084,7 @@
             <w:pPr>
               <w:bidi/>
               <w:rPr>
-                <w:rFonts w:cs="Mj_Casablanca Light" w:hint="cs"/>
+                <w:rFonts w:cs="Mj_Casablanca Light"/>
                 <w:rtl/>
                 <w:lang w:bidi="fa-IR"/>
               </w:rPr>
@@ -8415,15 +8110,7 @@
                 <w:rtl/>
                 <w:lang w:bidi="fa-IR"/>
               </w:rPr>
-              <w:t xml:space="preserve"> براي </w:t>
-            </w:r>
-            <w:r>
-              <w:rPr>
-                <w:rFonts w:cs="Mj_Casablanca Light" w:hint="cs"/>
-                <w:rtl/>
-                <w:lang w:bidi="fa-IR"/>
-              </w:rPr>
-              <w:t xml:space="preserve">نوبت ها </w:t>
+              <w:t xml:space="preserve"> براي نوبت ها </w:t>
             </w:r>
           </w:p>
         </w:tc>
@@ -9046,14 +8733,7 @@
                 <w:rFonts w:cs="Mj_Casablanca Light" w:hint="cs"/>
                 <w:rtl/>
               </w:rPr>
-              <w:t xml:space="preserve"> </w:t>
-            </w:r>
-            <w:r>
-              <w:rPr>
-                <w:rFonts w:cs="Mj_Casablanca Light" w:hint="cs"/>
-                <w:rtl/>
-              </w:rPr>
-              <w:t xml:space="preserve">نوبت </w:t>
+              <w:t xml:space="preserve"> نوبت </w:t>
             </w:r>
             <w:r>
               <w:rPr>
@@ -9148,14 +8828,7 @@
                 <w:rFonts w:cs="Mj_Casablanca Light" w:hint="cs"/>
                 <w:rtl/>
               </w:rPr>
-              <w:t>رزرو</w:t>
-            </w:r>
-            <w:r>
-              <w:rPr>
-                <w:rFonts w:cs="Mj_Casablanca Light" w:hint="cs"/>
-                <w:rtl/>
-              </w:rPr>
-              <w:t xml:space="preserve"> </w:t>
+              <w:t xml:space="preserve">رزرو </w:t>
             </w:r>
             <w:r>
               <w:rPr>
@@ -9269,7 +8942,7 @@
             <w:pPr>
               <w:bidi/>
               <w:rPr>
-                <w:rFonts w:cs="Mj_Casablanca Light" w:hint="cs"/>
+                <w:rFonts w:cs="Mj_Casablanca Light"/>
                 <w:rtl/>
                 <w:lang w:bidi="fa-IR"/>
               </w:rPr>
@@ -9317,7 +8990,7 @@
             <w:pPr>
               <w:bidi/>
               <w:rPr>
-                <w:rFonts w:cs="Mj_Casablanca Light" w:hint="cs"/>
+                <w:rFonts w:cs="Mj_Casablanca Light"/>
                 <w:rtl/>
                 <w:lang w:bidi="fa-IR"/>
               </w:rPr>
@@ -9494,21 +9167,7 @@
                 <w:rFonts w:cs="Mj_Casablanca Light" w:hint="cs"/>
                 <w:rtl/>
               </w:rPr>
-              <w:t>شناسه يكتا</w:t>
-            </w:r>
-            <w:r>
-              <w:rPr>
-                <w:rFonts w:cs="Mj_Casablanca Light" w:hint="cs"/>
-                <w:rtl/>
-              </w:rPr>
-              <w:t>ي</w:t>
-            </w:r>
-            <w:r>
-              <w:rPr>
-                <w:rFonts w:cs="Mj_Casablanca Light" w:hint="cs"/>
-                <w:rtl/>
-              </w:rPr>
-              <w:t xml:space="preserve"> </w:t>
+              <w:t xml:space="preserve">شناسه يكتاي </w:t>
             </w:r>
             <w:r>
               <w:rPr>
@@ -9516,15 +9175,7 @@
                 <w:rtl/>
                 <w:lang w:bidi="fa-IR"/>
               </w:rPr>
-              <w:t>نوبت</w:t>
-            </w:r>
-            <w:r>
-              <w:rPr>
-                <w:rFonts w:cs="Mj_Casablanca Light" w:hint="cs"/>
-                <w:rtl/>
-                <w:lang w:bidi="fa-IR"/>
-              </w:rPr>
-              <w:t xml:space="preserve"> </w:t>
+              <w:t xml:space="preserve">نوبت </w:t>
             </w:r>
             <w:r>
               <w:rPr>
@@ -9931,7 +9582,6 @@
             <w:r>
               <w:rPr>
                 <w:rFonts w:cs="Mj_Casablanca Light" w:hint="cs"/>
-                <w:color w:val="0070C0"/>
                 <w:rtl/>
               </w:rPr>
               <w:t>وضعيت هاي نوبت</w:t>
@@ -10015,15 +9665,7 @@
                 <w:color w:val="0070C0"/>
                 <w:rtl/>
               </w:rPr>
-              <w:t xml:space="preserve"> </w:t>
-            </w:r>
-            <w:r>
-              <w:rPr>
-                <w:rFonts w:cs="Mj_Casablanca Light" w:hint="cs"/>
-                <w:color w:val="0070C0"/>
-                <w:rtl/>
-              </w:rPr>
-              <w:t>وضعيت نوبت</w:t>
+              <w:t xml:space="preserve"> وضعيت نوبت</w:t>
             </w:r>
             <w:r>
               <w:rPr>
@@ -10138,21 +9780,7 @@
                 <w:rFonts w:cs="Mj_Casablanca Light" w:hint="cs"/>
                 <w:rtl/>
               </w:rPr>
-              <w:t xml:space="preserve">ارائه نام </w:t>
-            </w:r>
-            <w:r>
-              <w:rPr>
-                <w:rFonts w:cs="Mj_Casablanca Light" w:hint="cs"/>
-                <w:rtl/>
-              </w:rPr>
-              <w:t>وضعيت</w:t>
-            </w:r>
-            <w:r>
-              <w:rPr>
-                <w:rFonts w:cs="Mj_Casablanca Light" w:hint="cs"/>
-                <w:rtl/>
-              </w:rPr>
-              <w:t xml:space="preserve"> با وجود اي دي و برعكس</w:t>
+              <w:t>ارائه نام وضعيت با وجود اي دي و برعكس</w:t>
             </w:r>
           </w:p>
         </w:tc>
@@ -10274,14 +9902,7 @@
                 <w:rFonts w:cs="Mj_Casablanca Light" w:hint="cs"/>
                 <w:rtl/>
               </w:rPr>
-              <w:t>نام وضعيت</w:t>
-            </w:r>
-            <w:r>
-              <w:rPr>
-                <w:rFonts w:cs="Mj_Casablanca Light" w:hint="cs"/>
-                <w:rtl/>
-              </w:rPr>
-              <w:t xml:space="preserve"> ( رشته )</w:t>
+              <w:t>نام وضعيت ( رشته )</w:t>
             </w:r>
           </w:p>
         </w:tc>
@@ -11237,6 +10858,7 @@
   <w:style w:type="character" w:default="1" w:styleId="DefaultParagraphFont">
     <w:name w:val="Default Paragraph Font"/>
     <w:uiPriority w:val="1"/>
+    <w:semiHidden/>
     <w:unhideWhenUsed/>
   </w:style>
   <w:style w:type="table" w:default="1" w:styleId="TableNormal">

--- a/Documentation/Analysis/CRC/CRCCard.docx
+++ b/Documentation/Analysis/CRC/CRCCard.docx
@@ -419,29 +419,7 @@
                 <w:color w:val="0070C0"/>
                 <w:lang w:bidi="fa-IR"/>
               </w:rPr>
-              <w:t xml:space="preserve">UC _ </w:t>
-            </w:r>
-            <w:proofErr w:type="gramStart"/>
-            <w:r>
-              <w:rPr>
-                <w:rFonts w:ascii="Zain" w:hAnsi="Zain" w:cs="Zain"/>
-                <w:b/>
-                <w:bCs/>
-                <w:color w:val="0070C0"/>
-                <w:lang w:bidi="fa-IR"/>
-              </w:rPr>
-              <w:t>1.1 ,</w:t>
-            </w:r>
-            <w:proofErr w:type="gramEnd"/>
-            <w:r>
-              <w:rPr>
-                <w:rFonts w:ascii="Zain" w:hAnsi="Zain" w:cs="Zain"/>
-                <w:b/>
-                <w:bCs/>
-                <w:color w:val="0070C0"/>
-                <w:lang w:bidi="fa-IR"/>
-              </w:rPr>
-              <w:t xml:space="preserve"> 1.2</w:t>
+              <w:t>UC _ 1.1 , 1.2</w:t>
             </w:r>
             <w:r>
               <w:rPr>
@@ -452,203 +430,49 @@
                 <w:lang w:bidi="fa-IR"/>
               </w:rPr>
               <w:br/>
-              <w:t xml:space="preserve">UC _ </w:t>
-            </w:r>
-            <w:proofErr w:type="gramStart"/>
-            <w:r>
-              <w:rPr>
-                <w:rFonts w:ascii="Zain" w:hAnsi="Zain" w:cs="Zain"/>
-                <w:b/>
-                <w:bCs/>
-                <w:color w:val="0070C0"/>
-                <w:lang w:bidi="fa-IR"/>
-              </w:rPr>
-              <w:t>2.1 ,</w:t>
-            </w:r>
-            <w:proofErr w:type="gramEnd"/>
-            <w:r>
-              <w:rPr>
-                <w:rFonts w:ascii="Zain" w:hAnsi="Zain" w:cs="Zain"/>
-                <w:b/>
-                <w:bCs/>
-                <w:color w:val="0070C0"/>
-                <w:lang w:bidi="fa-IR"/>
-              </w:rPr>
-              <w:t xml:space="preserve"> </w:t>
-            </w:r>
-            <w:proofErr w:type="gramStart"/>
-            <w:r>
-              <w:rPr>
-                <w:rFonts w:ascii="Zain" w:hAnsi="Zain" w:cs="Zain"/>
-                <w:b/>
-                <w:bCs/>
-                <w:color w:val="0070C0"/>
-                <w:lang w:bidi="fa-IR"/>
-              </w:rPr>
-              <w:t>2.2 ,</w:t>
-            </w:r>
-            <w:proofErr w:type="gramEnd"/>
-            <w:r>
-              <w:rPr>
-                <w:rFonts w:ascii="Zain" w:hAnsi="Zain" w:cs="Zain"/>
-                <w:b/>
-                <w:bCs/>
-                <w:color w:val="0070C0"/>
-                <w:lang w:bidi="fa-IR"/>
-              </w:rPr>
-              <w:t xml:space="preserve"> 2.6</w:t>
-            </w:r>
-          </w:p>
-          <w:p>
-            <w:pPr>
-              <w:rPr>
-                <w:rFonts w:ascii="Zain" w:hAnsi="Zain" w:cs="Zain"/>
-                <w:b/>
-                <w:bCs/>
-                <w:color w:val="0070C0"/>
-                <w:lang w:bidi="fa-IR"/>
-              </w:rPr>
-            </w:pPr>
-            <w:r>
-              <w:rPr>
-                <w:rFonts w:ascii="Zain" w:hAnsi="Zain" w:cs="Zain"/>
-                <w:b/>
-                <w:bCs/>
-                <w:color w:val="0070C0"/>
-                <w:lang w:bidi="fa-IR"/>
-              </w:rPr>
-              <w:t>UC _ 3.11-3.</w:t>
-            </w:r>
-            <w:proofErr w:type="gramStart"/>
-            <w:r>
-              <w:rPr>
-                <w:rFonts w:ascii="Zain" w:hAnsi="Zain" w:cs="Zain"/>
-                <w:b/>
-                <w:bCs/>
-                <w:color w:val="0070C0"/>
-                <w:lang w:bidi="fa-IR"/>
-              </w:rPr>
-              <w:t>14 ,</w:t>
-            </w:r>
-            <w:proofErr w:type="gramEnd"/>
-            <w:r>
-              <w:rPr>
-                <w:rFonts w:ascii="Zain" w:hAnsi="Zain" w:cs="Zain"/>
-                <w:b/>
-                <w:bCs/>
-                <w:color w:val="0070C0"/>
-                <w:lang w:bidi="fa-IR"/>
-              </w:rPr>
-              <w:t xml:space="preserve"> </w:t>
-            </w:r>
-            <w:proofErr w:type="gramStart"/>
-            <w:r>
-              <w:rPr>
-                <w:rFonts w:ascii="Zain" w:hAnsi="Zain" w:cs="Zain"/>
-                <w:b/>
-                <w:bCs/>
-                <w:color w:val="0070C0"/>
-                <w:lang w:bidi="fa-IR"/>
-              </w:rPr>
-              <w:t>3.16 ,</w:t>
-            </w:r>
-            <w:proofErr w:type="gramEnd"/>
-            <w:r>
-              <w:rPr>
-                <w:rFonts w:ascii="Zain" w:hAnsi="Zain" w:cs="Zain"/>
-                <w:b/>
-                <w:bCs/>
-                <w:color w:val="0070C0"/>
-                <w:lang w:bidi="fa-IR"/>
-              </w:rPr>
-              <w:t xml:space="preserve"> 3.17</w:t>
-            </w:r>
-          </w:p>
-          <w:p>
-            <w:pPr>
-              <w:rPr>
-                <w:rFonts w:ascii="Zain" w:hAnsi="Zain" w:cs="Zain"/>
-                <w:b/>
-                <w:bCs/>
-                <w:color w:val="0070C0"/>
-                <w:lang w:bidi="fa-IR"/>
-              </w:rPr>
-            </w:pPr>
-            <w:r>
-              <w:rPr>
-                <w:rFonts w:ascii="Zain" w:hAnsi="Zain" w:cs="Zain"/>
-                <w:b/>
-                <w:bCs/>
-                <w:color w:val="0070C0"/>
-                <w:lang w:bidi="fa-IR"/>
-              </w:rPr>
-              <w:t xml:space="preserve">UC _ </w:t>
-            </w:r>
-            <w:proofErr w:type="gramStart"/>
-            <w:r>
-              <w:rPr>
-                <w:rFonts w:ascii="Zain" w:hAnsi="Zain" w:cs="Zain"/>
-                <w:b/>
-                <w:bCs/>
-                <w:color w:val="0070C0"/>
-                <w:lang w:bidi="fa-IR"/>
-              </w:rPr>
-              <w:t>4.1 ,</w:t>
-            </w:r>
-            <w:proofErr w:type="gramEnd"/>
-            <w:r>
-              <w:rPr>
-                <w:rFonts w:ascii="Zain" w:hAnsi="Zain" w:cs="Zain"/>
-                <w:b/>
-                <w:bCs/>
-                <w:color w:val="0070C0"/>
-                <w:lang w:bidi="fa-IR"/>
-              </w:rPr>
-              <w:t xml:space="preserve"> </w:t>
-            </w:r>
-            <w:proofErr w:type="gramStart"/>
-            <w:r>
-              <w:rPr>
-                <w:rFonts w:ascii="Zain" w:hAnsi="Zain" w:cs="Zain"/>
-                <w:b/>
-                <w:bCs/>
-                <w:color w:val="0070C0"/>
-                <w:lang w:bidi="fa-IR"/>
-              </w:rPr>
-              <w:t>4.2 ,</w:t>
-            </w:r>
-            <w:proofErr w:type="gramEnd"/>
-            <w:r>
-              <w:rPr>
-                <w:rFonts w:ascii="Zain" w:hAnsi="Zain" w:cs="Zain"/>
-                <w:b/>
-                <w:bCs/>
-                <w:color w:val="0070C0"/>
-                <w:lang w:bidi="fa-IR"/>
-              </w:rPr>
-              <w:t xml:space="preserve"> </w:t>
-            </w:r>
-            <w:proofErr w:type="gramStart"/>
-            <w:r>
-              <w:rPr>
-                <w:rFonts w:ascii="Zain" w:hAnsi="Zain" w:cs="Zain"/>
-                <w:b/>
-                <w:bCs/>
-                <w:color w:val="0070C0"/>
-                <w:lang w:bidi="fa-IR"/>
-              </w:rPr>
-              <w:t>4.6 ,</w:t>
-            </w:r>
-            <w:proofErr w:type="gramEnd"/>
-            <w:r>
-              <w:rPr>
-                <w:rFonts w:ascii="Zain" w:hAnsi="Zain" w:cs="Zain"/>
-                <w:b/>
-                <w:bCs/>
-                <w:color w:val="0070C0"/>
-                <w:lang w:bidi="fa-IR"/>
-              </w:rPr>
-              <w:t xml:space="preserve"> 4.7</w:t>
+              <w:t>UC _ 2.1 , 2.2 , 2.6</w:t>
+            </w:r>
+          </w:p>
+          <w:p>
+            <w:pPr>
+              <w:rPr>
+                <w:rFonts w:ascii="Zain" w:hAnsi="Zain" w:cs="Zain"/>
+                <w:b/>
+                <w:bCs/>
+                <w:color w:val="0070C0"/>
+                <w:lang w:bidi="fa-IR"/>
+              </w:rPr>
+            </w:pPr>
+            <w:r>
+              <w:rPr>
+                <w:rFonts w:ascii="Zain" w:hAnsi="Zain" w:cs="Zain"/>
+                <w:b/>
+                <w:bCs/>
+                <w:color w:val="0070C0"/>
+                <w:lang w:bidi="fa-IR"/>
+              </w:rPr>
+              <w:t>UC _ 3.11-3.14 , 3.16 , 3.17</w:t>
+            </w:r>
+          </w:p>
+          <w:p>
+            <w:pPr>
+              <w:rPr>
+                <w:rFonts w:ascii="Zain" w:hAnsi="Zain" w:cs="Zain"/>
+                <w:b/>
+                <w:bCs/>
+                <w:color w:val="0070C0"/>
+                <w:lang w:bidi="fa-IR"/>
+              </w:rPr>
+            </w:pPr>
+            <w:r>
+              <w:rPr>
+                <w:rFonts w:ascii="Zain" w:hAnsi="Zain" w:cs="Zain"/>
+                <w:b/>
+                <w:bCs/>
+                <w:color w:val="0070C0"/>
+                <w:lang w:bidi="fa-IR"/>
+              </w:rPr>
+              <w:t>UC _ 4.1 , 4.2 , 4.6 , 4.7</w:t>
             </w:r>
           </w:p>
           <w:p>
@@ -1734,23 +1558,7 @@
                 <w:rtl/>
                 <w:lang w:bidi="fa-IR"/>
               </w:rPr>
-              <w:t>ا</w:t>
-            </w:r>
-            <w:r>
-              <w:rPr>
-                <w:rFonts w:ascii="Zain" w:hAnsi="Zain" w:cs="Zain"/>
-                <w:rtl/>
-                <w:lang w:bidi="fa-IR"/>
-              </w:rPr>
-              <w:t>ی</w:t>
-            </w:r>
-            <w:r>
-              <w:rPr>
-                <w:rFonts w:ascii="Zain" w:hAnsi="Zain" w:cs="Zain"/>
-                <w:rtl/>
-                <w:lang w:bidi="fa-IR"/>
-              </w:rPr>
-              <w:t>م</w:t>
+              <w:t>عكس پروفا</w:t>
             </w:r>
             <w:r>
               <w:rPr>
@@ -1833,7 +1641,7 @@
                 <w:rtl/>
                 <w:lang w:bidi="fa-IR"/>
               </w:rPr>
-              <w:t>عكس پروفا</w:t>
+              <w:t>تعداد دفعات وارد كردن رمز اشتباه ( عدد طب</w:t>
             </w:r>
             <w:r>
               <w:rPr>
@@ -1849,21 +1657,11 @@
                 <w:rtl/>
                 <w:lang w:bidi="fa-IR"/>
               </w:rPr>
-              <w:t xml:space="preserve">ل ( رشته ) </w:t>
-            </w:r>
-            <w:r>
-              <w:rPr>
-                <w:rFonts w:ascii="Zain" w:hAnsi="Zain" w:cs="Zain"/>
-                <w:color w:val="EE0000"/>
-                <w:rtl/>
-                <w:lang w:bidi="fa-IR"/>
-              </w:rPr>
-              <w:t>"اخت</w:t>
-            </w:r>
-            <w:r>
-              <w:rPr>
-                <w:rFonts w:ascii="Zain" w:hAnsi="Zain" w:cs="Zain"/>
-                <w:color w:val="EE0000"/>
+              <w:t>ع</w:t>
+            </w:r>
+            <w:r>
+              <w:rPr>
+                <w:rFonts w:ascii="Zain" w:hAnsi="Zain" w:cs="Zain"/>
                 <w:rtl/>
                 <w:lang w:bidi="fa-IR"/>
               </w:rPr>
@@ -1872,29 +1670,10 @@
             <w:r>
               <w:rPr>
                 <w:rFonts w:ascii="Zain" w:hAnsi="Zain" w:cs="Zain"/>
-                <w:color w:val="EE0000"/>
-                <w:rtl/>
-                <w:lang w:bidi="fa-IR"/>
-              </w:rPr>
-              <w:t>ار</w:t>
-            </w:r>
-            <w:r>
-              <w:rPr>
-                <w:rFonts w:ascii="Zain" w:hAnsi="Zain" w:cs="Zain"/>
-                <w:color w:val="EE0000"/>
-                <w:rtl/>
-                <w:lang w:bidi="fa-IR"/>
-              </w:rPr>
-              <w:t>ی</w:t>
-            </w:r>
-            <w:r>
-              <w:rPr>
-                <w:rFonts w:ascii="Zain" w:hAnsi="Zain" w:cs="Zain"/>
-                <w:color w:val="EE0000"/>
-                <w:rtl/>
-                <w:lang w:bidi="fa-IR"/>
-              </w:rPr>
-              <w:t>"</w:t>
+                <w:rtl/>
+                <w:lang w:bidi="fa-IR"/>
+              </w:rPr>
+              <w:t xml:space="preserve"> )</w:t>
             </w:r>
           </w:p>
           <w:p>
@@ -1916,7 +1695,7 @@
                 <w:rtl/>
                 <w:lang w:bidi="fa-IR"/>
               </w:rPr>
-              <w:t>تعداد دفعات وارد كردن رمز اشتباه ( عدد طب</w:t>
+              <w:t>زمان تلاش بعد</w:t>
             </w:r>
             <w:r>
               <w:rPr>
@@ -1932,7 +1711,7 @@
                 <w:rtl/>
                 <w:lang w:bidi="fa-IR"/>
               </w:rPr>
-              <w:t>ع</w:t>
+              <w:t xml:space="preserve"> برا</w:t>
             </w:r>
             <w:r>
               <w:rPr>
@@ -1948,7 +1727,23 @@
                 <w:rtl/>
                 <w:lang w:bidi="fa-IR"/>
               </w:rPr>
-              <w:t xml:space="preserve"> )</w:t>
+              <w:t xml:space="preserve"> ورود ( تار</w:t>
+            </w:r>
+            <w:r>
+              <w:rPr>
+                <w:rFonts w:ascii="Zain" w:hAnsi="Zain" w:cs="Zain"/>
+                <w:rtl/>
+                <w:lang w:bidi="fa-IR"/>
+              </w:rPr>
+              <w:t>ی</w:t>
+            </w:r>
+            <w:r>
+              <w:rPr>
+                <w:rFonts w:ascii="Zain" w:hAnsi="Zain" w:cs="Zain"/>
+                <w:rtl/>
+                <w:lang w:bidi="fa-IR"/>
+              </w:rPr>
+              <w:t>خ و زمان )</w:t>
             </w:r>
           </w:p>
           <w:p>
@@ -1970,7 +1765,7 @@
                 <w:rtl/>
                 <w:lang w:bidi="fa-IR"/>
               </w:rPr>
-              <w:t>زمان تلاش بعد</w:t>
+              <w:t>آ</w:t>
             </w:r>
             <w:r>
               <w:rPr>
@@ -1986,7 +1781,31 @@
                 <w:rtl/>
                 <w:lang w:bidi="fa-IR"/>
               </w:rPr>
-              <w:t xml:space="preserve"> برا</w:t>
+              <w:t xml:space="preserve">ا </w:t>
+            </w:r>
+            <w:r>
+              <w:rPr>
+                <w:rFonts w:ascii="Zain" w:hAnsi="Zain" w:cs="Zain"/>
+                <w:rtl/>
+                <w:lang w:bidi="fa-IR"/>
+              </w:rPr>
+              <w:t>مسدود</w:t>
+            </w:r>
+            <w:r>
+              <w:rPr>
+                <w:rFonts w:ascii="Zain" w:hAnsi="Zain" w:cs="Zain"/>
+                <w:rtl/>
+                <w:lang w:bidi="fa-IR"/>
+              </w:rPr>
+              <w:t xml:space="preserve"> است ؟</w:t>
+            </w:r>
+            <w:r>
+              <w:rPr>
+                <w:rFonts w:ascii="Zain" w:hAnsi="Zain" w:cs="Zain"/>
+                <w:rtl/>
+                <w:lang w:bidi="fa-IR"/>
+              </w:rPr>
+              <w:t xml:space="preserve"> ( بول</w:t>
             </w:r>
             <w:r>
               <w:rPr>
@@ -2002,23 +1821,7 @@
                 <w:rtl/>
                 <w:lang w:bidi="fa-IR"/>
               </w:rPr>
-              <w:t xml:space="preserve"> ورود ( تار</w:t>
-            </w:r>
-            <w:r>
-              <w:rPr>
-                <w:rFonts w:ascii="Zain" w:hAnsi="Zain" w:cs="Zain"/>
-                <w:rtl/>
-                <w:lang w:bidi="fa-IR"/>
-              </w:rPr>
-              <w:t>ی</w:t>
-            </w:r>
-            <w:r>
-              <w:rPr>
-                <w:rFonts w:ascii="Zain" w:hAnsi="Zain" w:cs="Zain"/>
-                <w:rtl/>
-                <w:lang w:bidi="fa-IR"/>
-              </w:rPr>
-              <w:t>خ و زمان )</w:t>
+              <w:t>ن )</w:t>
             </w:r>
           </w:p>
           <w:p>
@@ -2056,31 +1859,7 @@
                 <w:rtl/>
                 <w:lang w:bidi="fa-IR"/>
               </w:rPr>
-              <w:t xml:space="preserve">ا </w:t>
-            </w:r>
-            <w:r>
-              <w:rPr>
-                <w:rFonts w:ascii="Zain" w:hAnsi="Zain" w:cs="Zain"/>
-                <w:rtl/>
-                <w:lang w:bidi="fa-IR"/>
-              </w:rPr>
-              <w:t>مسدود</w:t>
-            </w:r>
-            <w:r>
-              <w:rPr>
-                <w:rFonts w:ascii="Zain" w:hAnsi="Zain" w:cs="Zain"/>
-                <w:rtl/>
-                <w:lang w:bidi="fa-IR"/>
-              </w:rPr>
-              <w:t xml:space="preserve"> است ؟</w:t>
-            </w:r>
-            <w:r>
-              <w:rPr>
-                <w:rFonts w:ascii="Zain" w:hAnsi="Zain" w:cs="Zain"/>
-                <w:rtl/>
-                <w:lang w:bidi="fa-IR"/>
-              </w:rPr>
-              <w:t xml:space="preserve"> ( بول</w:t>
+              <w:t>ا حذف شده است ؟ ( بول</w:t>
             </w:r>
             <w:r>
               <w:rPr>
@@ -2114,43 +1893,42 @@
             </w:pPr>
             <w:r>
               <w:rPr>
-                <w:rFonts w:ascii="Zain" w:hAnsi="Zain" w:cs="Zain"/>
-                <w:rtl/>
-                <w:lang w:bidi="fa-IR"/>
-              </w:rPr>
-              <w:t>آ</w:t>
-            </w:r>
-            <w:r>
-              <w:rPr>
-                <w:rFonts w:ascii="Zain" w:hAnsi="Zain" w:cs="Zain"/>
-                <w:rtl/>
-                <w:lang w:bidi="fa-IR"/>
-              </w:rPr>
-              <w:t>ی</w:t>
-            </w:r>
-            <w:r>
-              <w:rPr>
-                <w:rFonts w:ascii="Zain" w:hAnsi="Zain" w:cs="Zain"/>
-                <w:rtl/>
-                <w:lang w:bidi="fa-IR"/>
-              </w:rPr>
-              <w:t>ا حذف شده است ؟ ( بول</w:t>
-            </w:r>
-            <w:r>
-              <w:rPr>
-                <w:rFonts w:ascii="Zain" w:hAnsi="Zain" w:cs="Zain"/>
-                <w:rtl/>
-                <w:lang w:bidi="fa-IR"/>
-              </w:rPr>
-              <w:t>ی</w:t>
-            </w:r>
-            <w:r>
-              <w:rPr>
-                <w:rFonts w:ascii="Zain" w:hAnsi="Zain" w:cs="Zain"/>
-                <w:rtl/>
-                <w:lang w:bidi="fa-IR"/>
-              </w:rPr>
-              <w:t>ن )</w:t>
+                <w:rFonts w:ascii="Zain" w:hAnsi="Zain" w:cs="Zain" w:hint="cs"/>
+                <w:rtl/>
+                <w:lang w:bidi="fa-IR"/>
+              </w:rPr>
+              <w:t>شناسه</w:t>
+            </w:r>
+            <w:r>
+              <w:rPr>
+                <w:rFonts w:ascii="Zain" w:hAnsi="Zain" w:cs="Zain" w:hint="cs"/>
+                <w:rtl/>
+                <w:lang w:bidi="fa-IR"/>
+              </w:rPr>
+              <w:t xml:space="preserve"> يكتای</w:t>
+            </w:r>
+            <w:r>
+              <w:rPr>
+                <w:rFonts w:ascii="Zain" w:hAnsi="Zain" w:cs="Zain"/>
+                <w:rtl/>
+                <w:lang w:bidi="fa-IR"/>
+              </w:rPr>
+              <w:t xml:space="preserve"> سازنده (</w:t>
+            </w:r>
+            <w:r>
+              <w:rPr>
+                <w:rFonts w:ascii="Zain" w:hAnsi="Zain" w:cs="Zain"/>
+                <w:lang w:bidi="fa-IR"/>
+              </w:rPr>
+              <w:t>GUID</w:t>
+            </w:r>
+            <w:r>
+              <w:rPr>
+                <w:rFonts w:ascii="Zain" w:hAnsi="Zain" w:cs="Zain"/>
+                <w:rtl/>
+                <w:lang w:bidi="fa-IR"/>
+              </w:rPr>
+              <w:t>)</w:t>
             </w:r>
           </w:p>
           <w:p>
@@ -2168,42 +1946,43 @@
             </w:pPr>
             <w:r>
               <w:rPr>
-                <w:rFonts w:ascii="Zain" w:hAnsi="Zain" w:cs="Zain" w:hint="cs"/>
-                <w:rtl/>
-                <w:lang w:bidi="fa-IR"/>
-              </w:rPr>
-              <w:t>شناسه</w:t>
-            </w:r>
-            <w:r>
-              <w:rPr>
-                <w:rFonts w:ascii="Zain" w:hAnsi="Zain" w:cs="Zain" w:hint="cs"/>
-                <w:rtl/>
-                <w:lang w:bidi="fa-IR"/>
-              </w:rPr>
-              <w:t xml:space="preserve"> يكتای</w:t>
-            </w:r>
-            <w:r>
-              <w:rPr>
-                <w:rFonts w:ascii="Zain" w:hAnsi="Zain" w:cs="Zain"/>
-                <w:rtl/>
-                <w:lang w:bidi="fa-IR"/>
-              </w:rPr>
-              <w:t xml:space="preserve"> سازنده (</w:t>
-            </w:r>
-            <w:r>
-              <w:rPr>
-                <w:rFonts w:ascii="Zain" w:hAnsi="Zain" w:cs="Zain"/>
-                <w:lang w:bidi="fa-IR"/>
-              </w:rPr>
-              <w:t>GUID</w:t>
-            </w:r>
-            <w:r>
-              <w:rPr>
-                <w:rFonts w:ascii="Zain" w:hAnsi="Zain" w:cs="Zain"/>
-                <w:rtl/>
-                <w:lang w:bidi="fa-IR"/>
-              </w:rPr>
-              <w:t>)</w:t>
+                <w:rFonts w:ascii="Zain" w:hAnsi="Zain" w:cs="Zain"/>
+                <w:rtl/>
+                <w:lang w:bidi="fa-IR"/>
+              </w:rPr>
+              <w:t>تار</w:t>
+            </w:r>
+            <w:r>
+              <w:rPr>
+                <w:rFonts w:ascii="Zain" w:hAnsi="Zain" w:cs="Zain"/>
+                <w:rtl/>
+                <w:lang w:bidi="fa-IR"/>
+              </w:rPr>
+              <w:t>ی</w:t>
+            </w:r>
+            <w:r>
+              <w:rPr>
+                <w:rFonts w:ascii="Zain" w:hAnsi="Zain" w:cs="Zain"/>
+                <w:rtl/>
+                <w:lang w:bidi="fa-IR"/>
+              </w:rPr>
+              <w:t>خ ساخت ( تار</w:t>
+            </w:r>
+            <w:r>
+              <w:rPr>
+                <w:rFonts w:ascii="Zain" w:hAnsi="Zain" w:cs="Zain"/>
+                <w:rtl/>
+                <w:lang w:bidi="fa-IR"/>
+              </w:rPr>
+              <w:t>ی</w:t>
+            </w:r>
+            <w:r>
+              <w:rPr>
+                <w:rFonts w:ascii="Zain" w:hAnsi="Zain" w:cs="Zain"/>
+                <w:rtl/>
+                <w:lang w:bidi="fa-IR"/>
+              </w:rPr>
+              <w:t>خ و زمان )</w:t>
             </w:r>
           </w:p>
           <w:p>
@@ -2221,43 +2000,82 @@
             </w:pPr>
             <w:r>
               <w:rPr>
-                <w:rFonts w:ascii="Zain" w:hAnsi="Zain" w:cs="Zain"/>
-                <w:rtl/>
-                <w:lang w:bidi="fa-IR"/>
-              </w:rPr>
-              <w:t>تار</w:t>
-            </w:r>
-            <w:r>
-              <w:rPr>
-                <w:rFonts w:ascii="Zain" w:hAnsi="Zain" w:cs="Zain"/>
-                <w:rtl/>
-                <w:lang w:bidi="fa-IR"/>
-              </w:rPr>
-              <w:t>ی</w:t>
-            </w:r>
-            <w:r>
-              <w:rPr>
-                <w:rFonts w:ascii="Zain" w:hAnsi="Zain" w:cs="Zain"/>
-                <w:rtl/>
-                <w:lang w:bidi="fa-IR"/>
-              </w:rPr>
-              <w:t>خ ساخت ( تار</w:t>
-            </w:r>
-            <w:r>
-              <w:rPr>
-                <w:rFonts w:ascii="Zain" w:hAnsi="Zain" w:cs="Zain"/>
-                <w:rtl/>
-                <w:lang w:bidi="fa-IR"/>
-              </w:rPr>
-              <w:t>ی</w:t>
-            </w:r>
-            <w:r>
-              <w:rPr>
-                <w:rFonts w:ascii="Zain" w:hAnsi="Zain" w:cs="Zain"/>
-                <w:rtl/>
-                <w:lang w:bidi="fa-IR"/>
-              </w:rPr>
-              <w:t>خ و زمان )</w:t>
+                <w:rFonts w:ascii="Zain" w:hAnsi="Zain" w:cs="Zain" w:hint="cs"/>
+                <w:rtl/>
+                <w:lang w:bidi="fa-IR"/>
+              </w:rPr>
+              <w:t>شناسه</w:t>
+            </w:r>
+            <w:r>
+              <w:rPr>
+                <w:rFonts w:ascii="Zain" w:hAnsi="Zain" w:cs="Zain"/>
+                <w:rtl/>
+                <w:lang w:bidi="fa-IR"/>
+              </w:rPr>
+              <w:t xml:space="preserve"> </w:t>
+            </w:r>
+            <w:r>
+              <w:rPr>
+                <w:rFonts w:ascii="Zain" w:hAnsi="Zain" w:cs="Zain" w:hint="cs"/>
+                <w:rtl/>
+                <w:lang w:bidi="fa-IR"/>
+              </w:rPr>
+              <w:t xml:space="preserve">یکتای </w:t>
+            </w:r>
+            <w:r>
+              <w:rPr>
+                <w:rFonts w:ascii="Zain" w:hAnsi="Zain" w:cs="Zain"/>
+                <w:rtl/>
+                <w:lang w:bidi="fa-IR"/>
+              </w:rPr>
+              <w:t xml:space="preserve">فرد </w:t>
+            </w:r>
+            <w:r>
+              <w:rPr>
+                <w:rFonts w:ascii="Zain" w:hAnsi="Zain" w:cs="Zain"/>
+                <w:rtl/>
+                <w:lang w:bidi="fa-IR"/>
+              </w:rPr>
+              <w:t>تغ</w:t>
+            </w:r>
+            <w:r>
+              <w:rPr>
+                <w:rFonts w:ascii="Zain" w:hAnsi="Zain" w:cs="Zain"/>
+                <w:rtl/>
+                <w:lang w:bidi="fa-IR"/>
+              </w:rPr>
+              <w:t>یی</w:t>
+            </w:r>
+            <w:r>
+              <w:rPr>
+                <w:rFonts w:ascii="Zain" w:hAnsi="Zain" w:cs="Zain"/>
+                <w:rtl/>
+                <w:lang w:bidi="fa-IR"/>
+              </w:rPr>
+              <w:t>ر دهنده</w:t>
+            </w:r>
+            <w:r>
+              <w:rPr>
+                <w:rFonts w:ascii="Zain" w:hAnsi="Zain" w:cs="Zain"/>
+                <w:rtl/>
+                <w:lang w:bidi="fa-IR"/>
+              </w:rPr>
+              <w:t xml:space="preserve"> در اطلاعات (</w:t>
+            </w:r>
+            <w:r>
+              <w:rPr>
+                <w:rFonts w:ascii="Zain" w:hAnsi="Zain" w:cs="Zain"/>
+                <w:lang w:bidi="fa-IR"/>
+              </w:rPr>
+              <w:t>GUID</w:t>
+            </w:r>
+            <w:r>
+              <w:rPr>
+                <w:rFonts w:ascii="Zain" w:hAnsi="Zain" w:cs="Zain"/>
+                <w:rtl/>
+                <w:lang w:bidi="fa-IR"/>
+              </w:rPr>
+              <w:t>)</w:t>
             </w:r>
           </w:p>
           <w:p>
@@ -2270,99 +2088,6 @@
               <w:bidi/>
               <w:rPr>
                 <w:rFonts w:ascii="Zain" w:hAnsi="Zain" w:cs="Zain"/>
-                <w:lang w:bidi="fa-IR"/>
-              </w:rPr>
-            </w:pPr>
-            <w:r>
-              <w:rPr>
-                <w:rFonts w:ascii="Zain" w:hAnsi="Zain" w:cs="Zain" w:hint="cs"/>
-                <w:rtl/>
-                <w:lang w:bidi="fa-IR"/>
-              </w:rPr>
-              <w:t>شناسه</w:t>
-            </w:r>
-            <w:r>
-              <w:rPr>
-                <w:rFonts w:ascii="Zain" w:hAnsi="Zain" w:cs="Zain"/>
-                <w:rtl/>
-                <w:lang w:bidi="fa-IR"/>
-              </w:rPr>
-              <w:t xml:space="preserve"> </w:t>
-            </w:r>
-            <w:r>
-              <w:rPr>
-                <w:rFonts w:ascii="Zain" w:hAnsi="Zain" w:cs="Zain" w:hint="cs"/>
-                <w:rtl/>
-                <w:lang w:bidi="fa-IR"/>
-              </w:rPr>
-              <w:t xml:space="preserve">یکتای </w:t>
-            </w:r>
-            <w:r>
-              <w:rPr>
-                <w:rFonts w:ascii="Zain" w:hAnsi="Zain" w:cs="Zain"/>
-                <w:rtl/>
-                <w:lang w:bidi="fa-IR"/>
-              </w:rPr>
-              <w:t xml:space="preserve">فرد </w:t>
-            </w:r>
-            <w:r>
-              <w:rPr>
-                <w:rFonts w:ascii="Zain" w:hAnsi="Zain" w:cs="Zain"/>
-                <w:rtl/>
-                <w:lang w:bidi="fa-IR"/>
-              </w:rPr>
-              <w:t>تغ</w:t>
-            </w:r>
-            <w:r>
-              <w:rPr>
-                <w:rFonts w:ascii="Zain" w:hAnsi="Zain" w:cs="Zain"/>
-                <w:rtl/>
-                <w:lang w:bidi="fa-IR"/>
-              </w:rPr>
-              <w:t>یی</w:t>
-            </w:r>
-            <w:r>
-              <w:rPr>
-                <w:rFonts w:ascii="Zain" w:hAnsi="Zain" w:cs="Zain"/>
-                <w:rtl/>
-                <w:lang w:bidi="fa-IR"/>
-              </w:rPr>
-              <w:t>ر دهنده</w:t>
-            </w:r>
-            <w:r>
-              <w:rPr>
-                <w:rFonts w:ascii="Zain" w:hAnsi="Zain" w:cs="Zain"/>
-                <w:rtl/>
-                <w:lang w:bidi="fa-IR"/>
-              </w:rPr>
-              <w:t xml:space="preserve"> در اطلاعات (</w:t>
-            </w:r>
-            <w:r>
-              <w:rPr>
-                <w:rFonts w:ascii="Zain" w:hAnsi="Zain" w:cs="Zain"/>
-                <w:lang w:bidi="fa-IR"/>
-              </w:rPr>
-              <w:t>GUID</w:t>
-            </w:r>
-            <w:r>
-              <w:rPr>
-                <w:rFonts w:ascii="Zain" w:hAnsi="Zain" w:cs="Zain"/>
-                <w:rtl/>
-                <w:lang w:bidi="fa-IR"/>
-              </w:rPr>
-              <w:t>)</w:t>
-            </w:r>
-          </w:p>
-          <w:p>
-            <w:pPr>
-              <w:pStyle w:val="ListParagraph"/>
-              <w:numPr>
-                <w:ilvl w:val="0"/>
-                <w:numId w:val="1"/>
-              </w:numPr>
-              <w:bidi/>
-              <w:rPr>
-                <w:rFonts w:ascii="Zain" w:hAnsi="Zain" w:cs="Zain"/>
                 <w:rtl/>
                 <w:lang w:bidi="fa-IR"/>
               </w:rPr>
@@ -2750,7 +2475,6 @@
                 <w:rtl/>
                 <w:lang w:bidi="fa-IR"/>
               </w:rPr>
-              <w:lastRenderedPageBreak/>
               <w:t>رو</w:t>
             </w:r>
             <w:r>
@@ -2807,6 +2531,7 @@
                 <w:rtl/>
                 <w:lang w:bidi="fa-IR"/>
               </w:rPr>
+              <w:lastRenderedPageBreak/>
               <w:t>نام كلاس :</w:t>
             </w:r>
             <w:r>
@@ -3084,18 +2809,7 @@
                 <w:color w:val="0070C0"/>
                 <w:lang w:bidi="fa-IR"/>
               </w:rPr>
-              <w:t xml:space="preserve">UC _ </w:t>
-            </w:r>
-            <w:proofErr w:type="gramStart"/>
-            <w:r>
-              <w:rPr>
-                <w:rFonts w:ascii="Zain" w:hAnsi="Zain" w:cs="Zain"/>
-                <w:b/>
-                <w:bCs/>
-                <w:color w:val="0070C0"/>
-                <w:lang w:bidi="fa-IR"/>
-              </w:rPr>
-              <w:t>1.</w:t>
+              <w:t>UC _ 1.</w:t>
             </w:r>
             <w:r>
               <w:rPr>
@@ -3115,18 +2829,7 @@
                 <w:color w:val="0070C0"/>
                 <w:lang w:bidi="fa-IR"/>
               </w:rPr>
-              <w:t xml:space="preserve"> ,</w:t>
-            </w:r>
-            <w:proofErr w:type="gramEnd"/>
-            <w:r>
-              <w:rPr>
-                <w:rFonts w:ascii="Zain" w:hAnsi="Zain" w:cs="Zain"/>
-                <w:b/>
-                <w:bCs/>
-                <w:color w:val="0070C0"/>
-                <w:lang w:bidi="fa-IR"/>
-              </w:rPr>
-              <w:t xml:space="preserve"> 1.</w:t>
+              <w:t xml:space="preserve"> , 1.</w:t>
             </w:r>
             <w:r>
               <w:rPr>
@@ -3254,7 +2957,7 @@
                 <w:rtl/>
                 <w:lang w:bidi="fa-IR"/>
               </w:rPr>
-              <w:t>كابران</w:t>
+              <w:t>مشتری ، نقش ها ، کسب و کار های تایید شده</w:t>
             </w:r>
           </w:p>
         </w:tc>
@@ -3274,29 +2977,6 @@
                 <w:lang w:bidi="fa-IR"/>
               </w:rPr>
             </w:pPr>
-            <w:r>
-              <w:rPr>
-                <w:rFonts w:ascii="Zain" w:hAnsi="Zain" w:cs="Zain" w:hint="cs"/>
-                <w:rtl/>
-                <w:lang w:bidi="fa-IR"/>
-              </w:rPr>
-              <w:t xml:space="preserve">عملیات </w:t>
-            </w:r>
-            <w:r>
-              <w:rPr>
-                <w:rFonts w:ascii="Zain" w:hAnsi="Zain" w:cs="Zain" w:hint="cs"/>
-                <w:lang w:bidi="fa-IR"/>
-              </w:rPr>
-              <w:t>CRU</w:t>
-            </w:r>
-            <w:r>
-              <w:rPr>
-                <w:rFonts w:ascii="Zain" w:hAnsi="Zain" w:cs="Zain" w:hint="cs"/>
-                <w:rtl/>
-                <w:lang w:bidi="fa-IR"/>
-              </w:rPr>
-              <w:t xml:space="preserve"> روی سمت ها و افراد</w:t>
-            </w:r>
           </w:p>
         </w:tc>
         <w:tc>
@@ -5443,7 +5123,7 @@
             <w:pPr>
               <w:bidi/>
               <w:rPr>
-                <w:rFonts w:ascii="Zain" w:hAnsi="Zain" w:cs="Zain" w:hint="cs"/>
+                <w:rFonts w:ascii="Zain" w:hAnsi="Zain" w:cs="Zain"/>
                 <w:b/>
                 <w:bCs/>
                 <w:color w:val="0070C0"/>
@@ -6583,7 +6263,6 @@
               </w:rPr>
               <w:t>-3.</w:t>
             </w:r>
-            <w:proofErr w:type="gramStart"/>
             <w:r>
               <w:rPr>
                 <w:rFonts w:ascii="Zain" w:hAnsi="Zain" w:cs="Zain" w:hint="cs"/>
@@ -6607,20 +6286,7 @@
                 <w:szCs w:val="16"/>
                 <w:lang w:bidi="fa-IR"/>
               </w:rPr>
-              <w:t xml:space="preserve"> ,</w:t>
-            </w:r>
-            <w:proofErr w:type="gramEnd"/>
-            <w:r>
-              <w:rPr>
-                <w:rFonts w:ascii="Zain" w:hAnsi="Zain" w:cs="Zain"/>
-                <w:b/>
-                <w:bCs/>
-                <w:color w:val="0070C0"/>
-                <w:sz w:val="16"/>
-                <w:szCs w:val="16"/>
-                <w:lang w:bidi="fa-IR"/>
-              </w:rPr>
-              <w:t xml:space="preserve"> 3.</w:t>
+              <w:t xml:space="preserve"> , 3.</w:t>
             </w:r>
             <w:r>
               <w:rPr>
@@ -9385,7 +9051,7 @@
             <w:pPr>
               <w:bidi/>
               <w:rPr>
-                <w:rFonts w:ascii="Zain" w:hAnsi="Zain" w:cs="Zain" w:hint="cs"/>
+                <w:rFonts w:ascii="Zain" w:hAnsi="Zain" w:cs="Zain"/>
                 <w:color w:val="0070C0"/>
                 <w:rtl/>
                 <w:lang w:bidi="fa-IR"/>
@@ -9429,7 +9095,7 @@
             <w:pPr>
               <w:bidi/>
               <w:rPr>
-                <w:rFonts w:ascii="Zain" w:hAnsi="Zain" w:cs="Zain" w:hint="cs"/>
+                <w:rFonts w:ascii="Zain" w:hAnsi="Zain" w:cs="Zain"/>
                 <w:b/>
                 <w:bCs/>
                 <w:color w:val="0070C0"/>
@@ -9488,7 +9154,7 @@
             <w:pPr>
               <w:bidi/>
               <w:rPr>
-                <w:rFonts w:ascii="Zain" w:hAnsi="Zain" w:cs="Zain" w:hint="cs"/>
+                <w:rFonts w:ascii="Zain" w:hAnsi="Zain" w:cs="Zain"/>
                 <w:b/>
                 <w:bCs/>
                 <w:color w:val="0070C0"/>
@@ -9520,7 +9186,7 @@
             <w:pPr>
               <w:bidi/>
               <w:rPr>
-                <w:rFonts w:ascii="Zain" w:hAnsi="Zain" w:cs="Zain" w:hint="cs"/>
+                <w:rFonts w:ascii="Zain" w:hAnsi="Zain" w:cs="Zain"/>
                 <w:color w:val="0070C0"/>
                 <w:rtl/>
                 <w:lang w:bidi="fa-IR"/>
@@ -9661,7 +9327,7 @@
           <w:p>
             <w:pPr>
               <w:rPr>
-                <w:rFonts w:ascii="Zain" w:hAnsi="Zain" w:cs="Zain" w:hint="cs"/>
+                <w:rFonts w:ascii="Zain" w:hAnsi="Zain" w:cs="Zain"/>
                 <w:b/>
                 <w:bCs/>
                 <w:color w:val="0070C0"/>
@@ -9705,7 +9371,7 @@
               <w:bidi/>
               <w:jc w:val="center"/>
               <w:rPr>
-                <w:rFonts w:ascii="Zain" w:hAnsi="Zain" w:cs="Zain" w:hint="cs"/>
+                <w:rFonts w:ascii="Zain" w:hAnsi="Zain" w:cs="Zain"/>
                 <w:b/>
                 <w:bCs/>
                 <w:color w:val="0070C0"/>
@@ -9737,7 +9403,7 @@
               <w:bidi/>
               <w:jc w:val="center"/>
               <w:rPr>
-                <w:rFonts w:ascii="Zain" w:hAnsi="Zain" w:cs="Zain" w:hint="cs"/>
+                <w:rFonts w:ascii="Zain" w:hAnsi="Zain" w:cs="Zain"/>
                 <w:b/>
                 <w:bCs/>
                 <w:color w:val="0070C0"/>
@@ -9770,7 +9436,7 @@
               <w:bidi/>
               <w:jc w:val="center"/>
               <w:rPr>
-                <w:rFonts w:ascii="Zain" w:hAnsi="Zain" w:cs="Zain" w:hint="cs"/>
+                <w:rFonts w:ascii="Zain" w:hAnsi="Zain" w:cs="Zain"/>
                 <w:rtl/>
                 <w:lang w:bidi="fa-IR"/>
               </w:rPr>
@@ -9795,7 +9461,7 @@
               <w:bidi/>
               <w:jc w:val="center"/>
               <w:rPr>
-                <w:rFonts w:ascii="Zain" w:hAnsi="Zain" w:cs="Zain" w:hint="cs"/>
+                <w:rFonts w:ascii="Zain" w:hAnsi="Zain" w:cs="Zain"/>
                 <w:rtl/>
                 <w:lang w:bidi="fa-IR"/>
               </w:rPr>
@@ -9822,7 +9488,7 @@
               <w:bidi/>
               <w:jc w:val="center"/>
               <w:rPr>
-                <w:rFonts w:ascii="Zain" w:hAnsi="Zain" w:cs="Zain" w:hint="cs"/>
+                <w:rFonts w:ascii="Zain" w:hAnsi="Zain" w:cs="Zain"/>
                 <w:rtl/>
                 <w:lang w:bidi="fa-IR"/>
               </w:rPr>
@@ -9847,7 +9513,7 @@
               <w:bidi/>
               <w:jc w:val="center"/>
               <w:rPr>
-                <w:rFonts w:ascii="Zain" w:hAnsi="Zain" w:cs="Zain" w:hint="cs"/>
+                <w:rFonts w:ascii="Zain" w:hAnsi="Zain" w:cs="Zain"/>
                 <w:rtl/>
                 <w:lang w:bidi="fa-IR"/>
               </w:rPr>
@@ -9866,7 +9532,7 @@
               <w:bidi/>
               <w:jc w:val="center"/>
               <w:rPr>
-                <w:rFonts w:ascii="Zain" w:hAnsi="Zain" w:cs="Zain" w:hint="cs"/>
+                <w:rFonts w:ascii="Zain" w:hAnsi="Zain" w:cs="Zain"/>
                 <w:lang w:bidi="fa-IR"/>
               </w:rPr>
             </w:pPr>
@@ -9905,7 +9571,7 @@
               <w:bidi/>
               <w:jc w:val="center"/>
               <w:rPr>
-                <w:rFonts w:ascii="Zain" w:hAnsi="Zain" w:cs="Zain" w:hint="cs"/>
+                <w:rFonts w:ascii="Zain" w:hAnsi="Zain" w:cs="Zain"/>
                 <w:lang w:bidi="fa-IR"/>
               </w:rPr>
             </w:pPr>
@@ -10013,7 +9679,7 @@
               <w:bidi/>
               <w:spacing w:after="160" w:line="278" w:lineRule="auto"/>
               <w:rPr>
-                <w:rFonts w:ascii="Zain" w:hAnsi="Zain" w:cs="Zain" w:hint="cs"/>
+                <w:rFonts w:ascii="Zain" w:hAnsi="Zain" w:cs="Zain"/>
                 <w:lang w:bidi="fa-IR"/>
               </w:rPr>
             </w:pPr>
@@ -10460,7 +10126,7 @@
             <w:pPr>
               <w:bidi/>
               <w:rPr>
-                <w:rFonts w:ascii="Zain" w:hAnsi="Zain" w:cs="Zain" w:hint="cs"/>
+                <w:rFonts w:ascii="Zain" w:hAnsi="Zain" w:cs="Zain"/>
                 <w:color w:val="0070C0"/>
                 <w:rtl/>
                 <w:lang w:bidi="fa-IR"/>
@@ -10504,7 +10170,7 @@
             <w:pPr>
               <w:bidi/>
               <w:rPr>
-                <w:rFonts w:ascii="Zain" w:hAnsi="Zain" w:cs="Zain" w:hint="cs"/>
+                <w:rFonts w:ascii="Zain" w:hAnsi="Zain" w:cs="Zain"/>
                 <w:b/>
                 <w:bCs/>
                 <w:color w:val="0070C0"/>
@@ -10563,7 +10229,7 @@
             <w:pPr>
               <w:bidi/>
               <w:rPr>
-                <w:rFonts w:ascii="Zain" w:hAnsi="Zain" w:cs="Zain" w:hint="cs"/>
+                <w:rFonts w:ascii="Zain" w:hAnsi="Zain" w:cs="Zain"/>
                 <w:b/>
                 <w:bCs/>
                 <w:color w:val="0070C0"/>
@@ -10595,7 +10261,7 @@
             <w:pPr>
               <w:bidi/>
               <w:rPr>
-                <w:rFonts w:ascii="Zain" w:hAnsi="Zain" w:cs="Zain" w:hint="cs"/>
+                <w:rFonts w:ascii="Zain" w:hAnsi="Zain" w:cs="Zain"/>
                 <w:color w:val="0070C0"/>
                 <w:rtl/>
                 <w:lang w:bidi="fa-IR"/>
@@ -10698,91 +10364,50 @@
                 <w:color w:val="0070C0"/>
                 <w:lang w:bidi="fa-IR"/>
               </w:rPr>
-              <w:t>UC _ 1.1</w:t>
-            </w:r>
-            <w:r>
-              <w:rPr>
-                <w:rFonts w:ascii="Zain" w:hAnsi="Zain" w:cs="Zain"/>
-                <w:b/>
-                <w:bCs/>
-                <w:color w:val="0070C0"/>
-                <w:lang w:bidi="fa-IR"/>
-              </w:rPr>
-              <w:t>0</w:t>
-            </w:r>
-          </w:p>
-          <w:p>
-            <w:pPr>
-              <w:rPr>
-                <w:rFonts w:ascii="Zain" w:hAnsi="Zain" w:cs="Zain"/>
-                <w:b/>
-                <w:bCs/>
-                <w:color w:val="0070C0"/>
-                <w:lang w:bidi="fa-IR"/>
-              </w:rPr>
-            </w:pPr>
-            <w:r>
-              <w:rPr>
-                <w:rFonts w:ascii="Zain" w:hAnsi="Zain" w:cs="Zain"/>
-                <w:b/>
-                <w:bCs/>
-                <w:color w:val="0070C0"/>
-                <w:lang w:bidi="fa-IR"/>
-              </w:rPr>
-              <w:t>UC _ 4.</w:t>
-            </w:r>
-            <w:r>
-              <w:rPr>
-                <w:rFonts w:ascii="Zain" w:hAnsi="Zain" w:cs="Zain"/>
-                <w:b/>
-                <w:bCs/>
-                <w:color w:val="0070C0"/>
-                <w:lang w:bidi="fa-IR"/>
-              </w:rPr>
-              <w:t>3</w:t>
-            </w:r>
-          </w:p>
-          <w:p>
-            <w:pPr>
-              <w:rPr>
-                <w:rFonts w:ascii="Zain" w:hAnsi="Zain" w:cs="Zain" w:hint="cs"/>
-                <w:b/>
-                <w:bCs/>
-                <w:color w:val="0070C0"/>
-                <w:rtl/>
-                <w:lang w:bidi="fa-IR"/>
-              </w:rPr>
-            </w:pPr>
-            <w:r>
-              <w:rPr>
-                <w:rFonts w:ascii="Zain" w:hAnsi="Zain" w:cs="Zain"/>
-                <w:b/>
-                <w:bCs/>
-                <w:color w:val="0070C0"/>
-                <w:lang w:bidi="fa-IR"/>
-              </w:rPr>
-              <w:t xml:space="preserve">UC _ </w:t>
-            </w:r>
-            <w:proofErr w:type="gramStart"/>
-            <w:r>
-              <w:rPr>
-                <w:rFonts w:ascii="Zain" w:hAnsi="Zain" w:cs="Zain"/>
-                <w:b/>
-                <w:bCs/>
-                <w:color w:val="0070C0"/>
-                <w:lang w:bidi="fa-IR"/>
-              </w:rPr>
-              <w:t>5.</w:t>
-            </w:r>
-            <w:r>
-              <w:rPr>
-                <w:rFonts w:ascii="Zain" w:hAnsi="Zain" w:cs="Zain"/>
-                <w:b/>
-                <w:bCs/>
-                <w:color w:val="0070C0"/>
-                <w:lang w:bidi="fa-IR"/>
-              </w:rPr>
-              <w:t>8</w:t>
+              <w:t>UC _ 1.10</w:t>
+            </w:r>
+          </w:p>
+          <w:p>
+            <w:pPr>
+              <w:rPr>
+                <w:rFonts w:ascii="Zain" w:hAnsi="Zain" w:cs="Zain"/>
+                <w:b/>
+                <w:bCs/>
+                <w:color w:val="0070C0"/>
+                <w:lang w:bidi="fa-IR"/>
+              </w:rPr>
+            </w:pPr>
+            <w:r>
+              <w:rPr>
+                <w:rFonts w:ascii="Zain" w:hAnsi="Zain" w:cs="Zain"/>
+                <w:b/>
+                <w:bCs/>
+                <w:color w:val="0070C0"/>
+                <w:lang w:bidi="fa-IR"/>
+              </w:rPr>
+              <w:t>UC _ 4.3</w:t>
+            </w:r>
+          </w:p>
+          <w:p>
+            <w:pPr>
+              <w:rPr>
+                <w:rFonts w:ascii="Zain" w:hAnsi="Zain" w:cs="Zain"/>
+                <w:b/>
+                <w:bCs/>
+                <w:color w:val="0070C0"/>
+                <w:rtl/>
+                <w:lang w:bidi="fa-IR"/>
+              </w:rPr>
+            </w:pPr>
+            <w:r>
+              <w:rPr>
+                <w:rFonts w:ascii="Zain" w:hAnsi="Zain" w:cs="Zain"/>
+                <w:b/>
+                <w:bCs/>
+                <w:color w:val="0070C0"/>
+                <w:lang w:bidi="fa-IR"/>
+              </w:rPr>
+              <w:t>UC _ 5.8</w:t>
             </w:r>
             <w:r>
               <w:rPr>
@@ -10803,38 +10428,7 @@
                 <w:color w:val="0070C0"/>
                 <w:lang w:bidi="fa-IR"/>
               </w:rPr>
-              <w:t>,</w:t>
-            </w:r>
-            <w:proofErr w:type="gramEnd"/>
-            <w:r>
-              <w:rPr>
-                <w:rFonts w:ascii="Zain" w:hAnsi="Zain" w:cs="Zain"/>
-                <w:b/>
-                <w:bCs/>
-                <w:color w:val="0070C0"/>
-                <w:lang w:bidi="fa-IR"/>
-              </w:rPr>
-              <w:t xml:space="preserve"> </w:t>
-            </w:r>
-            <w:r>
-              <w:rPr>
-                <w:rFonts w:ascii="Zain" w:hAnsi="Zain" w:cs="Zain"/>
-                <w:b/>
-                <w:bCs/>
-                <w:color w:val="0070C0"/>
-                <w:lang w:bidi="fa-IR"/>
-              </w:rPr>
-              <w:t>5.</w:t>
-            </w:r>
-            <w:r>
-              <w:rPr>
-                <w:rFonts w:ascii="Zain" w:hAnsi="Zain" w:cs="Zain"/>
-                <w:b/>
-                <w:bCs/>
-                <w:color w:val="0070C0"/>
-                <w:lang w:bidi="fa-IR"/>
-              </w:rPr>
-              <w:t>9</w:t>
+              <w:t>, 5.9</w:t>
             </w:r>
           </w:p>
         </w:tc>
@@ -10851,7 +10445,7 @@
               <w:bidi/>
               <w:jc w:val="center"/>
               <w:rPr>
-                <w:rFonts w:ascii="Zain" w:hAnsi="Zain" w:cs="Zain" w:hint="cs"/>
+                <w:rFonts w:ascii="Zain" w:hAnsi="Zain" w:cs="Zain"/>
                 <w:b/>
                 <w:bCs/>
                 <w:color w:val="0070C0"/>
@@ -10883,7 +10477,7 @@
               <w:bidi/>
               <w:jc w:val="center"/>
               <w:rPr>
-                <w:rFonts w:ascii="Zain" w:hAnsi="Zain" w:cs="Zain" w:hint="cs"/>
+                <w:rFonts w:ascii="Zain" w:hAnsi="Zain" w:cs="Zain"/>
                 <w:b/>
                 <w:bCs/>
                 <w:color w:val="0070C0"/>
@@ -10916,7 +10510,7 @@
               <w:bidi/>
               <w:jc w:val="center"/>
               <w:rPr>
-                <w:rFonts w:ascii="Zain" w:hAnsi="Zain" w:cs="Zain" w:hint="cs"/>
+                <w:rFonts w:ascii="Zain" w:hAnsi="Zain" w:cs="Zain"/>
                 <w:rtl/>
                 <w:lang w:bidi="fa-IR"/>
               </w:rPr>
@@ -10941,7 +10535,7 @@
               <w:bidi/>
               <w:jc w:val="center"/>
               <w:rPr>
-                <w:rFonts w:ascii="Zain" w:hAnsi="Zain" w:cs="Zain" w:hint="cs"/>
+                <w:rFonts w:ascii="Zain" w:hAnsi="Zain" w:cs="Zain"/>
                 <w:rtl/>
                 <w:lang w:bidi="fa-IR"/>
               </w:rPr>
@@ -10960,7 +10554,7 @@
               <w:bidi/>
               <w:jc w:val="center"/>
               <w:rPr>
-                <w:rFonts w:ascii="Zain" w:hAnsi="Zain" w:cs="Zain" w:hint="cs"/>
+                <w:rFonts w:ascii="Zain" w:hAnsi="Zain" w:cs="Zain"/>
                 <w:rtl/>
                 <w:lang w:bidi="fa-IR"/>
               </w:rPr>
@@ -11000,7 +10594,7 @@
               <w:bidi/>
               <w:jc w:val="center"/>
               <w:rPr>
-                <w:rFonts w:ascii="Zain" w:hAnsi="Zain" w:cs="Zain" w:hint="cs"/>
+                <w:rFonts w:ascii="Zain" w:hAnsi="Zain" w:cs="Zain"/>
                 <w:rtl/>
                 <w:lang w:bidi="fa-IR"/>
               </w:rPr>
@@ -11117,7 +10711,7 @@
               <w:bidi/>
               <w:spacing w:after="160" w:line="278" w:lineRule="auto"/>
               <w:rPr>
-                <w:rFonts w:ascii="Zain" w:hAnsi="Zain" w:cs="Zain" w:hint="cs"/>
+                <w:rFonts w:ascii="Zain" w:hAnsi="Zain" w:cs="Zain"/>
                 <w:lang w:bidi="fa-IR"/>
               </w:rPr>
             </w:pPr>
@@ -11155,7 +10749,7 @@
               <w:bidi/>
               <w:spacing w:after="160" w:line="278" w:lineRule="auto"/>
               <w:rPr>
-                <w:rFonts w:ascii="Zain" w:hAnsi="Zain" w:cs="Zain" w:hint="cs"/>
+                <w:rFonts w:ascii="Zain" w:hAnsi="Zain" w:cs="Zain"/>
                 <w:lang w:bidi="fa-IR"/>
               </w:rPr>
             </w:pPr>
@@ -11193,7 +10787,7 @@
               <w:bidi/>
               <w:spacing w:after="160" w:line="278" w:lineRule="auto"/>
               <w:rPr>
-                <w:rFonts w:ascii="Zain" w:hAnsi="Zain" w:cs="Zain" w:hint="cs"/>
+                <w:rFonts w:ascii="Zain" w:hAnsi="Zain" w:cs="Zain"/>
                 <w:lang w:bidi="fa-IR"/>
               </w:rPr>
             </w:pPr>
@@ -11216,7 +10810,7 @@
               <w:bidi/>
               <w:spacing w:after="160" w:line="278" w:lineRule="auto"/>
               <w:rPr>
-                <w:rFonts w:ascii="Zain" w:hAnsi="Zain" w:cs="Zain" w:hint="cs"/>
+                <w:rFonts w:ascii="Zain" w:hAnsi="Zain" w:cs="Zain"/>
                 <w:lang w:bidi="fa-IR"/>
               </w:rPr>
             </w:pPr>
@@ -11239,7 +10833,7 @@
               <w:bidi/>
               <w:spacing w:after="160" w:line="278" w:lineRule="auto"/>
               <w:rPr>
-                <w:rFonts w:ascii="Zain" w:hAnsi="Zain" w:cs="Zain" w:hint="cs"/>
+                <w:rFonts w:ascii="Zain" w:hAnsi="Zain" w:cs="Zain"/>
                 <w:lang w:bidi="fa-IR"/>
               </w:rPr>
             </w:pPr>
@@ -11262,7 +10856,7 @@
               <w:bidi/>
               <w:spacing w:after="160" w:line="278" w:lineRule="auto"/>
               <w:rPr>
-                <w:rFonts w:ascii="Zain" w:hAnsi="Zain" w:cs="Zain" w:hint="cs"/>
+                <w:rFonts w:ascii="Zain" w:hAnsi="Zain" w:cs="Zain"/>
                 <w:lang w:bidi="fa-IR"/>
               </w:rPr>
             </w:pPr>
@@ -11300,7 +10894,7 @@
               <w:bidi/>
               <w:spacing w:after="160" w:line="278" w:lineRule="auto"/>
               <w:rPr>
-                <w:rFonts w:ascii="Zain" w:hAnsi="Zain" w:cs="Zain" w:hint="cs"/>
+                <w:rFonts w:ascii="Zain" w:hAnsi="Zain" w:cs="Zain"/>
                 <w:lang w:bidi="fa-IR"/>
               </w:rPr>
             </w:pPr>
@@ -11762,7 +11356,7 @@
             <w:pPr>
               <w:bidi/>
               <w:rPr>
-                <w:rFonts w:ascii="Zain" w:hAnsi="Zain" w:cs="Zain" w:hint="cs"/>
+                <w:rFonts w:ascii="Zain" w:hAnsi="Zain" w:cs="Zain"/>
                 <w:color w:val="0070C0"/>
                 <w:rtl/>
                 <w:lang w:bidi="fa-IR"/>
@@ -11806,7 +11400,7 @@
             <w:pPr>
               <w:bidi/>
               <w:rPr>
-                <w:rFonts w:ascii="Zain" w:hAnsi="Zain" w:cs="Zain" w:hint="cs"/>
+                <w:rFonts w:ascii="Zain" w:hAnsi="Zain" w:cs="Zain"/>
                 <w:b/>
                 <w:bCs/>
                 <w:color w:val="0070C0"/>
@@ -11865,7 +11459,7 @@
             <w:pPr>
               <w:bidi/>
               <w:rPr>
-                <w:rFonts w:ascii="Zain" w:hAnsi="Zain" w:cs="Zain" w:hint="cs"/>
+                <w:rFonts w:ascii="Zain" w:hAnsi="Zain" w:cs="Zain"/>
                 <w:b/>
                 <w:bCs/>
                 <w:color w:val="0070C0"/>
@@ -11897,7 +11491,7 @@
             <w:pPr>
               <w:bidi/>
               <w:rPr>
-                <w:rFonts w:ascii="Zain" w:hAnsi="Zain" w:cs="Zain" w:hint="cs"/>
+                <w:rFonts w:ascii="Zain" w:hAnsi="Zain" w:cs="Zain"/>
                 <w:color w:val="0070C0"/>
                 <w:rtl/>
                 <w:lang w:bidi="fa-IR"/>
@@ -11985,7 +11579,7 @@
           <w:p>
             <w:pPr>
               <w:rPr>
-                <w:rFonts w:ascii="Zain" w:hAnsi="Zain" w:cs="Zain" w:hint="cs"/>
+                <w:rFonts w:ascii="Zain" w:hAnsi="Zain" w:cs="Zain"/>
                 <w:b/>
                 <w:bCs/>
                 <w:color w:val="0070C0"/>
@@ -12038,7 +11632,7 @@
               <w:bidi/>
               <w:jc w:val="center"/>
               <w:rPr>
-                <w:rFonts w:ascii="Zain" w:hAnsi="Zain" w:cs="Zain" w:hint="cs"/>
+                <w:rFonts w:ascii="Zain" w:hAnsi="Zain" w:cs="Zain"/>
                 <w:b/>
                 <w:bCs/>
                 <w:color w:val="0070C0"/>
@@ -12070,7 +11664,7 @@
               <w:bidi/>
               <w:jc w:val="center"/>
               <w:rPr>
-                <w:rFonts w:ascii="Zain" w:hAnsi="Zain" w:cs="Zain" w:hint="cs"/>
+                <w:rFonts w:ascii="Zain" w:hAnsi="Zain" w:cs="Zain"/>
                 <w:b/>
                 <w:bCs/>
                 <w:color w:val="0070C0"/>
@@ -12103,7 +11697,7 @@
               <w:bidi/>
               <w:jc w:val="center"/>
               <w:rPr>
-                <w:rFonts w:ascii="Zain" w:hAnsi="Zain" w:cs="Zain" w:hint="cs"/>
+                <w:rFonts w:ascii="Zain" w:hAnsi="Zain" w:cs="Zain"/>
                 <w:rtl/>
                 <w:lang w:bidi="fa-IR"/>
               </w:rPr>
@@ -12128,7 +11722,7 @@
               <w:bidi/>
               <w:jc w:val="center"/>
               <w:rPr>
-                <w:rFonts w:ascii="Zain" w:hAnsi="Zain" w:cs="Zain" w:hint="cs"/>
+                <w:rFonts w:ascii="Zain" w:hAnsi="Zain" w:cs="Zain"/>
                 <w:rtl/>
                 <w:lang w:bidi="fa-IR"/>
               </w:rPr>
@@ -12147,7 +11741,7 @@
               <w:bidi/>
               <w:jc w:val="center"/>
               <w:rPr>
-                <w:rFonts w:ascii="Zain" w:hAnsi="Zain" w:cs="Zain" w:hint="cs"/>
+                <w:rFonts w:ascii="Zain" w:hAnsi="Zain" w:cs="Zain"/>
                 <w:rtl/>
                 <w:lang w:bidi="fa-IR"/>
               </w:rPr>
@@ -12187,7 +11781,7 @@
               <w:bidi/>
               <w:jc w:val="center"/>
               <w:rPr>
-                <w:rFonts w:ascii="Zain" w:hAnsi="Zain" w:cs="Zain" w:hint="cs"/>
+                <w:rFonts w:ascii="Zain" w:hAnsi="Zain" w:cs="Zain"/>
                 <w:rtl/>
                 <w:lang w:bidi="fa-IR"/>
               </w:rPr>
@@ -12304,7 +11898,7 @@
               <w:bidi/>
               <w:spacing w:after="160" w:line="278" w:lineRule="auto"/>
               <w:rPr>
-                <w:rFonts w:ascii="Zain" w:hAnsi="Zain" w:cs="Zain" w:hint="cs"/>
+                <w:rFonts w:ascii="Zain" w:hAnsi="Zain" w:cs="Zain"/>
                 <w:lang w:bidi="fa-IR"/>
               </w:rPr>
             </w:pPr>
@@ -12342,7 +11936,7 @@
               <w:bidi/>
               <w:spacing w:after="160" w:line="278" w:lineRule="auto"/>
               <w:rPr>
-                <w:rFonts w:ascii="Zain" w:hAnsi="Zain" w:cs="Zain" w:hint="cs"/>
+                <w:rFonts w:ascii="Zain" w:hAnsi="Zain" w:cs="Zain"/>
                 <w:lang w:bidi="fa-IR"/>
               </w:rPr>
             </w:pPr>
@@ -12380,7 +11974,7 @@
               <w:bidi/>
               <w:spacing w:after="160" w:line="278" w:lineRule="auto"/>
               <w:rPr>
-                <w:rFonts w:ascii="Zain" w:hAnsi="Zain" w:cs="Zain" w:hint="cs"/>
+                <w:rFonts w:ascii="Zain" w:hAnsi="Zain" w:cs="Zain"/>
                 <w:lang w:bidi="fa-IR"/>
               </w:rPr>
             </w:pPr>
@@ -12403,7 +11997,7 @@
               <w:bidi/>
               <w:spacing w:after="160" w:line="278" w:lineRule="auto"/>
               <w:rPr>
-                <w:rFonts w:ascii="Zain" w:hAnsi="Zain" w:cs="Zain" w:hint="cs"/>
+                <w:rFonts w:ascii="Zain" w:hAnsi="Zain" w:cs="Zain"/>
                 <w:lang w:bidi="fa-IR"/>
               </w:rPr>
             </w:pPr>
@@ -12426,7 +12020,7 @@
               <w:bidi/>
               <w:spacing w:after="160" w:line="278" w:lineRule="auto"/>
               <w:rPr>
-                <w:rFonts w:ascii="Zain" w:hAnsi="Zain" w:cs="Zain" w:hint="cs"/>
+                <w:rFonts w:ascii="Zain" w:hAnsi="Zain" w:cs="Zain"/>
                 <w:lang w:bidi="fa-IR"/>
               </w:rPr>
             </w:pPr>
@@ -12873,7 +12467,7 @@
             <w:pPr>
               <w:bidi/>
               <w:rPr>
-                <w:rFonts w:ascii="Zain" w:hAnsi="Zain" w:cs="Zain" w:hint="cs"/>
+                <w:rFonts w:ascii="Zain" w:hAnsi="Zain" w:cs="Zain"/>
                 <w:color w:val="0070C0"/>
                 <w:rtl/>
                 <w:lang w:bidi="fa-IR"/>
@@ -12917,7 +12511,7 @@
             <w:pPr>
               <w:bidi/>
               <w:rPr>
-                <w:rFonts w:ascii="Zain" w:hAnsi="Zain" w:cs="Zain" w:hint="cs"/>
+                <w:rFonts w:ascii="Zain" w:hAnsi="Zain" w:cs="Zain"/>
                 <w:b/>
                 <w:bCs/>
                 <w:color w:val="0070C0"/>
@@ -12976,7 +12570,7 @@
             <w:pPr>
               <w:bidi/>
               <w:rPr>
-                <w:rFonts w:ascii="Zain" w:hAnsi="Zain" w:cs="Zain" w:hint="cs"/>
+                <w:rFonts w:ascii="Zain" w:hAnsi="Zain" w:cs="Zain"/>
                 <w:b/>
                 <w:bCs/>
                 <w:color w:val="0070C0"/>
@@ -13008,7 +12602,7 @@
             <w:pPr>
               <w:bidi/>
               <w:rPr>
-                <w:rFonts w:ascii="Zain" w:hAnsi="Zain" w:cs="Zain" w:hint="cs"/>
+                <w:rFonts w:ascii="Zain" w:hAnsi="Zain" w:cs="Zain"/>
                 <w:color w:val="0070C0"/>
                 <w:rtl/>
                 <w:lang w:bidi="fa-IR"/>
@@ -13132,165 +12726,29 @@
                 <w:color w:val="0070C0"/>
                 <w:lang w:bidi="fa-IR"/>
               </w:rPr>
-              <w:t xml:space="preserve">UC _ </w:t>
-            </w:r>
-            <w:proofErr w:type="gramStart"/>
-            <w:r>
-              <w:rPr>
-                <w:rFonts w:ascii="Zain" w:hAnsi="Zain" w:cs="Zain"/>
-                <w:b/>
-                <w:bCs/>
-                <w:color w:val="0070C0"/>
-                <w:lang w:bidi="fa-IR"/>
-              </w:rPr>
-              <w:t>3.1</w:t>
-            </w:r>
-            <w:r>
-              <w:rPr>
-                <w:rFonts w:ascii="Zain" w:hAnsi="Zain" w:cs="Zain"/>
-                <w:b/>
-                <w:bCs/>
-                <w:color w:val="0070C0"/>
-                <w:lang w:bidi="fa-IR"/>
-              </w:rPr>
-              <w:t xml:space="preserve"> ,</w:t>
-            </w:r>
-            <w:proofErr w:type="gramEnd"/>
-            <w:r>
-              <w:rPr>
-                <w:rFonts w:ascii="Zain" w:hAnsi="Zain" w:cs="Zain"/>
-                <w:b/>
-                <w:bCs/>
-                <w:color w:val="0070C0"/>
-                <w:lang w:bidi="fa-IR"/>
-              </w:rPr>
-              <w:t xml:space="preserve"> </w:t>
-            </w:r>
-            <w:proofErr w:type="gramStart"/>
-            <w:r>
-              <w:rPr>
-                <w:rFonts w:ascii="Zain" w:hAnsi="Zain" w:cs="Zain"/>
-                <w:b/>
-                <w:bCs/>
-                <w:color w:val="0070C0"/>
-                <w:lang w:bidi="fa-IR"/>
-              </w:rPr>
-              <w:t>3.</w:t>
-            </w:r>
-            <w:r>
-              <w:rPr>
-                <w:rFonts w:ascii="Zain" w:hAnsi="Zain" w:cs="Zain"/>
-                <w:b/>
-                <w:bCs/>
-                <w:color w:val="0070C0"/>
-                <w:lang w:bidi="fa-IR"/>
-              </w:rPr>
-              <w:t>3</w:t>
-            </w:r>
-            <w:r>
-              <w:rPr>
-                <w:rFonts w:ascii="Zain" w:hAnsi="Zain" w:cs="Zain"/>
-                <w:b/>
-                <w:bCs/>
-                <w:color w:val="0070C0"/>
-                <w:lang w:bidi="fa-IR"/>
-              </w:rPr>
-              <w:t xml:space="preserve"> ,</w:t>
-            </w:r>
-            <w:proofErr w:type="gramEnd"/>
-            <w:r>
-              <w:rPr>
-                <w:rFonts w:ascii="Zain" w:hAnsi="Zain" w:cs="Zain"/>
-                <w:b/>
-                <w:bCs/>
-                <w:color w:val="0070C0"/>
-                <w:lang w:bidi="fa-IR"/>
-              </w:rPr>
-              <w:t xml:space="preserve"> </w:t>
-            </w:r>
-            <w:proofErr w:type="gramStart"/>
-            <w:r>
-              <w:rPr>
-                <w:rFonts w:ascii="Zain" w:hAnsi="Zain" w:cs="Zain"/>
-                <w:b/>
-                <w:bCs/>
-                <w:color w:val="0070C0"/>
-                <w:lang w:bidi="fa-IR"/>
-              </w:rPr>
-              <w:t>3.</w:t>
-            </w:r>
-            <w:r>
-              <w:rPr>
-                <w:rFonts w:ascii="Zain" w:hAnsi="Zain" w:cs="Zain"/>
-                <w:b/>
-                <w:bCs/>
-                <w:color w:val="0070C0"/>
-                <w:lang w:bidi="fa-IR"/>
-              </w:rPr>
-              <w:t>7</w:t>
-            </w:r>
-            <w:r>
-              <w:rPr>
-                <w:rFonts w:ascii="Zain" w:hAnsi="Zain" w:cs="Zain"/>
-                <w:b/>
-                <w:bCs/>
-                <w:color w:val="0070C0"/>
-                <w:lang w:bidi="fa-IR"/>
-              </w:rPr>
-              <w:t xml:space="preserve"> ,</w:t>
-            </w:r>
-            <w:proofErr w:type="gramEnd"/>
-            <w:r>
-              <w:rPr>
-                <w:rFonts w:ascii="Zain" w:hAnsi="Zain" w:cs="Zain"/>
-                <w:b/>
-                <w:bCs/>
-                <w:color w:val="0070C0"/>
-                <w:lang w:bidi="fa-IR"/>
-              </w:rPr>
-              <w:t xml:space="preserve"> 3.1</w:t>
-            </w:r>
-            <w:r>
-              <w:rPr>
-                <w:rFonts w:ascii="Zain" w:hAnsi="Zain" w:cs="Zain"/>
-                <w:b/>
-                <w:bCs/>
-                <w:color w:val="0070C0"/>
-                <w:lang w:bidi="fa-IR"/>
-              </w:rPr>
-              <w:t>5</w:t>
-            </w:r>
-          </w:p>
-          <w:p>
-            <w:pPr>
-              <w:rPr>
-                <w:rFonts w:ascii="Zain" w:hAnsi="Zain" w:cs="Zain" w:hint="cs"/>
-                <w:b/>
-                <w:bCs/>
-                <w:color w:val="0070C0"/>
-                <w:rtl/>
-                <w:lang w:bidi="fa-IR"/>
-              </w:rPr>
-            </w:pPr>
-            <w:r>
-              <w:rPr>
-                <w:rFonts w:ascii="Zain" w:hAnsi="Zain" w:cs="Zain"/>
-                <w:b/>
-                <w:bCs/>
-                <w:color w:val="0070C0"/>
-                <w:lang w:bidi="fa-IR"/>
-              </w:rPr>
-              <w:t>UC _ 4.</w:t>
-            </w:r>
-            <w:r>
-              <w:rPr>
-                <w:rFonts w:ascii="Zain" w:hAnsi="Zain" w:cs="Zain"/>
-                <w:b/>
-                <w:bCs/>
-                <w:color w:val="0070C0"/>
-                <w:lang w:bidi="fa-IR"/>
-              </w:rPr>
-              <w:t>5</w:t>
+              <w:t>UC _ 3.1 , 3.3 , 3.7 , 3.15</w:t>
+            </w:r>
+          </w:p>
+          <w:p>
+            <w:pPr>
+              <w:rPr>
+                <w:rFonts w:ascii="Zain" w:hAnsi="Zain" w:cs="Zain"/>
+                <w:b/>
+                <w:bCs/>
+                <w:color w:val="0070C0"/>
+                <w:rtl/>
+                <w:lang w:bidi="fa-IR"/>
+              </w:rPr>
+            </w:pPr>
+            <w:r>
+              <w:rPr>
+                <w:rFonts w:ascii="Zain" w:hAnsi="Zain" w:cs="Zain"/>
+                <w:b/>
+                <w:bCs/>
+                <w:color w:val="0070C0"/>
+                <w:lang w:bidi="fa-IR"/>
+              </w:rPr>
+              <w:t>UC _ 4.5</w:t>
             </w:r>
           </w:p>
         </w:tc>
@@ -13307,7 +12765,7 @@
               <w:bidi/>
               <w:jc w:val="center"/>
               <w:rPr>
-                <w:rFonts w:ascii="Zain" w:hAnsi="Zain" w:cs="Zain" w:hint="cs"/>
+                <w:rFonts w:ascii="Zain" w:hAnsi="Zain" w:cs="Zain"/>
                 <w:b/>
                 <w:bCs/>
                 <w:color w:val="0070C0"/>
@@ -13339,7 +12797,7 @@
               <w:bidi/>
               <w:jc w:val="center"/>
               <w:rPr>
-                <w:rFonts w:ascii="Zain" w:hAnsi="Zain" w:cs="Zain" w:hint="cs"/>
+                <w:rFonts w:ascii="Zain" w:hAnsi="Zain" w:cs="Zain"/>
                 <w:b/>
                 <w:bCs/>
                 <w:color w:val="0070C0"/>
@@ -13372,7 +12830,7 @@
               <w:bidi/>
               <w:jc w:val="center"/>
               <w:rPr>
-                <w:rFonts w:ascii="Zain" w:hAnsi="Zain" w:cs="Zain" w:hint="cs"/>
+                <w:rFonts w:ascii="Zain" w:hAnsi="Zain" w:cs="Zain"/>
                 <w:rtl/>
                 <w:lang w:bidi="fa-IR"/>
               </w:rPr>
@@ -13397,7 +12855,7 @@
               <w:bidi/>
               <w:jc w:val="center"/>
               <w:rPr>
-                <w:rFonts w:ascii="Zain" w:hAnsi="Zain" w:cs="Zain" w:hint="cs"/>
+                <w:rFonts w:ascii="Zain" w:hAnsi="Zain" w:cs="Zain"/>
                 <w:rtl/>
                 <w:lang w:bidi="fa-IR"/>
               </w:rPr>
@@ -13424,7 +12882,7 @@
               <w:bidi/>
               <w:jc w:val="center"/>
               <w:rPr>
-                <w:rFonts w:ascii="Zain" w:hAnsi="Zain" w:cs="Zain" w:hint="cs"/>
+                <w:rFonts w:ascii="Zain" w:hAnsi="Zain" w:cs="Zain"/>
                 <w:rtl/>
                 <w:lang w:bidi="fa-IR"/>
               </w:rPr>
@@ -13449,7 +12907,7 @@
               <w:bidi/>
               <w:jc w:val="center"/>
               <w:rPr>
-                <w:rFonts w:ascii="Zain" w:hAnsi="Zain" w:cs="Zain" w:hint="cs"/>
+                <w:rFonts w:ascii="Zain" w:hAnsi="Zain" w:cs="Zain"/>
                 <w:rtl/>
                 <w:lang w:bidi="fa-IR"/>
               </w:rPr>
@@ -13537,7 +12995,7 @@
             <w:pPr>
               <w:bidi/>
               <w:rPr>
-                <w:rFonts w:ascii="Zain" w:hAnsi="Zain" w:cs="Zain" w:hint="cs"/>
+                <w:rFonts w:ascii="Zain" w:hAnsi="Zain" w:cs="Zain"/>
                 <w:b/>
                 <w:bCs/>
                 <w:color w:val="0070C0"/>
@@ -13577,7 +13035,7 @@
               <w:bidi/>
               <w:spacing w:after="160" w:line="278" w:lineRule="auto"/>
               <w:rPr>
-                <w:rFonts w:ascii="Zain" w:hAnsi="Zain" w:cs="Zain" w:hint="cs"/>
+                <w:rFonts w:ascii="Zain" w:hAnsi="Zain" w:cs="Zain"/>
                 <w:lang w:bidi="fa-IR"/>
               </w:rPr>
             </w:pPr>
@@ -13615,7 +13073,7 @@
               <w:bidi/>
               <w:spacing w:after="160" w:line="278" w:lineRule="auto"/>
               <w:rPr>
-                <w:rFonts w:ascii="Zain" w:hAnsi="Zain" w:cs="Zain" w:hint="cs"/>
+                <w:rFonts w:ascii="Zain" w:hAnsi="Zain" w:cs="Zain"/>
                 <w:lang w:bidi="fa-IR"/>
               </w:rPr>
             </w:pPr>
@@ -13653,7 +13111,7 @@
               <w:bidi/>
               <w:spacing w:after="160" w:line="278" w:lineRule="auto"/>
               <w:rPr>
-                <w:rFonts w:ascii="Zain" w:hAnsi="Zain" w:cs="Zain" w:hint="cs"/>
+                <w:rFonts w:ascii="Zain" w:hAnsi="Zain" w:cs="Zain"/>
                 <w:lang w:bidi="fa-IR"/>
               </w:rPr>
             </w:pPr>
@@ -14115,7 +13573,7 @@
             <w:pPr>
               <w:bidi/>
               <w:rPr>
-                <w:rFonts w:ascii="Zain" w:hAnsi="Zain" w:cs="Zain" w:hint="cs"/>
+                <w:rFonts w:ascii="Zain" w:hAnsi="Zain" w:cs="Zain"/>
                 <w:color w:val="0070C0"/>
                 <w:rtl/>
                 <w:lang w:bidi="fa-IR"/>
@@ -14159,7 +13617,7 @@
             <w:pPr>
               <w:bidi/>
               <w:rPr>
-                <w:rFonts w:ascii="Zain" w:hAnsi="Zain" w:cs="Zain" w:hint="cs"/>
+                <w:rFonts w:ascii="Zain" w:hAnsi="Zain" w:cs="Zain"/>
                 <w:b/>
                 <w:bCs/>
                 <w:color w:val="0070C0"/>
@@ -14218,7 +13676,7 @@
             <w:pPr>
               <w:bidi/>
               <w:rPr>
-                <w:rFonts w:ascii="Zain" w:hAnsi="Zain" w:cs="Zain" w:hint="cs"/>
+                <w:rFonts w:ascii="Zain" w:hAnsi="Zain" w:cs="Zain"/>
                 <w:b/>
                 <w:bCs/>
                 <w:color w:val="0070C0"/>
@@ -14250,7 +13708,7 @@
             <w:pPr>
               <w:bidi/>
               <w:rPr>
-                <w:rFonts w:ascii="Zain" w:hAnsi="Zain" w:cs="Zain" w:hint="cs"/>
+                <w:rFonts w:ascii="Zain" w:hAnsi="Zain" w:cs="Zain"/>
                 <w:color w:val="0070C0"/>
                 <w:rtl/>
                 <w:lang w:bidi="fa-IR"/>
@@ -14362,144 +13820,50 @@
                 <w:color w:val="0070C0"/>
                 <w:lang w:bidi="fa-IR"/>
               </w:rPr>
-              <w:t xml:space="preserve">UC _ </w:t>
-            </w:r>
-            <w:proofErr w:type="gramStart"/>
-            <w:r>
-              <w:rPr>
-                <w:rFonts w:ascii="Zain" w:hAnsi="Zain" w:cs="Zain"/>
-                <w:b/>
-                <w:bCs/>
-                <w:color w:val="0070C0"/>
-                <w:lang w:bidi="fa-IR"/>
-              </w:rPr>
-              <w:t>2.</w:t>
-            </w:r>
-            <w:r>
-              <w:rPr>
-                <w:rFonts w:ascii="Zain" w:hAnsi="Zain" w:cs="Zain"/>
-                <w:b/>
-                <w:bCs/>
-                <w:color w:val="0070C0"/>
-                <w:lang w:bidi="fa-IR"/>
-              </w:rPr>
-              <w:t>5</w:t>
-            </w:r>
-            <w:r>
-              <w:rPr>
-                <w:rFonts w:ascii="Zain" w:hAnsi="Zain" w:cs="Zain"/>
-                <w:b/>
-                <w:bCs/>
-                <w:color w:val="0070C0"/>
-                <w:lang w:bidi="fa-IR"/>
-              </w:rPr>
-              <w:t xml:space="preserve"> </w:t>
-            </w:r>
-            <w:r>
-              <w:rPr>
-                <w:rFonts w:ascii="Zain" w:hAnsi="Zain" w:cs="Zain"/>
-                <w:b/>
-                <w:bCs/>
-                <w:color w:val="0070C0"/>
-                <w:lang w:bidi="fa-IR"/>
-              </w:rPr>
-              <w:t>,</w:t>
-            </w:r>
-            <w:proofErr w:type="gramEnd"/>
-            <w:r>
-              <w:rPr>
-                <w:rFonts w:ascii="Zain" w:hAnsi="Zain" w:cs="Zain"/>
-                <w:b/>
-                <w:bCs/>
-                <w:color w:val="0070C0"/>
-                <w:lang w:bidi="fa-IR"/>
-              </w:rPr>
-              <w:t xml:space="preserve"> 2.6</w:t>
-            </w:r>
-          </w:p>
-          <w:p>
-            <w:pPr>
-              <w:rPr>
-                <w:rFonts w:ascii="Zain" w:hAnsi="Zain" w:cs="Zain"/>
-                <w:b/>
-                <w:bCs/>
-                <w:color w:val="0070C0"/>
-                <w:lang w:bidi="fa-IR"/>
-              </w:rPr>
-            </w:pPr>
-            <w:r>
-              <w:rPr>
-                <w:rFonts w:ascii="Zain" w:hAnsi="Zain" w:cs="Zain"/>
-                <w:b/>
-                <w:bCs/>
-                <w:color w:val="0070C0"/>
-                <w:lang w:bidi="fa-IR"/>
-              </w:rPr>
-              <w:t>UC _ 3.1</w:t>
-            </w:r>
-            <w:r>
-              <w:rPr>
-                <w:rFonts w:ascii="Zain" w:hAnsi="Zain" w:cs="Zain"/>
-                <w:b/>
-                <w:bCs/>
-                <w:color w:val="0070C0"/>
-                <w:lang w:bidi="fa-IR"/>
-              </w:rPr>
-              <w:t>5</w:t>
-            </w:r>
-          </w:p>
-          <w:p>
-            <w:pPr>
-              <w:rPr>
-                <w:rFonts w:ascii="Zain" w:hAnsi="Zain" w:cs="Zain" w:hint="cs"/>
-                <w:b/>
-                <w:bCs/>
-                <w:color w:val="0070C0"/>
-                <w:rtl/>
-                <w:lang w:bidi="fa-IR"/>
-              </w:rPr>
-            </w:pPr>
-            <w:r>
-              <w:rPr>
-                <w:rFonts w:ascii="Zain" w:hAnsi="Zain" w:cs="Zain"/>
-                <w:b/>
-                <w:bCs/>
-                <w:color w:val="0070C0"/>
-                <w:lang w:bidi="fa-IR"/>
-              </w:rPr>
-              <w:t xml:space="preserve">UC _ </w:t>
-            </w:r>
-            <w:proofErr w:type="gramStart"/>
-            <w:r>
-              <w:rPr>
-                <w:rFonts w:ascii="Zain" w:hAnsi="Zain" w:cs="Zain"/>
-                <w:b/>
-                <w:bCs/>
-                <w:color w:val="0070C0"/>
-                <w:lang w:bidi="fa-IR"/>
-              </w:rPr>
-              <w:t>4.5</w:t>
-            </w:r>
-            <w:r>
-              <w:rPr>
-                <w:rFonts w:ascii="Zain" w:hAnsi="Zain" w:cs="Zain"/>
-                <w:b/>
-                <w:bCs/>
-                <w:color w:val="0070C0"/>
-                <w:lang w:bidi="fa-IR"/>
-              </w:rPr>
-              <w:t xml:space="preserve"> ,</w:t>
-            </w:r>
-            <w:proofErr w:type="gramEnd"/>
-            <w:r>
-              <w:rPr>
-                <w:rFonts w:ascii="Zain" w:hAnsi="Zain" w:cs="Zain"/>
-                <w:b/>
-                <w:bCs/>
-                <w:color w:val="0070C0"/>
-                <w:lang w:bidi="fa-IR"/>
-              </w:rPr>
-              <w:t xml:space="preserve"> 4.4</w:t>
+              <w:t>UC _ 2.5 , 2.6</w:t>
+            </w:r>
+          </w:p>
+          <w:p>
+            <w:pPr>
+              <w:rPr>
+                <w:rFonts w:ascii="Zain" w:hAnsi="Zain" w:cs="Zain"/>
+                <w:b/>
+                <w:bCs/>
+                <w:color w:val="0070C0"/>
+                <w:lang w:bidi="fa-IR"/>
+              </w:rPr>
+            </w:pPr>
+            <w:r>
+              <w:rPr>
+                <w:rFonts w:ascii="Zain" w:hAnsi="Zain" w:cs="Zain"/>
+                <w:b/>
+                <w:bCs/>
+                <w:color w:val="0070C0"/>
+                <w:lang w:bidi="fa-IR"/>
+              </w:rPr>
+              <w:t>UC _ 3.15</w:t>
+            </w:r>
+          </w:p>
+          <w:p>
+            <w:pPr>
+              <w:rPr>
+                <w:rFonts w:ascii="Zain" w:hAnsi="Zain" w:cs="Zain"/>
+                <w:b/>
+                <w:bCs/>
+                <w:color w:val="0070C0"/>
+                <w:rtl/>
+                <w:lang w:bidi="fa-IR"/>
+              </w:rPr>
+            </w:pPr>
+            <w:r>
+              <w:rPr>
+                <w:rFonts w:ascii="Zain" w:hAnsi="Zain" w:cs="Zain"/>
+                <w:b/>
+                <w:bCs/>
+                <w:color w:val="0070C0"/>
+                <w:lang w:bidi="fa-IR"/>
+              </w:rPr>
+              <w:t>UC _ 4.5 , 4.4</w:t>
             </w:r>
           </w:p>
         </w:tc>
@@ -14516,7 +13880,7 @@
               <w:bidi/>
               <w:jc w:val="center"/>
               <w:rPr>
-                <w:rFonts w:ascii="Zain" w:hAnsi="Zain" w:cs="Zain" w:hint="cs"/>
+                <w:rFonts w:ascii="Zain" w:hAnsi="Zain" w:cs="Zain"/>
                 <w:b/>
                 <w:bCs/>
                 <w:color w:val="0070C0"/>
@@ -14548,7 +13912,7 @@
               <w:bidi/>
               <w:jc w:val="center"/>
               <w:rPr>
-                <w:rFonts w:ascii="Zain" w:hAnsi="Zain" w:cs="Zain" w:hint="cs"/>
+                <w:rFonts w:ascii="Zain" w:hAnsi="Zain" w:cs="Zain"/>
                 <w:b/>
                 <w:bCs/>
                 <w:color w:val="0070C0"/>
@@ -14581,7 +13945,7 @@
               <w:bidi/>
               <w:jc w:val="center"/>
               <w:rPr>
-                <w:rFonts w:ascii="Zain" w:hAnsi="Zain" w:cs="Zain" w:hint="cs"/>
+                <w:rFonts w:ascii="Zain" w:hAnsi="Zain" w:cs="Zain"/>
                 <w:rtl/>
                 <w:lang w:bidi="fa-IR"/>
               </w:rPr>
@@ -14606,7 +13970,7 @@
               <w:bidi/>
               <w:jc w:val="center"/>
               <w:rPr>
-                <w:rFonts w:ascii="Zain" w:hAnsi="Zain" w:cs="Zain" w:hint="cs"/>
+                <w:rFonts w:ascii="Zain" w:hAnsi="Zain" w:cs="Zain"/>
                 <w:rtl/>
                 <w:lang w:bidi="fa-IR"/>
               </w:rPr>
@@ -14633,7 +13997,7 @@
               <w:bidi/>
               <w:jc w:val="center"/>
               <w:rPr>
-                <w:rFonts w:ascii="Zain" w:hAnsi="Zain" w:cs="Zain" w:hint="cs"/>
+                <w:rFonts w:ascii="Zain" w:hAnsi="Zain" w:cs="Zain"/>
                 <w:rtl/>
                 <w:lang w:bidi="fa-IR"/>
               </w:rPr>
@@ -14650,7 +14014,7 @@
               <w:bidi/>
               <w:jc w:val="center"/>
               <w:rPr>
-                <w:rFonts w:ascii="Zain" w:hAnsi="Zain" w:cs="Zain" w:hint="cs"/>
+                <w:rFonts w:ascii="Zain" w:hAnsi="Zain" w:cs="Zain"/>
                 <w:rtl/>
                 <w:lang w:bidi="fa-IR"/>
               </w:rPr>
@@ -14730,7 +14094,7 @@
             <w:pPr>
               <w:bidi/>
               <w:rPr>
-                <w:rFonts w:ascii="Zain" w:hAnsi="Zain" w:cs="Zain" w:hint="cs"/>
+                <w:rFonts w:ascii="Zain" w:hAnsi="Zain" w:cs="Zain"/>
                 <w:b/>
                 <w:bCs/>
                 <w:color w:val="0070C0"/>
@@ -14759,7 +14123,7 @@
               <w:bidi/>
               <w:spacing w:after="160" w:line="278" w:lineRule="auto"/>
               <w:rPr>
-                <w:rFonts w:ascii="Zain" w:hAnsi="Zain" w:cs="Zain" w:hint="cs"/>
+                <w:rFonts w:ascii="Zain" w:hAnsi="Zain" w:cs="Zain"/>
                 <w:lang w:bidi="fa-IR"/>
               </w:rPr>
             </w:pPr>

--- a/Documentation/Analysis/CRC/CRCCard.docx
+++ b/Documentation/Analysis/CRC/CRCCard.docx
@@ -88,7 +88,7 @@
             <w:pPr>
               <w:bidi/>
               <w:rPr>
-                <w:rFonts w:ascii="Zain" w:hAnsi="Zain" w:cs="Zain"/>
+                <w:rFonts w:ascii="Zain" w:hAnsi="Zain" w:cs="Zain" w:hint="cs"/>
                 <w:color w:val="0070C0"/>
                 <w:rtl/>
                 <w:lang w:bidi="fa-IR"/>
@@ -119,7 +119,7 @@
                 <w:rtl/>
                 <w:lang w:bidi="fa-IR"/>
               </w:rPr>
-              <w:t>مشتري</w:t>
+              <w:t>کاربر</w:t>
             </w:r>
           </w:p>
         </w:tc>
@@ -300,11 +300,11 @@
                 <w:rtl/>
                 <w:lang w:bidi="fa-IR"/>
               </w:rPr>
-              <w:t>شخص كه م</w:t>
-            </w:r>
-            <w:r>
-              <w:rPr>
-                <w:rFonts w:ascii="Zain" w:hAnsi="Zain" w:cs="Zain"/>
+              <w:t>شخص</w:t>
+            </w:r>
+            <w:r>
+              <w:rPr>
+                <w:rFonts w:ascii="Zain" w:hAnsi="Zain" w:cs="Zain" w:hint="cs"/>
                 <w:rtl/>
                 <w:lang w:bidi="fa-IR"/>
               </w:rPr>
@@ -316,6 +316,22 @@
                 <w:rtl/>
                 <w:lang w:bidi="fa-IR"/>
               </w:rPr>
+              <w:t xml:space="preserve"> كه م</w:t>
+            </w:r>
+            <w:r>
+              <w:rPr>
+                <w:rFonts w:ascii="Zain" w:hAnsi="Zain" w:cs="Zain"/>
+                <w:rtl/>
+                <w:lang w:bidi="fa-IR"/>
+              </w:rPr>
+              <w:t>ی</w:t>
+            </w:r>
+            <w:r>
+              <w:rPr>
+                <w:rFonts w:ascii="Zain" w:hAnsi="Zain" w:cs="Zain"/>
+                <w:rtl/>
+                <w:lang w:bidi="fa-IR"/>
+              </w:rPr>
               <w:t xml:space="preserve"> خواهد وارد </w:t>
             </w:r>
             <w:r>
@@ -342,156 +358,300 @@
               </w:rPr>
               <w:t xml:space="preserve"> خودش بشود</w:t>
             </w:r>
-            <w:r>
-              <w:rPr>
-                <w:rFonts w:ascii="Zain" w:hAnsi="Zain" w:cs="Zain"/>
-                <w:rtl/>
+          </w:p>
+        </w:tc>
+        <w:tc>
+          <w:tcPr>
+            <w:tcW w:w="4403" w:type="dxa"/>
+          </w:tcPr>
+          <w:p>
+            <w:pPr>
+              <w:bidi/>
+              <w:rPr>
+                <w:rFonts w:ascii="Zain" w:hAnsi="Zain" w:cs="Zain"/>
+                <w:b/>
+                <w:bCs/>
+                <w:color w:val="0070C0"/>
+                <w:lang w:bidi="fa-IR"/>
+              </w:rPr>
+            </w:pPr>
+            <w:r>
+              <w:rPr>
+                <w:rFonts w:ascii="Zain" w:hAnsi="Zain" w:cs="Zain"/>
+                <w:b/>
+                <w:bCs/>
+                <w:color w:val="0070C0"/>
+                <w:rtl/>
+                <w:lang w:bidi="fa-IR"/>
+              </w:rPr>
+              <w:t>مورد-كاربرد</w:t>
+            </w:r>
+            <w:r>
+              <w:rPr>
+                <w:rFonts w:ascii="Zain" w:hAnsi="Zain" w:cs="Zain"/>
+                <w:b/>
+                <w:bCs/>
+                <w:color w:val="0070C0"/>
+                <w:rtl/>
+                <w:lang w:bidi="fa-IR"/>
+              </w:rPr>
+              <w:t>ی</w:t>
+            </w:r>
+            <w:r>
+              <w:rPr>
+                <w:rFonts w:ascii="Zain" w:hAnsi="Zain" w:cs="Zain"/>
+                <w:b/>
+                <w:bCs/>
+                <w:color w:val="0070C0"/>
+                <w:rtl/>
+                <w:lang w:bidi="fa-IR"/>
+              </w:rPr>
+              <w:t xml:space="preserve"> مرتبط :</w:t>
+            </w:r>
+          </w:p>
+          <w:p>
+            <w:pPr>
+              <w:rPr>
+                <w:rFonts w:ascii="Zain" w:hAnsi="Zain" w:cs="Zain"/>
+                <w:b/>
+                <w:bCs/>
+                <w:lang w:bidi="fa-IR"/>
+              </w:rPr>
+            </w:pPr>
+            <w:r>
+              <w:rPr>
+                <w:rFonts w:ascii="Zain" w:hAnsi="Zain" w:cs="Zain"/>
+                <w:b/>
+                <w:bCs/>
+                <w:lang w:bidi="fa-IR"/>
+              </w:rPr>
+              <w:t xml:space="preserve">UC _ </w:t>
+            </w:r>
+            <w:proofErr w:type="gramStart"/>
+            <w:r>
+              <w:rPr>
+                <w:rFonts w:ascii="Zain" w:hAnsi="Zain" w:cs="Zain"/>
+                <w:b/>
+                <w:bCs/>
+                <w:lang w:bidi="fa-IR"/>
+              </w:rPr>
+              <w:t>1.1 ,</w:t>
+            </w:r>
+            <w:proofErr w:type="gramEnd"/>
+            <w:r>
+              <w:rPr>
+                <w:rFonts w:ascii="Zain" w:hAnsi="Zain" w:cs="Zain"/>
+                <w:b/>
+                <w:bCs/>
+                <w:lang w:bidi="fa-IR"/>
+              </w:rPr>
+              <w:t xml:space="preserve"> 1.2</w:t>
+            </w:r>
+            <w:r>
+              <w:rPr>
+                <w:rFonts w:ascii="Zain" w:hAnsi="Zain" w:cs="Zain"/>
+                <w:b/>
+                <w:bCs/>
+                <w:lang w:bidi="fa-IR"/>
+              </w:rPr>
+              <w:br/>
+              <w:t xml:space="preserve">UC _ </w:t>
+            </w:r>
+            <w:proofErr w:type="gramStart"/>
+            <w:r>
+              <w:rPr>
+                <w:rFonts w:ascii="Zain" w:hAnsi="Zain" w:cs="Zain"/>
+                <w:b/>
+                <w:bCs/>
+                <w:lang w:bidi="fa-IR"/>
+              </w:rPr>
+              <w:t>2.1 ,</w:t>
+            </w:r>
+            <w:proofErr w:type="gramEnd"/>
+            <w:r>
+              <w:rPr>
+                <w:rFonts w:ascii="Zain" w:hAnsi="Zain" w:cs="Zain"/>
+                <w:b/>
+                <w:bCs/>
                 <w:lang w:bidi="fa-IR"/>
               </w:rPr>
               <w:t xml:space="preserve"> </w:t>
             </w:r>
-          </w:p>
-        </w:tc>
-        <w:tc>
-          <w:tcPr>
-            <w:tcW w:w="4403" w:type="dxa"/>
-          </w:tcPr>
-          <w:p>
-            <w:pPr>
-              <w:bidi/>
-              <w:rPr>
-                <w:rFonts w:ascii="Zain" w:hAnsi="Zain" w:cs="Zain"/>
-                <w:b/>
-                <w:bCs/>
-                <w:color w:val="0070C0"/>
-                <w:lang w:bidi="fa-IR"/>
-              </w:rPr>
-            </w:pPr>
-            <w:r>
-              <w:rPr>
-                <w:rFonts w:ascii="Zain" w:hAnsi="Zain" w:cs="Zain"/>
-                <w:b/>
-                <w:bCs/>
-                <w:color w:val="0070C0"/>
-                <w:rtl/>
-                <w:lang w:bidi="fa-IR"/>
-              </w:rPr>
-              <w:t>مورد-كاربرد</w:t>
-            </w:r>
-            <w:r>
-              <w:rPr>
-                <w:rFonts w:ascii="Zain" w:hAnsi="Zain" w:cs="Zain"/>
-                <w:b/>
-                <w:bCs/>
-                <w:color w:val="0070C0"/>
-                <w:rtl/>
-                <w:lang w:bidi="fa-IR"/>
-              </w:rPr>
-              <w:t>ی</w:t>
-            </w:r>
-            <w:r>
-              <w:rPr>
-                <w:rFonts w:ascii="Zain" w:hAnsi="Zain" w:cs="Zain"/>
-                <w:b/>
-                <w:bCs/>
-                <w:color w:val="0070C0"/>
-                <w:rtl/>
-                <w:lang w:bidi="fa-IR"/>
-              </w:rPr>
-              <w:t xml:space="preserve"> مرتبط :</w:t>
-            </w:r>
-          </w:p>
-          <w:p>
-            <w:pPr>
-              <w:rPr>
-                <w:rFonts w:ascii="Zain" w:hAnsi="Zain" w:cs="Zain"/>
-                <w:b/>
-                <w:bCs/>
-                <w:color w:val="0070C0"/>
-                <w:lang w:bidi="fa-IR"/>
-              </w:rPr>
-            </w:pPr>
-            <w:r>
-              <w:rPr>
-                <w:rFonts w:ascii="Zain" w:hAnsi="Zain" w:cs="Zain"/>
-                <w:b/>
-                <w:bCs/>
-                <w:color w:val="0070C0"/>
-                <w:lang w:bidi="fa-IR"/>
-              </w:rPr>
-              <w:t>UC _ 1.1 , 1.2</w:t>
-            </w:r>
-            <w:r>
-              <w:rPr>
-                <w:rFonts w:ascii="Zain" w:hAnsi="Zain" w:cs="Zain"/>
-                <w:b/>
-                <w:bCs/>
-                <w:color w:val="0070C0"/>
-                <w:lang w:bidi="fa-IR"/>
-              </w:rPr>
-              <w:br/>
-              <w:t>UC _ 2.1 , 2.2 , 2.6</w:t>
-            </w:r>
-          </w:p>
-          <w:p>
-            <w:pPr>
-              <w:rPr>
-                <w:rFonts w:ascii="Zain" w:hAnsi="Zain" w:cs="Zain"/>
-                <w:b/>
-                <w:bCs/>
-                <w:color w:val="0070C0"/>
-                <w:lang w:bidi="fa-IR"/>
-              </w:rPr>
-            </w:pPr>
-            <w:r>
-              <w:rPr>
-                <w:rFonts w:ascii="Zain" w:hAnsi="Zain" w:cs="Zain"/>
-                <w:b/>
-                <w:bCs/>
-                <w:color w:val="0070C0"/>
-                <w:lang w:bidi="fa-IR"/>
-              </w:rPr>
-              <w:t>UC _ 3.11-3.14 , 3.16 , 3.17</w:t>
-            </w:r>
-          </w:p>
-          <w:p>
-            <w:pPr>
-              <w:rPr>
-                <w:rFonts w:ascii="Zain" w:hAnsi="Zain" w:cs="Zain"/>
-                <w:b/>
-                <w:bCs/>
-                <w:color w:val="0070C0"/>
-                <w:lang w:bidi="fa-IR"/>
-              </w:rPr>
-            </w:pPr>
-            <w:r>
-              <w:rPr>
-                <w:rFonts w:ascii="Zain" w:hAnsi="Zain" w:cs="Zain"/>
-                <w:b/>
-                <w:bCs/>
-                <w:color w:val="0070C0"/>
-                <w:lang w:bidi="fa-IR"/>
-              </w:rPr>
-              <w:t>UC _ 4.1 , 4.2 , 4.6 , 4.7</w:t>
-            </w:r>
-          </w:p>
-          <w:p>
-            <w:pPr>
-              <w:rPr>
-                <w:rFonts w:ascii="Zain" w:hAnsi="Zain" w:cs="Zain"/>
-                <w:b/>
-                <w:bCs/>
-                <w:color w:val="0070C0"/>
-                <w:rtl/>
-                <w:lang w:bidi="fa-IR"/>
-              </w:rPr>
-            </w:pPr>
-            <w:r>
-              <w:rPr>
-                <w:rFonts w:ascii="Zain" w:hAnsi="Zain" w:cs="Zain"/>
-                <w:b/>
-                <w:bCs/>
-                <w:color w:val="0070C0"/>
+            <w:proofErr w:type="gramStart"/>
+            <w:r>
+              <w:rPr>
+                <w:rFonts w:ascii="Zain" w:hAnsi="Zain" w:cs="Zain"/>
+                <w:b/>
+                <w:bCs/>
+                <w:lang w:bidi="fa-IR"/>
+              </w:rPr>
+              <w:t>2.2 ,</w:t>
+            </w:r>
+            <w:proofErr w:type="gramEnd"/>
+            <w:r>
+              <w:rPr>
+                <w:rFonts w:ascii="Zain" w:hAnsi="Zain" w:cs="Zain"/>
+                <w:b/>
+                <w:bCs/>
+                <w:lang w:bidi="fa-IR"/>
+              </w:rPr>
+              <w:t xml:space="preserve"> 2.6</w:t>
+            </w:r>
+          </w:p>
+          <w:p>
+            <w:pPr>
+              <w:rPr>
+                <w:rFonts w:ascii="Zain" w:hAnsi="Zain" w:cs="Zain"/>
+                <w:b/>
+                <w:bCs/>
+                <w:lang w:bidi="fa-IR"/>
+              </w:rPr>
+            </w:pPr>
+            <w:r>
+              <w:rPr>
+                <w:rFonts w:ascii="Zain" w:hAnsi="Zain" w:cs="Zain"/>
+                <w:b/>
+                <w:bCs/>
+                <w:lang w:bidi="fa-IR"/>
+              </w:rPr>
+              <w:t>UC _ 3.11-3.</w:t>
+            </w:r>
+            <w:proofErr w:type="gramStart"/>
+            <w:r>
+              <w:rPr>
+                <w:rFonts w:ascii="Zain" w:hAnsi="Zain" w:cs="Zain"/>
+                <w:b/>
+                <w:bCs/>
+                <w:lang w:bidi="fa-IR"/>
+              </w:rPr>
+              <w:t>14 ,</w:t>
+            </w:r>
+            <w:proofErr w:type="gramEnd"/>
+            <w:r>
+              <w:rPr>
+                <w:rFonts w:ascii="Zain" w:hAnsi="Zain" w:cs="Zain"/>
+                <w:b/>
+                <w:bCs/>
+                <w:lang w:bidi="fa-IR"/>
+              </w:rPr>
+              <w:t xml:space="preserve"> </w:t>
+            </w:r>
+            <w:proofErr w:type="gramStart"/>
+            <w:r>
+              <w:rPr>
+                <w:rFonts w:ascii="Zain" w:hAnsi="Zain" w:cs="Zain"/>
+                <w:b/>
+                <w:bCs/>
+                <w:lang w:bidi="fa-IR"/>
+              </w:rPr>
+              <w:t>3.16 ,</w:t>
+            </w:r>
+            <w:proofErr w:type="gramEnd"/>
+            <w:r>
+              <w:rPr>
+                <w:rFonts w:ascii="Zain" w:hAnsi="Zain" w:cs="Zain"/>
+                <w:b/>
+                <w:bCs/>
+                <w:lang w:bidi="fa-IR"/>
+              </w:rPr>
+              <w:t xml:space="preserve"> 3.17</w:t>
+            </w:r>
+          </w:p>
+          <w:p>
+            <w:pPr>
+              <w:rPr>
+                <w:rFonts w:ascii="Zain" w:hAnsi="Zain" w:cs="Zain"/>
+                <w:b/>
+                <w:bCs/>
+                <w:lang w:bidi="fa-IR"/>
+              </w:rPr>
+            </w:pPr>
+            <w:r>
+              <w:rPr>
+                <w:rFonts w:ascii="Zain" w:hAnsi="Zain" w:cs="Zain"/>
+                <w:b/>
+                <w:bCs/>
+                <w:lang w:bidi="fa-IR"/>
+              </w:rPr>
+              <w:t xml:space="preserve">UC _ </w:t>
+            </w:r>
+            <w:proofErr w:type="gramStart"/>
+            <w:r>
+              <w:rPr>
+                <w:rFonts w:ascii="Zain" w:hAnsi="Zain" w:cs="Zain"/>
+                <w:b/>
+                <w:bCs/>
+                <w:lang w:bidi="fa-IR"/>
+              </w:rPr>
+              <w:t>4.1 ,</w:t>
+            </w:r>
+            <w:proofErr w:type="gramEnd"/>
+            <w:r>
+              <w:rPr>
+                <w:rFonts w:ascii="Zain" w:hAnsi="Zain" w:cs="Zain"/>
+                <w:b/>
+                <w:bCs/>
+                <w:lang w:bidi="fa-IR"/>
+              </w:rPr>
+              <w:t xml:space="preserve"> </w:t>
+            </w:r>
+            <w:proofErr w:type="gramStart"/>
+            <w:r>
+              <w:rPr>
+                <w:rFonts w:ascii="Zain" w:hAnsi="Zain" w:cs="Zain"/>
+                <w:b/>
+                <w:bCs/>
+                <w:lang w:bidi="fa-IR"/>
+              </w:rPr>
+              <w:t>4.2 ,</w:t>
+            </w:r>
+            <w:proofErr w:type="gramEnd"/>
+            <w:r>
+              <w:rPr>
+                <w:rFonts w:ascii="Zain" w:hAnsi="Zain" w:cs="Zain"/>
+                <w:b/>
+                <w:bCs/>
+                <w:lang w:bidi="fa-IR"/>
+              </w:rPr>
+              <w:t xml:space="preserve"> </w:t>
+            </w:r>
+            <w:proofErr w:type="gramStart"/>
+            <w:r>
+              <w:rPr>
+                <w:rFonts w:ascii="Zain" w:hAnsi="Zain" w:cs="Zain"/>
+                <w:b/>
+                <w:bCs/>
+                <w:lang w:bidi="fa-IR"/>
+              </w:rPr>
+              <w:t>4.6 ,</w:t>
+            </w:r>
+            <w:proofErr w:type="gramEnd"/>
+            <w:r>
+              <w:rPr>
+                <w:rFonts w:ascii="Zain" w:hAnsi="Zain" w:cs="Zain"/>
+                <w:b/>
+                <w:bCs/>
+                <w:lang w:bidi="fa-IR"/>
+              </w:rPr>
+              <w:t xml:space="preserve"> 4.7</w:t>
+            </w:r>
+          </w:p>
+          <w:p>
+            <w:pPr>
+              <w:rPr>
+                <w:rFonts w:ascii="Zain" w:hAnsi="Zain" w:cs="Zain"/>
+                <w:b/>
+                <w:bCs/>
+                <w:color w:val="0070C0"/>
+                <w:rtl/>
+                <w:lang w:bidi="fa-IR"/>
+              </w:rPr>
+            </w:pPr>
+            <w:r>
+              <w:rPr>
+                <w:rFonts w:ascii="Zain" w:hAnsi="Zain" w:cs="Zain"/>
+                <w:b/>
+                <w:bCs/>
                 <w:lang w:bidi="fa-IR"/>
               </w:rPr>
               <w:t>UC _ 5.1-5.7</w:t>
@@ -848,106 +1008,6 @@
                 <w:lang w:bidi="fa-IR"/>
               </w:rPr>
               <w:t>حساب كاربر</w:t>
-            </w:r>
-            <w:r>
-              <w:rPr>
-                <w:rFonts w:ascii="Zain" w:hAnsi="Zain" w:cs="Zain"/>
-                <w:rtl/>
-                <w:lang w:bidi="fa-IR"/>
-              </w:rPr>
-              <w:t>ی</w:t>
-            </w:r>
-          </w:p>
-        </w:tc>
-        <w:tc>
-          <w:tcPr>
-            <w:tcW w:w="5682" w:type="dxa"/>
-            <w:gridSpan w:val="2"/>
-          </w:tcPr>
-          <w:p>
-            <w:pPr>
-              <w:bidi/>
-              <w:jc w:val="center"/>
-              <w:rPr>
-                <w:rFonts w:ascii="Zain" w:hAnsi="Zain" w:cs="Zain"/>
-                <w:rtl/>
-                <w:lang w:bidi="fa-IR"/>
-              </w:rPr>
-            </w:pPr>
-          </w:p>
-        </w:tc>
-      </w:tr>
-      <w:tr>
-        <w:tc>
-          <w:tcPr>
-            <w:tcW w:w="5670" w:type="dxa"/>
-            <w:gridSpan w:val="2"/>
-          </w:tcPr>
-          <w:p>
-            <w:pPr>
-              <w:bidi/>
-              <w:jc w:val="center"/>
-              <w:rPr>
-                <w:rFonts w:ascii="Zain" w:hAnsi="Zain" w:cs="Zain"/>
-                <w:rtl/>
-                <w:lang w:bidi="fa-IR"/>
-              </w:rPr>
-            </w:pPr>
-            <w:r>
-              <w:rPr>
-                <w:rFonts w:ascii="Zain" w:hAnsi="Zain" w:cs="Zain"/>
-                <w:rtl/>
-                <w:lang w:bidi="fa-IR"/>
-              </w:rPr>
-              <w:t>د</w:t>
-            </w:r>
-            <w:r>
-              <w:rPr>
-                <w:rFonts w:ascii="Zain" w:hAnsi="Zain" w:cs="Zain"/>
-                <w:rtl/>
-                <w:lang w:bidi="fa-IR"/>
-              </w:rPr>
-              <w:t>ی</w:t>
-            </w:r>
-            <w:r>
-              <w:rPr>
-                <w:rFonts w:ascii="Zain" w:hAnsi="Zain" w:cs="Zain"/>
-                <w:rtl/>
-                <w:lang w:bidi="fa-IR"/>
-              </w:rPr>
-              <w:t>دن و و</w:t>
-            </w:r>
-            <w:r>
-              <w:rPr>
-                <w:rFonts w:ascii="Zain" w:hAnsi="Zain" w:cs="Zain"/>
-                <w:rtl/>
-                <w:lang w:bidi="fa-IR"/>
-              </w:rPr>
-              <w:t>ی</w:t>
-            </w:r>
-            <w:r>
-              <w:rPr>
-                <w:rFonts w:ascii="Zain" w:hAnsi="Zain" w:cs="Zain"/>
-                <w:rtl/>
-                <w:lang w:bidi="fa-IR"/>
-              </w:rPr>
-              <w:t>را</w:t>
-            </w:r>
-            <w:r>
-              <w:rPr>
-                <w:rFonts w:ascii="Zain" w:hAnsi="Zain" w:cs="Zain"/>
-                <w:rtl/>
-                <w:lang w:bidi="fa-IR"/>
-              </w:rPr>
-              <w:t>ی</w:t>
-            </w:r>
-            <w:r>
-              <w:rPr>
-                <w:rFonts w:ascii="Zain" w:hAnsi="Zain" w:cs="Zain"/>
-                <w:rtl/>
-                <w:lang w:bidi="fa-IR"/>
-              </w:rPr>
-              <w:t>ش كردن اطلاعات شخص</w:t>
             </w:r>
             <w:r>
               <w:rPr>
@@ -1162,34 +1222,27 @@
             </w:pPr>
             <w:r>
               <w:rPr>
-                <w:rFonts w:ascii="Zain" w:hAnsi="Zain" w:cs="Zain"/>
-                <w:rtl/>
-                <w:lang w:bidi="fa-IR"/>
-              </w:rPr>
-              <w:t xml:space="preserve">شناسه </w:t>
-            </w:r>
-            <w:r>
-              <w:rPr>
-                <w:rFonts w:ascii="Zain" w:hAnsi="Zain" w:cs="Zain"/>
-                <w:rtl/>
-                <w:lang w:bidi="fa-IR"/>
-              </w:rPr>
-              <w:t>ی</w:t>
-            </w:r>
-            <w:r>
-              <w:rPr>
-                <w:rFonts w:ascii="Zain" w:hAnsi="Zain" w:cs="Zain"/>
-                <w:rtl/>
-                <w:lang w:bidi="fa-IR"/>
-              </w:rPr>
-              <w:t xml:space="preserve">كتا ( </w:t>
-            </w:r>
-            <w:r>
-              <w:rPr>
-                <w:rFonts w:ascii="Zain" w:hAnsi="Zain" w:cs="Zain"/>
-                <w:lang w:bidi="fa-IR"/>
-              </w:rPr>
-              <w:t>GUID</w:t>
+                <w:rFonts w:ascii="Zain" w:hAnsi="Zain" w:cs="Zain" w:hint="cs"/>
+                <w:rtl/>
+                <w:lang w:bidi="fa-IR"/>
+              </w:rPr>
+              <w:t>ای دی</w:t>
+            </w:r>
+            <w:r>
+              <w:rPr>
+                <w:rFonts w:ascii="Zain" w:hAnsi="Zain" w:cs="Zain"/>
+                <w:rtl/>
+                <w:lang w:bidi="fa-IR"/>
+              </w:rPr>
+              <w:t xml:space="preserve"> ( </w:t>
+            </w:r>
+            <w:r>
+              <w:rPr>
+                <w:rFonts w:ascii="Zain" w:hAnsi="Zain" w:cs="Zain" w:hint="cs"/>
+                <w:rtl/>
+                <w:lang w:bidi="fa-IR"/>
+              </w:rPr>
+              <w:t>عدد طبیعی</w:t>
             </w:r>
             <w:r>
               <w:rPr>
@@ -1346,7 +1399,23 @@
                 <w:rtl/>
                 <w:lang w:bidi="fa-IR"/>
               </w:rPr>
-              <w:t>تاریخ و زمان عوض کردن رمز عبور ( رشته )</w:t>
+              <w:t xml:space="preserve">تاریخ و زمان عوض کردن رمز عبور ( </w:t>
+            </w:r>
+            <w:r>
+              <w:rPr>
+                <w:rFonts w:ascii="Zain" w:hAnsi="Zain" w:cs="Zain" w:hint="cs"/>
+                <w:rtl/>
+                <w:lang w:bidi="fa-IR"/>
+              </w:rPr>
+              <w:t>تاریخ و زمان</w:t>
+            </w:r>
+            <w:r>
+              <w:rPr>
+                <w:rFonts w:ascii="Zain" w:hAnsi="Zain" w:cs="Zain" w:hint="cs"/>
+                <w:rtl/>
+                <w:lang w:bidi="fa-IR"/>
+              </w:rPr>
+              <w:t xml:space="preserve"> )</w:t>
             </w:r>
           </w:p>
           <w:p>
@@ -1408,52 +1477,7 @@
                 <w:rtl/>
                 <w:lang w:bidi="fa-IR"/>
               </w:rPr>
-              <w:t xml:space="preserve"> ) </w:t>
-            </w:r>
-            <w:r>
-              <w:rPr>
-                <w:rFonts w:ascii="Zain" w:hAnsi="Zain" w:cs="Zain"/>
-                <w:color w:val="EE0000"/>
-                <w:rtl/>
-                <w:lang w:bidi="fa-IR"/>
-              </w:rPr>
-              <w:t>"اخت</w:t>
-            </w:r>
-            <w:r>
-              <w:rPr>
-                <w:rFonts w:ascii="Zain" w:hAnsi="Zain" w:cs="Zain"/>
-                <w:color w:val="EE0000"/>
-                <w:rtl/>
-                <w:lang w:bidi="fa-IR"/>
-              </w:rPr>
-              <w:t>ی</w:t>
-            </w:r>
-            <w:r>
-              <w:rPr>
-                <w:rFonts w:ascii="Zain" w:hAnsi="Zain" w:cs="Zain"/>
-                <w:color w:val="EE0000"/>
-                <w:rtl/>
-                <w:lang w:bidi="fa-IR"/>
-              </w:rPr>
-              <w:t>ار</w:t>
-            </w:r>
-            <w:r>
-              <w:rPr>
-                <w:rFonts w:ascii="Zain" w:hAnsi="Zain" w:cs="Zain"/>
-                <w:color w:val="EE0000"/>
-                <w:rtl/>
-                <w:lang w:bidi="fa-IR"/>
-              </w:rPr>
-              <w:t>ی</w:t>
-            </w:r>
-            <w:r>
-              <w:rPr>
-                <w:rFonts w:ascii="Zain" w:hAnsi="Zain" w:cs="Zain"/>
-                <w:color w:val="EE0000"/>
-                <w:rtl/>
-                <w:lang w:bidi="fa-IR"/>
-              </w:rPr>
-              <w:t>"</w:t>
+              <w:t xml:space="preserve"> )</w:t>
             </w:r>
           </w:p>
           <w:p>
@@ -1491,52 +1515,7 @@
                 <w:rtl/>
                 <w:lang w:bidi="fa-IR"/>
               </w:rPr>
-              <w:t xml:space="preserve"> ( رشته ) </w:t>
-            </w:r>
-            <w:r>
-              <w:rPr>
-                <w:rFonts w:ascii="Zain" w:hAnsi="Zain" w:cs="Zain"/>
-                <w:color w:val="EE0000"/>
-                <w:rtl/>
-                <w:lang w:bidi="fa-IR"/>
-              </w:rPr>
-              <w:t>"اخت</w:t>
-            </w:r>
-            <w:r>
-              <w:rPr>
-                <w:rFonts w:ascii="Zain" w:hAnsi="Zain" w:cs="Zain"/>
-                <w:color w:val="EE0000"/>
-                <w:rtl/>
-                <w:lang w:bidi="fa-IR"/>
-              </w:rPr>
-              <w:t>ی</w:t>
-            </w:r>
-            <w:r>
-              <w:rPr>
-                <w:rFonts w:ascii="Zain" w:hAnsi="Zain" w:cs="Zain"/>
-                <w:color w:val="EE0000"/>
-                <w:rtl/>
-                <w:lang w:bidi="fa-IR"/>
-              </w:rPr>
-              <w:t>ار</w:t>
-            </w:r>
-            <w:r>
-              <w:rPr>
-                <w:rFonts w:ascii="Zain" w:hAnsi="Zain" w:cs="Zain"/>
-                <w:color w:val="EE0000"/>
-                <w:rtl/>
-                <w:lang w:bidi="fa-IR"/>
-              </w:rPr>
-              <w:t>ی</w:t>
-            </w:r>
-            <w:r>
-              <w:rPr>
-                <w:rFonts w:ascii="Zain" w:hAnsi="Zain" w:cs="Zain"/>
-                <w:color w:val="EE0000"/>
-                <w:rtl/>
-                <w:lang w:bidi="fa-IR"/>
-              </w:rPr>
-              <w:t>"</w:t>
+              <w:t xml:space="preserve"> ( رشته )</w:t>
             </w:r>
           </w:p>
           <w:p>
@@ -1576,51 +1555,6 @@
               </w:rPr>
               <w:t xml:space="preserve">ل ( رشته ) </w:t>
             </w:r>
-            <w:r>
-              <w:rPr>
-                <w:rFonts w:ascii="Zain" w:hAnsi="Zain" w:cs="Zain"/>
-                <w:color w:val="EE0000"/>
-                <w:rtl/>
-                <w:lang w:bidi="fa-IR"/>
-              </w:rPr>
-              <w:t>"اخت</w:t>
-            </w:r>
-            <w:r>
-              <w:rPr>
-                <w:rFonts w:ascii="Zain" w:hAnsi="Zain" w:cs="Zain"/>
-                <w:color w:val="EE0000"/>
-                <w:rtl/>
-                <w:lang w:bidi="fa-IR"/>
-              </w:rPr>
-              <w:t>ی</w:t>
-            </w:r>
-            <w:r>
-              <w:rPr>
-                <w:rFonts w:ascii="Zain" w:hAnsi="Zain" w:cs="Zain"/>
-                <w:color w:val="EE0000"/>
-                <w:rtl/>
-                <w:lang w:bidi="fa-IR"/>
-              </w:rPr>
-              <w:t>ار</w:t>
-            </w:r>
-            <w:r>
-              <w:rPr>
-                <w:rFonts w:ascii="Zain" w:hAnsi="Zain" w:cs="Zain"/>
-                <w:color w:val="EE0000"/>
-                <w:rtl/>
-                <w:lang w:bidi="fa-IR"/>
-              </w:rPr>
-              <w:t>ی</w:t>
-            </w:r>
-            <w:r>
-              <w:rPr>
-                <w:rFonts w:ascii="Zain" w:hAnsi="Zain" w:cs="Zain"/>
-                <w:color w:val="EE0000"/>
-                <w:rtl/>
-                <w:lang w:bidi="fa-IR"/>
-              </w:rPr>
-              <w:t>"</w:t>
-            </w:r>
           </w:p>
           <w:p>
             <w:pPr>
@@ -1901,19 +1835,59 @@
             </w:r>
             <w:r>
               <w:rPr>
-                <w:rFonts w:ascii="Zain" w:hAnsi="Zain" w:cs="Zain" w:hint="cs"/>
-                <w:rtl/>
-                <w:lang w:bidi="fa-IR"/>
-              </w:rPr>
-              <w:t xml:space="preserve"> يكتای</w:t>
-            </w:r>
-            <w:r>
-              <w:rPr>
-                <w:rFonts w:ascii="Zain" w:hAnsi="Zain" w:cs="Zain"/>
-                <w:rtl/>
-                <w:lang w:bidi="fa-IR"/>
-              </w:rPr>
-              <w:t xml:space="preserve"> سازنده (</w:t>
+                <w:rFonts w:ascii="Zain" w:hAnsi="Zain" w:cs="Zain"/>
+                <w:rtl/>
+                <w:lang w:bidi="fa-IR"/>
+              </w:rPr>
+              <w:t xml:space="preserve"> </w:t>
+            </w:r>
+            <w:r>
+              <w:rPr>
+                <w:rFonts w:ascii="Zain" w:hAnsi="Zain" w:cs="Zain" w:hint="cs"/>
+                <w:rtl/>
+                <w:lang w:bidi="fa-IR"/>
+              </w:rPr>
+              <w:t xml:space="preserve">یکتای </w:t>
+            </w:r>
+            <w:r>
+              <w:rPr>
+                <w:rFonts w:ascii="Zain" w:hAnsi="Zain" w:cs="Zain"/>
+                <w:rtl/>
+                <w:lang w:bidi="fa-IR"/>
+              </w:rPr>
+              <w:t xml:space="preserve">فرد </w:t>
+            </w:r>
+            <w:r>
+              <w:rPr>
+                <w:rFonts w:ascii="Zain" w:hAnsi="Zain" w:cs="Zain"/>
+                <w:rtl/>
+                <w:lang w:bidi="fa-IR"/>
+              </w:rPr>
+              <w:t>تغ</w:t>
+            </w:r>
+            <w:r>
+              <w:rPr>
+                <w:rFonts w:ascii="Zain" w:hAnsi="Zain" w:cs="Zain"/>
+                <w:rtl/>
+                <w:lang w:bidi="fa-IR"/>
+              </w:rPr>
+              <w:t>یی</w:t>
+            </w:r>
+            <w:r>
+              <w:rPr>
+                <w:rFonts w:ascii="Zain" w:hAnsi="Zain" w:cs="Zain"/>
+                <w:rtl/>
+                <w:lang w:bidi="fa-IR"/>
+              </w:rPr>
+              <w:t>ر دهنده</w:t>
+            </w:r>
+            <w:r>
+              <w:rPr>
+                <w:rFonts w:ascii="Zain" w:hAnsi="Zain" w:cs="Zain"/>
+                <w:rtl/>
+                <w:lang w:bidi="fa-IR"/>
+              </w:rPr>
+              <w:t xml:space="preserve"> در اطلاعات (</w:t>
             </w:r>
             <w:r>
               <w:rPr>
@@ -1941,153 +1915,6 @@
               <w:bidi/>
               <w:rPr>
                 <w:rFonts w:ascii="Zain" w:hAnsi="Zain" w:cs="Zain"/>
-                <w:lang w:bidi="fa-IR"/>
-              </w:rPr>
-            </w:pPr>
-            <w:r>
-              <w:rPr>
-                <w:rFonts w:ascii="Zain" w:hAnsi="Zain" w:cs="Zain"/>
-                <w:rtl/>
-                <w:lang w:bidi="fa-IR"/>
-              </w:rPr>
-              <w:t>تار</w:t>
-            </w:r>
-            <w:r>
-              <w:rPr>
-                <w:rFonts w:ascii="Zain" w:hAnsi="Zain" w:cs="Zain"/>
-                <w:rtl/>
-                <w:lang w:bidi="fa-IR"/>
-              </w:rPr>
-              <w:t>ی</w:t>
-            </w:r>
-            <w:r>
-              <w:rPr>
-                <w:rFonts w:ascii="Zain" w:hAnsi="Zain" w:cs="Zain"/>
-                <w:rtl/>
-                <w:lang w:bidi="fa-IR"/>
-              </w:rPr>
-              <w:t>خ ساخت ( تار</w:t>
-            </w:r>
-            <w:r>
-              <w:rPr>
-                <w:rFonts w:ascii="Zain" w:hAnsi="Zain" w:cs="Zain"/>
-                <w:rtl/>
-                <w:lang w:bidi="fa-IR"/>
-              </w:rPr>
-              <w:t>ی</w:t>
-            </w:r>
-            <w:r>
-              <w:rPr>
-                <w:rFonts w:ascii="Zain" w:hAnsi="Zain" w:cs="Zain"/>
-                <w:rtl/>
-                <w:lang w:bidi="fa-IR"/>
-              </w:rPr>
-              <w:t>خ و زمان )</w:t>
-            </w:r>
-          </w:p>
-          <w:p>
-            <w:pPr>
-              <w:pStyle w:val="ListParagraph"/>
-              <w:numPr>
-                <w:ilvl w:val="0"/>
-                <w:numId w:val="1"/>
-              </w:numPr>
-              <w:bidi/>
-              <w:rPr>
-                <w:rFonts w:ascii="Zain" w:hAnsi="Zain" w:cs="Zain"/>
-                <w:lang w:bidi="fa-IR"/>
-              </w:rPr>
-            </w:pPr>
-            <w:r>
-              <w:rPr>
-                <w:rFonts w:ascii="Zain" w:hAnsi="Zain" w:cs="Zain" w:hint="cs"/>
-                <w:rtl/>
-                <w:lang w:bidi="fa-IR"/>
-              </w:rPr>
-              <w:t>شناسه</w:t>
-            </w:r>
-            <w:r>
-              <w:rPr>
-                <w:rFonts w:ascii="Zain" w:hAnsi="Zain" w:cs="Zain"/>
-                <w:rtl/>
-                <w:lang w:bidi="fa-IR"/>
-              </w:rPr>
-              <w:t xml:space="preserve"> </w:t>
-            </w:r>
-            <w:r>
-              <w:rPr>
-                <w:rFonts w:ascii="Zain" w:hAnsi="Zain" w:cs="Zain" w:hint="cs"/>
-                <w:rtl/>
-                <w:lang w:bidi="fa-IR"/>
-              </w:rPr>
-              <w:t xml:space="preserve">یکتای </w:t>
-            </w:r>
-            <w:r>
-              <w:rPr>
-                <w:rFonts w:ascii="Zain" w:hAnsi="Zain" w:cs="Zain"/>
-                <w:rtl/>
-                <w:lang w:bidi="fa-IR"/>
-              </w:rPr>
-              <w:t xml:space="preserve">فرد </w:t>
-            </w:r>
-            <w:r>
-              <w:rPr>
-                <w:rFonts w:ascii="Zain" w:hAnsi="Zain" w:cs="Zain"/>
-                <w:rtl/>
-                <w:lang w:bidi="fa-IR"/>
-              </w:rPr>
-              <w:t>تغ</w:t>
-            </w:r>
-            <w:r>
-              <w:rPr>
-                <w:rFonts w:ascii="Zain" w:hAnsi="Zain" w:cs="Zain"/>
-                <w:rtl/>
-                <w:lang w:bidi="fa-IR"/>
-              </w:rPr>
-              <w:t>یی</w:t>
-            </w:r>
-            <w:r>
-              <w:rPr>
-                <w:rFonts w:ascii="Zain" w:hAnsi="Zain" w:cs="Zain"/>
-                <w:rtl/>
-                <w:lang w:bidi="fa-IR"/>
-              </w:rPr>
-              <w:t>ر دهنده</w:t>
-            </w:r>
-            <w:r>
-              <w:rPr>
-                <w:rFonts w:ascii="Zain" w:hAnsi="Zain" w:cs="Zain"/>
-                <w:rtl/>
-                <w:lang w:bidi="fa-IR"/>
-              </w:rPr>
-              <w:t xml:space="preserve"> در اطلاعات (</w:t>
-            </w:r>
-            <w:r>
-              <w:rPr>
-                <w:rFonts w:ascii="Zain" w:hAnsi="Zain" w:cs="Zain"/>
-                <w:lang w:bidi="fa-IR"/>
-              </w:rPr>
-              <w:t>GUID</w:t>
-            </w:r>
-            <w:r>
-              <w:rPr>
-                <w:rFonts w:ascii="Zain" w:hAnsi="Zain" w:cs="Zain"/>
-                <w:rtl/>
-                <w:lang w:bidi="fa-IR"/>
-              </w:rPr>
-              <w:t>)</w:t>
-            </w:r>
-          </w:p>
-          <w:p>
-            <w:pPr>
-              <w:pStyle w:val="ListParagraph"/>
-              <w:numPr>
-                <w:ilvl w:val="0"/>
-                <w:numId w:val="1"/>
-              </w:numPr>
-              <w:bidi/>
-              <w:rPr>
-                <w:rFonts w:ascii="Zain" w:hAnsi="Zain" w:cs="Zain"/>
                 <w:rtl/>
                 <w:lang w:bidi="fa-IR"/>
               </w:rPr>
@@ -2531,7 +2358,6 @@
                 <w:rtl/>
                 <w:lang w:bidi="fa-IR"/>
               </w:rPr>
-              <w:lastRenderedPageBreak/>
               <w:t>نام كلاس :</w:t>
             </w:r>
             <w:r>
@@ -2809,7 +2635,18 @@
                 <w:color w:val="0070C0"/>
                 <w:lang w:bidi="fa-IR"/>
               </w:rPr>
-              <w:t>UC _ 1.</w:t>
+              <w:t xml:space="preserve">UC _ </w:t>
+            </w:r>
+            <w:proofErr w:type="gramStart"/>
+            <w:r>
+              <w:rPr>
+                <w:rFonts w:ascii="Zain" w:hAnsi="Zain" w:cs="Zain"/>
+                <w:b/>
+                <w:bCs/>
+                <w:color w:val="0070C0"/>
+                <w:lang w:bidi="fa-IR"/>
+              </w:rPr>
+              <w:t>1.</w:t>
             </w:r>
             <w:r>
               <w:rPr>
@@ -2829,7 +2666,18 @@
                 <w:color w:val="0070C0"/>
                 <w:lang w:bidi="fa-IR"/>
               </w:rPr>
-              <w:t xml:space="preserve"> , 1.</w:t>
+              <w:t xml:space="preserve"> ,</w:t>
+            </w:r>
+            <w:proofErr w:type="gramEnd"/>
+            <w:r>
+              <w:rPr>
+                <w:rFonts w:ascii="Zain" w:hAnsi="Zain" w:cs="Zain"/>
+                <w:b/>
+                <w:bCs/>
+                <w:color w:val="0070C0"/>
+                <w:lang w:bidi="fa-IR"/>
+              </w:rPr>
+              <w:t xml:space="preserve"> 1.</w:t>
             </w:r>
             <w:r>
               <w:rPr>
@@ -2873,6 +2721,7 @@
                 <w:rtl/>
                 <w:lang w:bidi="fa-IR"/>
               </w:rPr>
+              <w:lastRenderedPageBreak/>
               <w:t>مسئولیت ها</w:t>
             </w:r>
           </w:p>
@@ -6263,6 +6112,7 @@
               </w:rPr>
               <w:t>-3.</w:t>
             </w:r>
+            <w:proofErr w:type="gramStart"/>
             <w:r>
               <w:rPr>
                 <w:rFonts w:ascii="Zain" w:hAnsi="Zain" w:cs="Zain" w:hint="cs"/>
@@ -6286,7 +6136,20 @@
                 <w:szCs w:val="16"/>
                 <w:lang w:bidi="fa-IR"/>
               </w:rPr>
-              <w:t xml:space="preserve"> , 3.</w:t>
+              <w:t xml:space="preserve"> ,</w:t>
+            </w:r>
+            <w:proofErr w:type="gramEnd"/>
+            <w:r>
+              <w:rPr>
+                <w:rFonts w:ascii="Zain" w:hAnsi="Zain" w:cs="Zain"/>
+                <w:b/>
+                <w:bCs/>
+                <w:color w:val="0070C0"/>
+                <w:sz w:val="16"/>
+                <w:szCs w:val="16"/>
+                <w:lang w:bidi="fa-IR"/>
+              </w:rPr>
+              <w:t xml:space="preserve"> 3.</w:t>
             </w:r>
             <w:r>
               <w:rPr>
@@ -10407,7 +10270,18 @@
                 <w:color w:val="0070C0"/>
                 <w:lang w:bidi="fa-IR"/>
               </w:rPr>
-              <w:t>UC _ 5.8</w:t>
+              <w:t xml:space="preserve">UC _ </w:t>
+            </w:r>
+            <w:proofErr w:type="gramStart"/>
+            <w:r>
+              <w:rPr>
+                <w:rFonts w:ascii="Zain" w:hAnsi="Zain" w:cs="Zain"/>
+                <w:b/>
+                <w:bCs/>
+                <w:color w:val="0070C0"/>
+                <w:lang w:bidi="fa-IR"/>
+              </w:rPr>
+              <w:t>5.8</w:t>
             </w:r>
             <w:r>
               <w:rPr>
@@ -10428,7 +10302,18 @@
                 <w:color w:val="0070C0"/>
                 <w:lang w:bidi="fa-IR"/>
               </w:rPr>
-              <w:t>, 5.9</w:t>
+              <w:t>,</w:t>
+            </w:r>
+            <w:proofErr w:type="gramEnd"/>
+            <w:r>
+              <w:rPr>
+                <w:rFonts w:ascii="Zain" w:hAnsi="Zain" w:cs="Zain"/>
+                <w:b/>
+                <w:bCs/>
+                <w:color w:val="0070C0"/>
+                <w:lang w:bidi="fa-IR"/>
+              </w:rPr>
+              <w:t xml:space="preserve"> 5.9</w:t>
             </w:r>
           </w:p>
         </w:tc>
@@ -12726,7 +12611,73 @@
                 <w:color w:val="0070C0"/>
                 <w:lang w:bidi="fa-IR"/>
               </w:rPr>
-              <w:t>UC _ 3.1 , 3.3 , 3.7 , 3.15</w:t>
+              <w:t xml:space="preserve">UC _ </w:t>
+            </w:r>
+            <w:proofErr w:type="gramStart"/>
+            <w:r>
+              <w:rPr>
+                <w:rFonts w:ascii="Zain" w:hAnsi="Zain" w:cs="Zain"/>
+                <w:b/>
+                <w:bCs/>
+                <w:color w:val="0070C0"/>
+                <w:lang w:bidi="fa-IR"/>
+              </w:rPr>
+              <w:t>3.1 ,</w:t>
+            </w:r>
+            <w:proofErr w:type="gramEnd"/>
+            <w:r>
+              <w:rPr>
+                <w:rFonts w:ascii="Zain" w:hAnsi="Zain" w:cs="Zain"/>
+                <w:b/>
+                <w:bCs/>
+                <w:color w:val="0070C0"/>
+                <w:lang w:bidi="fa-IR"/>
+              </w:rPr>
+              <w:t xml:space="preserve"> </w:t>
+            </w:r>
+            <w:proofErr w:type="gramStart"/>
+            <w:r>
+              <w:rPr>
+                <w:rFonts w:ascii="Zain" w:hAnsi="Zain" w:cs="Zain"/>
+                <w:b/>
+                <w:bCs/>
+                <w:color w:val="0070C0"/>
+                <w:lang w:bidi="fa-IR"/>
+              </w:rPr>
+              <w:t>3.3 ,</w:t>
+            </w:r>
+            <w:proofErr w:type="gramEnd"/>
+            <w:r>
+              <w:rPr>
+                <w:rFonts w:ascii="Zain" w:hAnsi="Zain" w:cs="Zain"/>
+                <w:b/>
+                <w:bCs/>
+                <w:color w:val="0070C0"/>
+                <w:lang w:bidi="fa-IR"/>
+              </w:rPr>
+              <w:t xml:space="preserve"> </w:t>
+            </w:r>
+            <w:proofErr w:type="gramStart"/>
+            <w:r>
+              <w:rPr>
+                <w:rFonts w:ascii="Zain" w:hAnsi="Zain" w:cs="Zain"/>
+                <w:b/>
+                <w:bCs/>
+                <w:color w:val="0070C0"/>
+                <w:lang w:bidi="fa-IR"/>
+              </w:rPr>
+              <w:t>3.7 ,</w:t>
+            </w:r>
+            <w:proofErr w:type="gramEnd"/>
+            <w:r>
+              <w:rPr>
+                <w:rFonts w:ascii="Zain" w:hAnsi="Zain" w:cs="Zain"/>
+                <w:b/>
+                <w:bCs/>
+                <w:color w:val="0070C0"/>
+                <w:lang w:bidi="fa-IR"/>
+              </w:rPr>
+              <w:t xml:space="preserve"> 3.15</w:t>
             </w:r>
           </w:p>
           <w:p>
@@ -13820,7 +13771,29 @@
                 <w:color w:val="0070C0"/>
                 <w:lang w:bidi="fa-IR"/>
               </w:rPr>
-              <w:t>UC _ 2.5 , 2.6</w:t>
+              <w:t xml:space="preserve">UC _ </w:t>
+            </w:r>
+            <w:proofErr w:type="gramStart"/>
+            <w:r>
+              <w:rPr>
+                <w:rFonts w:ascii="Zain" w:hAnsi="Zain" w:cs="Zain"/>
+                <w:b/>
+                <w:bCs/>
+                <w:color w:val="0070C0"/>
+                <w:lang w:bidi="fa-IR"/>
+              </w:rPr>
+              <w:t>2.5 ,</w:t>
+            </w:r>
+            <w:proofErr w:type="gramEnd"/>
+            <w:r>
+              <w:rPr>
+                <w:rFonts w:ascii="Zain" w:hAnsi="Zain" w:cs="Zain"/>
+                <w:b/>
+                <w:bCs/>
+                <w:color w:val="0070C0"/>
+                <w:lang w:bidi="fa-IR"/>
+              </w:rPr>
+              <w:t xml:space="preserve"> 2.6</w:t>
             </w:r>
           </w:p>
           <w:p>
@@ -13863,7 +13836,29 @@
                 <w:color w:val="0070C0"/>
                 <w:lang w:bidi="fa-IR"/>
               </w:rPr>
-              <w:t>UC _ 4.5 , 4.4</w:t>
+              <w:t xml:space="preserve">UC _ </w:t>
+            </w:r>
+            <w:proofErr w:type="gramStart"/>
+            <w:r>
+              <w:rPr>
+                <w:rFonts w:ascii="Zain" w:hAnsi="Zain" w:cs="Zain"/>
+                <w:b/>
+                <w:bCs/>
+                <w:color w:val="0070C0"/>
+                <w:lang w:bidi="fa-IR"/>
+              </w:rPr>
+              <w:t>4.5 ,</w:t>
+            </w:r>
+            <w:proofErr w:type="gramEnd"/>
+            <w:r>
+              <w:rPr>
+                <w:rFonts w:ascii="Zain" w:hAnsi="Zain" w:cs="Zain"/>
+                <w:b/>
+                <w:bCs/>
+                <w:color w:val="0070C0"/>
+                <w:lang w:bidi="fa-IR"/>
+              </w:rPr>
+              <w:t xml:space="preserve"> 4.4</w:t>
             </w:r>
           </w:p>
         </w:tc>

--- a/Documentation/Analysis/CRC/CRCCard.docx
+++ b/Documentation/Analysis/CRC/CRCCard.docx
@@ -121,14 +121,6 @@
               </w:rPr>
               <w:t>کاربر</w:t>
             </w:r>
-            <w:r>
-              <w:rPr>
-                <w:rFonts w:ascii="Zain" w:hAnsi="Zain" w:cs="Zain" w:hint="cs"/>
-                <w:rtl/>
-                <w:lang w:bidi="fa-IR"/>
-              </w:rPr>
-              <w:t>ان</w:t>
-            </w:r>
           </w:p>
         </w:tc>
         <w:tc>
@@ -433,27 +425,7 @@
                 <w:bCs/>
                 <w:lang w:bidi="fa-IR"/>
               </w:rPr>
-              <w:t xml:space="preserve">UC _ </w:t>
-            </w:r>
-            <w:proofErr w:type="gramStart"/>
-            <w:r>
-              <w:rPr>
-                <w:rFonts w:ascii="Zain" w:hAnsi="Zain" w:cs="Zain"/>
-                <w:b/>
-                <w:bCs/>
-                <w:lang w:bidi="fa-IR"/>
-              </w:rPr>
-              <w:t>1.1 ,</w:t>
-            </w:r>
-            <w:proofErr w:type="gramEnd"/>
-            <w:r>
-              <w:rPr>
-                <w:rFonts w:ascii="Zain" w:hAnsi="Zain" w:cs="Zain"/>
-                <w:b/>
-                <w:bCs/>
-                <w:lang w:bidi="fa-IR"/>
-              </w:rPr>
-              <w:t xml:space="preserve"> 1.2</w:t>
+              <w:t>UC _ 1.1 , 1.2</w:t>
             </w:r>
             <w:r>
               <w:rPr>
@@ -463,185 +435,45 @@
                 <w:lang w:bidi="fa-IR"/>
               </w:rPr>
               <w:br/>
-              <w:t xml:space="preserve">UC _ </w:t>
-            </w:r>
-            <w:proofErr w:type="gramStart"/>
-            <w:r>
-              <w:rPr>
-                <w:rFonts w:ascii="Zain" w:hAnsi="Zain" w:cs="Zain"/>
-                <w:b/>
-                <w:bCs/>
-                <w:lang w:bidi="fa-IR"/>
-              </w:rPr>
-              <w:t>2.1 ,</w:t>
-            </w:r>
-            <w:proofErr w:type="gramEnd"/>
-            <w:r>
-              <w:rPr>
-                <w:rFonts w:ascii="Zain" w:hAnsi="Zain" w:cs="Zain"/>
-                <w:b/>
-                <w:bCs/>
-                <w:lang w:bidi="fa-IR"/>
-              </w:rPr>
-              <w:t xml:space="preserve"> </w:t>
-            </w:r>
-            <w:proofErr w:type="gramStart"/>
-            <w:r>
-              <w:rPr>
-                <w:rFonts w:ascii="Zain" w:hAnsi="Zain" w:cs="Zain"/>
-                <w:b/>
-                <w:bCs/>
-                <w:lang w:bidi="fa-IR"/>
-              </w:rPr>
-              <w:t>2.2 ,</w:t>
-            </w:r>
-            <w:proofErr w:type="gramEnd"/>
-            <w:r>
-              <w:rPr>
-                <w:rFonts w:ascii="Zain" w:hAnsi="Zain" w:cs="Zain"/>
-                <w:b/>
-                <w:bCs/>
-                <w:lang w:bidi="fa-IR"/>
-              </w:rPr>
-              <w:t xml:space="preserve"> 2.6</w:t>
-            </w:r>
-          </w:p>
-          <w:p>
-            <w:pPr>
-              <w:rPr>
-                <w:rFonts w:ascii="Zain" w:hAnsi="Zain" w:cs="Zain"/>
-                <w:b/>
-                <w:bCs/>
-                <w:lang w:bidi="fa-IR"/>
-              </w:rPr>
-            </w:pPr>
-            <w:r>
-              <w:rPr>
-                <w:rFonts w:ascii="Zain" w:hAnsi="Zain" w:cs="Zain"/>
-                <w:b/>
-                <w:bCs/>
-                <w:lang w:bidi="fa-IR"/>
-              </w:rPr>
-              <w:t>UC _ 3.11-3.</w:t>
-            </w:r>
-            <w:proofErr w:type="gramStart"/>
-            <w:r>
-              <w:rPr>
-                <w:rFonts w:ascii="Zain" w:hAnsi="Zain" w:cs="Zain"/>
-                <w:b/>
-                <w:bCs/>
-                <w:lang w:bidi="fa-IR"/>
-              </w:rPr>
-              <w:t>14 ,</w:t>
-            </w:r>
-            <w:proofErr w:type="gramEnd"/>
-            <w:r>
-              <w:rPr>
-                <w:rFonts w:ascii="Zain" w:hAnsi="Zain" w:cs="Zain"/>
-                <w:b/>
-                <w:bCs/>
-                <w:lang w:bidi="fa-IR"/>
-              </w:rPr>
-              <w:t xml:space="preserve"> </w:t>
-            </w:r>
-            <w:proofErr w:type="gramStart"/>
-            <w:r>
-              <w:rPr>
-                <w:rFonts w:ascii="Zain" w:hAnsi="Zain" w:cs="Zain"/>
-                <w:b/>
-                <w:bCs/>
-                <w:lang w:bidi="fa-IR"/>
-              </w:rPr>
-              <w:t>3.16 ,</w:t>
-            </w:r>
-            <w:proofErr w:type="gramEnd"/>
-            <w:r>
-              <w:rPr>
-                <w:rFonts w:ascii="Zain" w:hAnsi="Zain" w:cs="Zain"/>
-                <w:b/>
-                <w:bCs/>
-                <w:lang w:bidi="fa-IR"/>
-              </w:rPr>
-              <w:t xml:space="preserve"> 3.17</w:t>
-            </w:r>
-          </w:p>
-          <w:p>
-            <w:pPr>
-              <w:rPr>
-                <w:rFonts w:ascii="Zain" w:hAnsi="Zain" w:cs="Zain"/>
-                <w:b/>
-                <w:bCs/>
-                <w:lang w:bidi="fa-IR"/>
-              </w:rPr>
-            </w:pPr>
-            <w:r>
-              <w:rPr>
-                <w:rFonts w:ascii="Zain" w:hAnsi="Zain" w:cs="Zain"/>
-                <w:b/>
-                <w:bCs/>
-                <w:lang w:bidi="fa-IR"/>
-              </w:rPr>
-              <w:t xml:space="preserve">UC _ </w:t>
-            </w:r>
-            <w:proofErr w:type="gramStart"/>
-            <w:r>
-              <w:rPr>
-                <w:rFonts w:ascii="Zain" w:hAnsi="Zain" w:cs="Zain"/>
-                <w:b/>
-                <w:bCs/>
-                <w:lang w:bidi="fa-IR"/>
-              </w:rPr>
-              <w:t>4.1 ,</w:t>
-            </w:r>
-            <w:proofErr w:type="gramEnd"/>
-            <w:r>
-              <w:rPr>
-                <w:rFonts w:ascii="Zain" w:hAnsi="Zain" w:cs="Zain"/>
-                <w:b/>
-                <w:bCs/>
-                <w:lang w:bidi="fa-IR"/>
-              </w:rPr>
-              <w:t xml:space="preserve"> </w:t>
-            </w:r>
-            <w:proofErr w:type="gramStart"/>
-            <w:r>
-              <w:rPr>
-                <w:rFonts w:ascii="Zain" w:hAnsi="Zain" w:cs="Zain"/>
-                <w:b/>
-                <w:bCs/>
-                <w:lang w:bidi="fa-IR"/>
-              </w:rPr>
-              <w:t>4.2 ,</w:t>
-            </w:r>
-            <w:proofErr w:type="gramEnd"/>
-            <w:r>
-              <w:rPr>
-                <w:rFonts w:ascii="Zain" w:hAnsi="Zain" w:cs="Zain"/>
-                <w:b/>
-                <w:bCs/>
-                <w:lang w:bidi="fa-IR"/>
-              </w:rPr>
-              <w:t xml:space="preserve"> </w:t>
-            </w:r>
-            <w:proofErr w:type="gramStart"/>
-            <w:r>
-              <w:rPr>
-                <w:rFonts w:ascii="Zain" w:hAnsi="Zain" w:cs="Zain"/>
-                <w:b/>
-                <w:bCs/>
-                <w:lang w:bidi="fa-IR"/>
-              </w:rPr>
-              <w:t>4.6 ,</w:t>
-            </w:r>
-            <w:proofErr w:type="gramEnd"/>
-            <w:r>
-              <w:rPr>
-                <w:rFonts w:ascii="Zain" w:hAnsi="Zain" w:cs="Zain"/>
-                <w:b/>
-                <w:bCs/>
-                <w:lang w:bidi="fa-IR"/>
-              </w:rPr>
-              <w:t xml:space="preserve"> 4.7</w:t>
+              <w:t>UC _ 2.1 , 2.2 , 2.6</w:t>
+            </w:r>
+          </w:p>
+          <w:p>
+            <w:pPr>
+              <w:rPr>
+                <w:rFonts w:ascii="Zain" w:hAnsi="Zain" w:cs="Zain"/>
+                <w:b/>
+                <w:bCs/>
+                <w:lang w:bidi="fa-IR"/>
+              </w:rPr>
+            </w:pPr>
+            <w:r>
+              <w:rPr>
+                <w:rFonts w:ascii="Zain" w:hAnsi="Zain" w:cs="Zain"/>
+                <w:b/>
+                <w:bCs/>
+                <w:lang w:bidi="fa-IR"/>
+              </w:rPr>
+              <w:t>UC _ 3.11-3.14 , 3.16 , 3.17</w:t>
+            </w:r>
+          </w:p>
+          <w:p>
+            <w:pPr>
+              <w:rPr>
+                <w:rFonts w:ascii="Zain" w:hAnsi="Zain" w:cs="Zain"/>
+                <w:b/>
+                <w:bCs/>
+                <w:lang w:bidi="fa-IR"/>
+              </w:rPr>
+            </w:pPr>
+            <w:r>
+              <w:rPr>
+                <w:rFonts w:ascii="Zain" w:hAnsi="Zain" w:cs="Zain"/>
+                <w:b/>
+                <w:bCs/>
+                <w:lang w:bidi="fa-IR"/>
+              </w:rPr>
+              <w:t>UC _ 4.1 , 4.2 , 4.6 , 4.7</w:t>
             </w:r>
           </w:p>
           <w:p>
@@ -1213,7 +1045,7 @@
                 <w:rtl/>
                 <w:lang w:bidi="fa-IR"/>
               </w:rPr>
-              <w:t>نوبت ها</w:t>
+              <w:t>نوبت</w:t>
             </w:r>
           </w:p>
         </w:tc>
@@ -2379,7 +2211,7 @@
                 <w:rtl/>
                 <w:lang w:bidi="fa-IR"/>
               </w:rPr>
-              <w:t>ان ، نوبت ها</w:t>
+              <w:t xml:space="preserve"> ، نوبت</w:t>
             </w:r>
           </w:p>
         </w:tc>
@@ -2519,7 +2351,7 @@
                 <w:rtl/>
                 <w:lang w:bidi="fa-IR"/>
               </w:rPr>
-              <w:t>لیست كاركنان</w:t>
+              <w:t>لیست کارمند</w:t>
             </w:r>
           </w:p>
         </w:tc>
@@ -2779,17 +2611,7 @@
                 <w:bCs/>
                 <w:lang w:bidi="fa-IR"/>
               </w:rPr>
-              <w:t xml:space="preserve">UC _ </w:t>
-            </w:r>
-            <w:proofErr w:type="gramStart"/>
-            <w:r>
-              <w:rPr>
-                <w:rFonts w:ascii="Zain" w:hAnsi="Zain" w:cs="Zain"/>
-                <w:b/>
-                <w:bCs/>
-                <w:lang w:bidi="fa-IR"/>
-              </w:rPr>
-              <w:t>1.</w:t>
+              <w:t>UC _ 1.</w:t>
             </w:r>
             <w:r>
               <w:rPr>
@@ -2807,17 +2629,7 @@
                 <w:bCs/>
                 <w:lang w:bidi="fa-IR"/>
               </w:rPr>
-              <w:t xml:space="preserve"> ,</w:t>
-            </w:r>
-            <w:proofErr w:type="gramEnd"/>
-            <w:r>
-              <w:rPr>
-                <w:rFonts w:ascii="Zain" w:hAnsi="Zain" w:cs="Zain"/>
-                <w:b/>
-                <w:bCs/>
-                <w:lang w:bidi="fa-IR"/>
-              </w:rPr>
-              <w:t xml:space="preserve"> 1.</w:t>
+              <w:t xml:space="preserve"> , 1.</w:t>
             </w:r>
             <w:r>
               <w:rPr>
@@ -2944,7 +2756,15 @@
                 <w:rtl/>
                 <w:lang w:bidi="fa-IR"/>
               </w:rPr>
-              <w:t xml:space="preserve">کاربران </w:t>
+              <w:t>کاربر</w:t>
+            </w:r>
+            <w:r>
+              <w:rPr>
+                <w:rFonts w:ascii="Zain" w:hAnsi="Zain" w:cs="Zain" w:hint="cs"/>
+                <w:rtl/>
+                <w:lang w:bidi="fa-IR"/>
+              </w:rPr>
+              <w:t xml:space="preserve"> </w:t>
             </w:r>
             <w:r>
               <w:rPr>
@@ -2960,7 +2780,7 @@
                 <w:rtl/>
                 <w:lang w:bidi="fa-IR"/>
               </w:rPr>
-              <w:t>ر ها</w:t>
+              <w:t>ر</w:t>
             </w:r>
           </w:p>
         </w:tc>
@@ -2976,7 +2796,7 @@
               <w:bidi/>
               <w:jc w:val="center"/>
               <w:rPr>
-                <w:rFonts w:ascii="Zain" w:hAnsi="Zain" w:cs="Zain" w:hint="cs"/>
+                <w:rFonts w:ascii="Zain" w:hAnsi="Zain" w:cs="Zain"/>
                 <w:rtl/>
                 <w:lang w:bidi="fa-IR"/>
               </w:rPr>
@@ -3000,7 +2820,7 @@
               <w:bidi/>
               <w:jc w:val="center"/>
               <w:rPr>
-                <w:rFonts w:ascii="Zain" w:hAnsi="Zain" w:cs="Zain" w:hint="cs"/>
+                <w:rFonts w:ascii="Zain" w:hAnsi="Zain" w:cs="Zain"/>
                 <w:rtl/>
                 <w:lang w:bidi="fa-IR"/>
               </w:rPr>
@@ -3696,7 +3516,15 @@
                 <w:rtl/>
                 <w:lang w:bidi="fa-IR"/>
               </w:rPr>
-              <w:t>کاربران ، کسب و کار ها</w:t>
+              <w:t>کاربر</w:t>
+            </w:r>
+            <w:r>
+              <w:rPr>
+                <w:rFonts w:ascii="Zain" w:hAnsi="Zain" w:cs="Zain" w:hint="cs"/>
+                <w:rtl/>
+                <w:lang w:bidi="fa-IR"/>
+              </w:rPr>
+              <w:t xml:space="preserve"> ، کسب و کار</w:t>
             </w:r>
           </w:p>
         </w:tc>
@@ -3957,7 +3785,7 @@
                 <w:rtl/>
                 <w:lang w:bidi="fa-IR"/>
               </w:rPr>
-              <w:t>كار ها</w:t>
+              <w:t>كار</w:t>
             </w:r>
           </w:p>
         </w:tc>
@@ -4200,7 +4028,6 @@
               </w:rPr>
               <w:t>-3.</w:t>
             </w:r>
-            <w:proofErr w:type="gramStart"/>
             <w:r>
               <w:rPr>
                 <w:rFonts w:ascii="Zain" w:hAnsi="Zain" w:cs="Zain" w:hint="cs"/>
@@ -4218,17 +4045,7 @@
                 <w:bCs/>
                 <w:lang w:bidi="fa-IR"/>
               </w:rPr>
-              <w:t xml:space="preserve"> ,</w:t>
-            </w:r>
-            <w:proofErr w:type="gramEnd"/>
-            <w:r>
-              <w:rPr>
-                <w:rFonts w:ascii="Zain" w:hAnsi="Zain" w:cs="Zain"/>
-                <w:b/>
-                <w:bCs/>
-                <w:lang w:bidi="fa-IR"/>
-              </w:rPr>
-              <w:t xml:space="preserve"> 3.</w:t>
+              <w:t xml:space="preserve"> , 3.</w:t>
             </w:r>
             <w:r>
               <w:rPr>
@@ -4409,14 +4226,6 @@
                 <w:lang w:bidi="fa-IR"/>
               </w:rPr>
             </w:pPr>
-            <w:r>
-              <w:rPr>
-                <w:rFonts w:ascii="Zain" w:hAnsi="Zain" w:cs="Zain" w:hint="cs"/>
-                <w:rtl/>
-                <w:lang w:bidi="fa-IR"/>
-              </w:rPr>
-              <w:t>کسب و کار ها</w:t>
-            </w:r>
           </w:p>
         </w:tc>
       </w:tr>
@@ -4441,7 +4250,23 @@
                 <w:rtl/>
                 <w:lang w:bidi="fa-IR"/>
               </w:rPr>
-              <w:t>ایجاد نوبت برای کسب وکار</w:t>
+              <w:t>مدیریت</w:t>
+            </w:r>
+            <w:r>
+              <w:rPr>
+                <w:rFonts w:ascii="Zain" w:hAnsi="Zain" w:cs="Zain" w:hint="cs"/>
+                <w:rtl/>
+                <w:lang w:bidi="fa-IR"/>
+              </w:rPr>
+              <w:t xml:space="preserve"> نوبت</w:t>
+            </w:r>
+            <w:r>
+              <w:rPr>
+                <w:rFonts w:ascii="Zain" w:hAnsi="Zain" w:cs="Zain" w:hint="cs"/>
+                <w:rtl/>
+                <w:lang w:bidi="fa-IR"/>
+              </w:rPr>
+              <w:t xml:space="preserve"> ها</w:t>
             </w:r>
           </w:p>
         </w:tc>
@@ -4465,7 +4290,7 @@
                 <w:rtl/>
                 <w:lang w:bidi="fa-IR"/>
               </w:rPr>
-              <w:t>سرویس های کسب و کار ، نوبت ها</w:t>
+              <w:t>سرویس کسب و کار ، نوبت</w:t>
             </w:r>
           </w:p>
         </w:tc>
@@ -4481,7 +4306,7 @@
               <w:bidi/>
               <w:jc w:val="center"/>
               <w:rPr>
-                <w:rFonts w:ascii="Zain" w:hAnsi="Zain" w:cs="Zain" w:hint="cs"/>
+                <w:rFonts w:ascii="Zain" w:hAnsi="Zain" w:cs="Zain"/>
                 <w:rtl/>
                 <w:lang w:bidi="fa-IR"/>
               </w:rPr>
@@ -4506,18 +4331,18 @@
               <w:bidi/>
               <w:jc w:val="center"/>
               <w:rPr>
-                <w:rFonts w:ascii="Zain" w:hAnsi="Zain" w:cs="Zain" w:hint="cs"/>
-                <w:rtl/>
-                <w:lang w:bidi="fa-IR"/>
-              </w:rPr>
-            </w:pPr>
-            <w:r>
-              <w:rPr>
-                <w:rFonts w:ascii="Zain" w:hAnsi="Zain" w:cs="Zain" w:hint="cs"/>
-                <w:rtl/>
-                <w:lang w:bidi="fa-IR"/>
-              </w:rPr>
-              <w:t>کسب و کار ها ، سرویس های کسب و کار</w:t>
+                <w:rFonts w:ascii="Zain" w:hAnsi="Zain" w:cs="Zain"/>
+                <w:rtl/>
+                <w:lang w:bidi="fa-IR"/>
+              </w:rPr>
+            </w:pPr>
+            <w:r>
+              <w:rPr>
+                <w:rFonts w:ascii="Zain" w:hAnsi="Zain" w:cs="Zain" w:hint="cs"/>
+                <w:rtl/>
+                <w:lang w:bidi="fa-IR"/>
+              </w:rPr>
+              <w:t>سرویس کسب و کار</w:t>
             </w:r>
           </w:p>
         </w:tc>
@@ -4533,7 +4358,7 @@
               <w:bidi/>
               <w:jc w:val="center"/>
               <w:rPr>
-                <w:rFonts w:ascii="Zain" w:hAnsi="Zain" w:cs="Zain" w:hint="cs"/>
+                <w:rFonts w:ascii="Zain" w:hAnsi="Zain" w:cs="Zain"/>
                 <w:rtl/>
                 <w:lang w:bidi="fa-IR"/>
               </w:rPr>
@@ -4558,18 +4383,18 @@
               <w:bidi/>
               <w:jc w:val="center"/>
               <w:rPr>
-                <w:rFonts w:ascii="Zain" w:hAnsi="Zain" w:cs="Zain" w:hint="cs"/>
-                <w:rtl/>
-                <w:lang w:bidi="fa-IR"/>
-              </w:rPr>
-            </w:pPr>
-            <w:r>
-              <w:rPr>
-                <w:rFonts w:ascii="Zain" w:hAnsi="Zain" w:cs="Zain" w:hint="cs"/>
-                <w:rtl/>
-                <w:lang w:bidi="fa-IR"/>
-              </w:rPr>
-              <w:t>کسب و کار ها</w:t>
+                <w:rFonts w:ascii="Zain" w:hAnsi="Zain" w:cs="Zain"/>
+                <w:rtl/>
+                <w:lang w:bidi="fa-IR"/>
+              </w:rPr>
+            </w:pPr>
+            <w:r>
+              <w:rPr>
+                <w:rFonts w:ascii="Zain" w:hAnsi="Zain" w:cs="Zain" w:hint="cs"/>
+                <w:rtl/>
+                <w:lang w:bidi="fa-IR"/>
+              </w:rPr>
+              <w:t>تبلیغ</w:t>
             </w:r>
           </w:p>
         </w:tc>
@@ -4585,7 +4410,7 @@
               <w:bidi/>
               <w:jc w:val="center"/>
               <w:rPr>
-                <w:rFonts w:ascii="Zain" w:hAnsi="Zain" w:cs="Zain" w:hint="cs"/>
+                <w:rFonts w:ascii="Zain" w:hAnsi="Zain" w:cs="Zain"/>
                 <w:rtl/>
                 <w:lang w:bidi="fa-IR"/>
               </w:rPr>
@@ -4609,18 +4434,68 @@
               <w:bidi/>
               <w:jc w:val="center"/>
               <w:rPr>
-                <w:rFonts w:ascii="Zain" w:hAnsi="Zain" w:cs="Zain" w:hint="cs"/>
-                <w:rtl/>
-                <w:lang w:bidi="fa-IR"/>
-              </w:rPr>
-            </w:pPr>
-            <w:r>
-              <w:rPr>
-                <w:rFonts w:ascii="Zain" w:hAnsi="Zain" w:cs="Zain" w:hint="cs"/>
-                <w:rtl/>
-                <w:lang w:bidi="fa-IR"/>
-              </w:rPr>
-              <w:t>نوبت ها</w:t>
+                <w:rFonts w:ascii="Zain" w:hAnsi="Zain" w:cs="Zain"/>
+                <w:rtl/>
+                <w:lang w:bidi="fa-IR"/>
+              </w:rPr>
+            </w:pPr>
+            <w:r>
+              <w:rPr>
+                <w:rFonts w:ascii="Zain" w:hAnsi="Zain" w:cs="Zain" w:hint="cs"/>
+                <w:rtl/>
+                <w:lang w:bidi="fa-IR"/>
+              </w:rPr>
+              <w:t>نوبت</w:t>
+            </w:r>
+          </w:p>
+        </w:tc>
+      </w:tr>
+      <w:tr>
+        <w:tc>
+          <w:tcPr>
+            <w:tcW w:w="5670" w:type="dxa"/>
+            <w:gridSpan w:val="2"/>
+          </w:tcPr>
+          <w:p>
+            <w:pPr>
+              <w:bidi/>
+              <w:jc w:val="center"/>
+              <w:rPr>
+                <w:rFonts w:ascii="Zain" w:hAnsi="Zain" w:cs="Zain"/>
+                <w:rtl/>
+              </w:rPr>
+            </w:pPr>
+            <w:r>
+              <w:rPr>
+                <w:rFonts w:ascii="Zain" w:hAnsi="Zain" w:cs="Zain" w:hint="cs"/>
+                <w:rtl/>
+              </w:rPr>
+              <w:t>مدیریت لیست کارمندان</w:t>
+            </w:r>
+          </w:p>
+        </w:tc>
+        <w:tc>
+          <w:tcPr>
+            <w:tcW w:w="5682" w:type="dxa"/>
+            <w:gridSpan w:val="2"/>
+          </w:tcPr>
+          <w:p>
+            <w:pPr>
+              <w:bidi/>
+              <w:jc w:val="center"/>
+              <w:rPr>
+                <w:rFonts w:ascii="Zain" w:hAnsi="Zain" w:cs="Zain" w:hint="cs"/>
+                <w:rtl/>
+                <w:lang w:bidi="fa-IR"/>
+              </w:rPr>
+            </w:pPr>
+            <w:r>
+              <w:rPr>
+                <w:rFonts w:ascii="Zain" w:hAnsi="Zain" w:cs="Zain" w:hint="cs"/>
+                <w:rtl/>
+                <w:lang w:bidi="fa-IR"/>
+              </w:rPr>
+              <w:t xml:space="preserve">لیست کارمند </w:t>
             </w:r>
           </w:p>
         </w:tc>
@@ -4740,37 +4615,7 @@
                 <w:rtl/>
                 <w:lang w:bidi="fa-IR"/>
               </w:rPr>
-              <w:t>ای دی</w:t>
-            </w:r>
-            <w:r>
-              <w:rPr>
-                <w:rFonts w:ascii="Zain" w:hAnsi="Zain" w:cs="Zain" w:hint="cs"/>
-                <w:sz w:val="22"/>
-                <w:szCs w:val="22"/>
-                <w:rtl/>
-                <w:lang w:bidi="fa-IR"/>
-              </w:rPr>
-              <w:t xml:space="preserve"> ( </w:t>
-            </w:r>
-            <w:r>
-              <w:rPr>
-                <w:rFonts w:ascii="Zain" w:hAnsi="Zain" w:cs="Zain" w:hint="cs"/>
-                <w:sz w:val="22"/>
-                <w:szCs w:val="22"/>
-                <w:rtl/>
-                <w:lang w:bidi="fa-IR"/>
-              </w:rPr>
-              <w:t>عدد طبیعی</w:t>
-            </w:r>
-            <w:r>
-              <w:rPr>
-                <w:rFonts w:ascii="Zain" w:hAnsi="Zain" w:cs="Zain" w:hint="cs"/>
-                <w:sz w:val="22"/>
-                <w:szCs w:val="22"/>
-                <w:rtl/>
-                <w:lang w:bidi="fa-IR"/>
-              </w:rPr>
-              <w:t xml:space="preserve"> )</w:t>
+              <w:t>آیا كسب و كار برتر است ؟ ( بولین )</w:t>
             </w:r>
           </w:p>
           <w:p>
@@ -4797,7 +4642,7 @@
                 <w:rtl/>
                 <w:lang w:bidi="fa-IR"/>
               </w:rPr>
-              <w:t>آیا كسب و كار برتر است ؟ ( بولین )</w:t>
+              <w:t>تعداد نوبت های موفق ( عدد طبیعی )</w:t>
             </w:r>
           </w:p>
           <w:p>
@@ -4824,7 +4669,7 @@
                 <w:rtl/>
                 <w:lang w:bidi="fa-IR"/>
               </w:rPr>
-              <w:t>تعداد نوبت های موفق ( عدد طبیعی )</w:t>
+              <w:t>تعداد ستاره ها ( عدد اعشاری )</w:t>
             </w:r>
           </w:p>
           <w:p>
@@ -4851,7 +4696,7 @@
                 <w:rtl/>
                 <w:lang w:bidi="fa-IR"/>
               </w:rPr>
-              <w:t>تعداد ستاره ها ( عدد اعشاری )</w:t>
+              <w:t>آیا فعال است ؟ ( بولین )</w:t>
             </w:r>
           </w:p>
           <w:p>
@@ -4878,7 +4723,26 @@
                 <w:rtl/>
                 <w:lang w:bidi="fa-IR"/>
               </w:rPr>
-              <w:t>آیا فعال است ؟ ( بولین )</w:t>
+              <w:t xml:space="preserve">اي دي نقش فردی كه در فعال بودن تغییر ایجاد كرده ( </w:t>
+            </w:r>
+            <w:r>
+              <w:rPr>
+                <w:rFonts w:ascii="Zain" w:hAnsi="Zain" w:cs="Zain" w:hint="cs"/>
+                <w:sz w:val="22"/>
+                <w:szCs w:val="22"/>
+                <w:lang w:bidi="fa-IR"/>
+              </w:rPr>
+              <w:t>GUID</w:t>
+            </w:r>
+            <w:r>
+              <w:rPr>
+                <w:rFonts w:ascii="Zain" w:hAnsi="Zain" w:cs="Zain" w:hint="cs"/>
+                <w:sz w:val="22"/>
+                <w:szCs w:val="22"/>
+                <w:rtl/>
+                <w:lang w:bidi="fa-IR"/>
+              </w:rPr>
+              <w:t xml:space="preserve"> )</w:t>
             </w:r>
           </w:p>
           <w:p>
@@ -4905,26 +4769,7 @@
                 <w:rtl/>
                 <w:lang w:bidi="fa-IR"/>
               </w:rPr>
-              <w:t xml:space="preserve">اي دي نقش فردی كه در فعال بودن تغییر ایجاد كرده ( </w:t>
-            </w:r>
-            <w:r>
-              <w:rPr>
-                <w:rFonts w:ascii="Zain" w:hAnsi="Zain" w:cs="Zain" w:hint="cs"/>
-                <w:sz w:val="22"/>
-                <w:szCs w:val="22"/>
-                <w:lang w:bidi="fa-IR"/>
-              </w:rPr>
-              <w:t>GUID</w:t>
-            </w:r>
-            <w:r>
-              <w:rPr>
-                <w:rFonts w:ascii="Zain" w:hAnsi="Zain" w:cs="Zain" w:hint="cs"/>
-                <w:sz w:val="22"/>
-                <w:szCs w:val="22"/>
-                <w:rtl/>
-                <w:lang w:bidi="fa-IR"/>
-              </w:rPr>
-              <w:t xml:space="preserve"> )</w:t>
+              <w:t>آیا حذف شده است؟ ( بولین )</w:t>
             </w:r>
           </w:p>
           <w:p>
@@ -4951,7 +4796,26 @@
                 <w:rtl/>
                 <w:lang w:bidi="fa-IR"/>
               </w:rPr>
-              <w:t>آیا حذف شده است؟ ( بولین )</w:t>
+              <w:t xml:space="preserve">شناسه فرد تغییر دهنده در اطلاعات ( </w:t>
+            </w:r>
+            <w:r>
+              <w:rPr>
+                <w:rFonts w:ascii="Zain" w:hAnsi="Zain" w:cs="Zain" w:hint="cs"/>
+                <w:sz w:val="22"/>
+                <w:szCs w:val="22"/>
+                <w:lang w:bidi="fa-IR"/>
+              </w:rPr>
+              <w:t>GUID</w:t>
+            </w:r>
+            <w:r>
+              <w:rPr>
+                <w:rFonts w:ascii="Zain" w:hAnsi="Zain" w:cs="Zain" w:hint="cs"/>
+                <w:sz w:val="22"/>
+                <w:szCs w:val="22"/>
+                <w:rtl/>
+                <w:lang w:bidi="fa-IR"/>
+              </w:rPr>
+              <w:t xml:space="preserve"> )</w:t>
             </w:r>
           </w:p>
           <w:p>
@@ -4962,52 +4826,6 @@
                 <w:numId w:val="1"/>
               </w:numPr>
               <w:bidi/>
-              <w:spacing w:after="160" w:line="278" w:lineRule="auto"/>
-              <w:rPr>
-                <w:rFonts w:ascii="Zain" w:hAnsi="Zain" w:cs="Zain"/>
-                <w:sz w:val="22"/>
-                <w:szCs w:val="22"/>
-                <w:lang w:bidi="fa-IR"/>
-              </w:rPr>
-            </w:pPr>
-            <w:r>
-              <w:rPr>
-                <w:rFonts w:ascii="Zain" w:hAnsi="Zain" w:cs="Zain" w:hint="cs"/>
-                <w:sz w:val="22"/>
-                <w:szCs w:val="22"/>
-                <w:rtl/>
-                <w:lang w:bidi="fa-IR"/>
-              </w:rPr>
-              <w:t xml:space="preserve">شناسه فرد تغییر دهنده در اطلاعات ( </w:t>
-            </w:r>
-            <w:r>
-              <w:rPr>
-                <w:rFonts w:ascii="Zain" w:hAnsi="Zain" w:cs="Zain" w:hint="cs"/>
-                <w:sz w:val="22"/>
-                <w:szCs w:val="22"/>
-                <w:lang w:bidi="fa-IR"/>
-              </w:rPr>
-              <w:t>GUID</w:t>
-            </w:r>
-            <w:r>
-              <w:rPr>
-                <w:rFonts w:ascii="Zain" w:hAnsi="Zain" w:cs="Zain" w:hint="cs"/>
-                <w:sz w:val="22"/>
-                <w:szCs w:val="22"/>
-                <w:rtl/>
-                <w:lang w:bidi="fa-IR"/>
-              </w:rPr>
-              <w:t xml:space="preserve"> )</w:t>
-            </w:r>
-          </w:p>
-          <w:p>
-            <w:pPr>
-              <w:pStyle w:val="ListParagraph"/>
-              <w:numPr>
-                <w:ilvl w:val="0"/>
-                <w:numId w:val="1"/>
-              </w:numPr>
-              <w:bidi/>
               <w:rPr>
                 <w:rFonts w:ascii="Zain" w:hAnsi="Zain" w:cs="Zain"/>
                 <w:rtl/>
@@ -5154,7 +4972,7 @@
                 <w:rtl/>
                 <w:lang w:bidi="fa-IR"/>
               </w:rPr>
-              <w:t xml:space="preserve">کسب و کار های در انتظار تایید </w:t>
+              <w:t xml:space="preserve">کسب و کار در انتظار تایید </w:t>
             </w:r>
           </w:p>
         </w:tc>
@@ -5325,7 +5143,7 @@
                 <w:rtl/>
                 <w:lang w:bidi="fa-IR"/>
               </w:rPr>
-              <w:t xml:space="preserve">سرویس های کسب و کار ، نوبت ها </w:t>
+              <w:t>سرویس کسب و کار ، نوبت</w:t>
             </w:r>
           </w:p>
         </w:tc>
@@ -5513,7 +5331,7 @@
                 <w:rtl/>
                 <w:lang w:bidi="fa-IR"/>
               </w:rPr>
-              <w:t>كار های در انتظار تایید</w:t>
+              <w:t>كار در انتظار تایید</w:t>
             </w:r>
           </w:p>
         </w:tc>
@@ -5920,7 +5738,7 @@
                 <w:rtl/>
                 <w:lang w:bidi="fa-IR"/>
               </w:rPr>
-              <w:t>كاربران</w:t>
+              <w:t>كاربر</w:t>
             </w:r>
           </w:p>
         </w:tc>
@@ -6405,7 +6223,47 @@
                 <w:rtl/>
                 <w:lang w:bidi="fa-IR"/>
               </w:rPr>
-              <w:t>تاریخ ثبت اطلاعات کسب و کار ( عدد طبیعی</w:t>
+              <w:t>تاریخ</w:t>
+            </w:r>
+            <w:r>
+              <w:rPr>
+                <w:rFonts w:ascii="Zain" w:hAnsi="Zain" w:cs="Zain" w:hint="cs"/>
+                <w:rtl/>
+                <w:lang w:bidi="fa-IR"/>
+              </w:rPr>
+              <w:t xml:space="preserve"> و زمان</w:t>
+            </w:r>
+            <w:r>
+              <w:rPr>
+                <w:rFonts w:ascii="Zain" w:hAnsi="Zain" w:cs="Zain" w:hint="cs"/>
+                <w:rtl/>
+                <w:lang w:bidi="fa-IR"/>
+              </w:rPr>
+              <w:t xml:space="preserve"> ثبت اطلاعات کسب و کار (</w:t>
+            </w:r>
+            <w:r>
+              <w:rPr>
+                <w:rFonts w:ascii="Zain" w:hAnsi="Zain" w:cs="Zain" w:hint="cs"/>
+                <w:rtl/>
+                <w:lang w:bidi="fa-IR"/>
+              </w:rPr>
+              <w:t xml:space="preserve"> تاریخ و زمان</w:t>
+            </w:r>
+            <w:r>
+              <w:rPr>
+                <w:rFonts w:ascii="Zain" w:hAnsi="Zain" w:cs="Zain" w:hint="cs"/>
+                <w:rtl/>
+                <w:lang w:bidi="fa-IR"/>
+              </w:rPr>
+              <w:t xml:space="preserve"> </w:t>
+            </w:r>
+            <w:r>
+              <w:rPr>
+                <w:rFonts w:ascii="Zain" w:hAnsi="Zain" w:cs="Zain" w:hint="cs"/>
+                <w:rtl/>
+                <w:lang w:bidi="fa-IR"/>
+              </w:rPr>
+              <w:t>)</w:t>
             </w:r>
           </w:p>
         </w:tc>
@@ -6631,7 +6489,7 @@
                 <w:rtl/>
                 <w:lang w:bidi="fa-IR"/>
               </w:rPr>
-              <w:t>کاربران</w:t>
+              <w:t>کاربر</w:t>
             </w:r>
           </w:p>
         </w:tc>
@@ -6858,7 +6716,7 @@
                 <w:rtl/>
                 <w:lang w:bidi="fa-IR"/>
               </w:rPr>
-              <w:t>تبلیغات</w:t>
+              <w:t>تبلیغ</w:t>
             </w:r>
           </w:p>
         </w:tc>
@@ -7104,17 +6962,7 @@
                 <w:bCs/>
                 <w:lang w:bidi="fa-IR"/>
               </w:rPr>
-              <w:t xml:space="preserve">UC _ </w:t>
-            </w:r>
-            <w:proofErr w:type="gramStart"/>
-            <w:r>
-              <w:rPr>
-                <w:rFonts w:ascii="Zain" w:hAnsi="Zain" w:cs="Zain"/>
-                <w:b/>
-                <w:bCs/>
-                <w:lang w:bidi="fa-IR"/>
-              </w:rPr>
-              <w:t>5.8</w:t>
+              <w:t>UC _ 5.8</w:t>
             </w:r>
             <w:r>
               <w:rPr>
@@ -7133,17 +6981,7 @@
                 <w:bCs/>
                 <w:lang w:bidi="fa-IR"/>
               </w:rPr>
-              <w:t>,</w:t>
-            </w:r>
-            <w:proofErr w:type="gramEnd"/>
-            <w:r>
-              <w:rPr>
-                <w:rFonts w:ascii="Zain" w:hAnsi="Zain" w:cs="Zain"/>
-                <w:b/>
-                <w:bCs/>
-                <w:lang w:bidi="fa-IR"/>
-              </w:rPr>
-              <w:t xml:space="preserve"> 5.9</w:t>
+              <w:t>, 5.9</w:t>
             </w:r>
           </w:p>
         </w:tc>
@@ -7934,15 +7772,31 @@
                 <w:rtl/>
                 <w:lang w:bidi="fa-IR"/>
               </w:rPr>
-              <w:t>کسب و کار ها</w:t>
-            </w:r>
-            <w:r>
-              <w:rPr>
-                <w:rFonts w:ascii="Zain" w:hAnsi="Zain" w:cs="Zain" w:hint="cs"/>
-                <w:rtl/>
-                <w:lang w:bidi="fa-IR"/>
-              </w:rPr>
-              <w:t xml:space="preserve"> ، کاربران </w:t>
+              <w:t>کسب و کار</w:t>
+            </w:r>
+            <w:r>
+              <w:rPr>
+                <w:rFonts w:ascii="Zain" w:hAnsi="Zain" w:cs="Zain" w:hint="cs"/>
+                <w:rtl/>
+                <w:lang w:bidi="fa-IR"/>
+              </w:rPr>
+              <w:t xml:space="preserve"> ، </w:t>
+            </w:r>
+            <w:r>
+              <w:rPr>
+                <w:rFonts w:ascii="Zain" w:hAnsi="Zain" w:cs="Zain" w:hint="cs"/>
+                <w:rtl/>
+                <w:lang w:bidi="fa-IR"/>
+              </w:rPr>
+              <w:t>کاربر</w:t>
+            </w:r>
+            <w:r>
+              <w:rPr>
+                <w:rFonts w:ascii="Zain" w:hAnsi="Zain" w:cs="Zain" w:hint="cs"/>
+                <w:rtl/>
+                <w:lang w:bidi="fa-IR"/>
+              </w:rPr>
+              <w:t xml:space="preserve"> </w:t>
             </w:r>
           </w:p>
         </w:tc>
@@ -8169,7 +8023,7 @@
                 <w:rtl/>
                 <w:lang w:bidi="fa-IR"/>
               </w:rPr>
-              <w:t>نوبت ها</w:t>
+              <w:t>نوبت</w:t>
             </w:r>
           </w:p>
         </w:tc>
@@ -8513,7 +8367,7 @@
                 <w:rtl/>
                 <w:lang w:bidi="fa-IR"/>
               </w:rPr>
-              <w:t>کسب و کار ها</w:t>
+              <w:t>کسب و کار</w:t>
             </w:r>
           </w:p>
         </w:tc>
@@ -8564,7 +8418,7 @@
                 <w:rtl/>
                 <w:lang w:bidi="fa-IR"/>
               </w:rPr>
-              <w:t>کاربران</w:t>
+              <w:t>کاربر</w:t>
             </w:r>
           </w:p>
         </w:tc>
@@ -9265,7 +9119,15 @@
                 <w:rtl/>
                 <w:lang w:bidi="fa-IR"/>
               </w:rPr>
-              <w:t>کسب و کار ها ، سرویس های کسب و کار ، کاربران</w:t>
+              <w:t xml:space="preserve">کسب و کار ، سرویس کسب و کار ، </w:t>
+            </w:r>
+            <w:r>
+              <w:rPr>
+                <w:rFonts w:ascii="Zain" w:hAnsi="Zain" w:cs="Zain" w:hint="cs"/>
+                <w:rtl/>
+                <w:lang w:bidi="fa-IR"/>
+              </w:rPr>
+              <w:t>کاربر</w:t>
             </w:r>
           </w:p>
         </w:tc>
@@ -9492,7 +9354,7 @@
                 <w:rtl/>
                 <w:lang w:bidi="fa-IR"/>
               </w:rPr>
-              <w:t xml:space="preserve">سرویس های کسب و کار </w:t>
+              <w:t xml:space="preserve">سرویس کسب و کار </w:t>
             </w:r>
           </w:p>
         </w:tc>
@@ -9809,7 +9671,7 @@
                 <w:rtl/>
                 <w:lang w:bidi="fa-IR"/>
               </w:rPr>
-              <w:t>کسب و کار ها</w:t>
+              <w:t>کسب و کار</w:t>
             </w:r>
           </w:p>
         </w:tc>
@@ -10254,7 +10116,7 @@
                 <w:rtl/>
                 <w:lang w:bidi="fa-IR"/>
               </w:rPr>
-              <w:t>کسب و کار ها</w:t>
+              <w:t>کسب و کار</w:t>
             </w:r>
           </w:p>
         </w:tc>
@@ -11262,6 +11124,7 @@
   <w:style w:type="character" w:default="1" w:styleId="DefaultParagraphFont">
     <w:name w:val="Default Paragraph Font"/>
     <w:uiPriority w:val="1"/>
+    <w:semiHidden/>
     <w:unhideWhenUsed/>
   </w:style>
   <w:style w:type="table" w:default="1" w:styleId="TableNormal">

--- a/Documentation/Analysis/CRC/CRCCard.docx
+++ b/Documentation/Analysis/CRC/CRCCard.docx
@@ -1876,7 +1876,23 @@
                 <w:rtl/>
                 <w:lang w:bidi="fa-IR"/>
               </w:rPr>
-              <w:t>خ تغ</w:t>
+              <w:t>خ</w:t>
+            </w:r>
+            <w:r>
+              <w:rPr>
+                <w:rFonts w:ascii="Zain" w:hAnsi="Zain" w:cs="Zain" w:hint="cs"/>
+                <w:rtl/>
+                <w:lang w:bidi="fa-IR"/>
+              </w:rPr>
+              <w:t xml:space="preserve"> و زمان</w:t>
+            </w:r>
+            <w:r>
+              <w:rPr>
+                <w:rFonts w:ascii="Zain" w:hAnsi="Zain" w:cs="Zain"/>
+                <w:rtl/>
+                <w:lang w:bidi="fa-IR"/>
+              </w:rPr>
+              <w:t xml:space="preserve"> تغ</w:t>
             </w:r>
             <w:r>
               <w:rPr>
@@ -3189,7 +3205,23 @@
                 <w:rtl/>
                 <w:lang w:bidi="fa-IR"/>
               </w:rPr>
-              <w:t xml:space="preserve">تاریخ </w:t>
+              <w:t>تاریخ</w:t>
+            </w:r>
+            <w:r>
+              <w:rPr>
+                <w:rFonts w:ascii="Zain" w:hAnsi="Zain" w:cs="Zain" w:hint="cs"/>
+                <w:rtl/>
+                <w:lang w:bidi="fa-IR"/>
+              </w:rPr>
+              <w:t xml:space="preserve"> و زمان</w:t>
+            </w:r>
+            <w:r>
+              <w:rPr>
+                <w:rFonts w:ascii="Zain" w:hAnsi="Zain" w:cs="Zain" w:hint="cs"/>
+                <w:rtl/>
+                <w:lang w:bidi="fa-IR"/>
+              </w:rPr>
+              <w:t xml:space="preserve"> </w:t>
             </w:r>
             <w:r>
               <w:rPr>
@@ -3290,7 +3322,23 @@
                 <w:rtl/>
                 <w:lang w:bidi="fa-IR"/>
               </w:rPr>
-              <w:t>تاریخ تغییر ( تاریخ و زمان )</w:t>
+              <w:t>تاریخ</w:t>
+            </w:r>
+            <w:r>
+              <w:rPr>
+                <w:rFonts w:ascii="Zain" w:hAnsi="Zain" w:cs="Zain" w:hint="cs"/>
+                <w:rtl/>
+                <w:lang w:bidi="fa-IR"/>
+              </w:rPr>
+              <w:t xml:space="preserve"> و زمان</w:t>
+            </w:r>
+            <w:r>
+              <w:rPr>
+                <w:rFonts w:ascii="Zain" w:hAnsi="Zain" w:cs="Zain" w:hint="cs"/>
+                <w:rtl/>
+                <w:lang w:bidi="fa-IR"/>
+              </w:rPr>
+              <w:t xml:space="preserve"> تغییر ( تاریخ و زمان )</w:t>
             </w:r>
           </w:p>
         </w:tc>
@@ -4484,7 +4532,7 @@
               <w:bidi/>
               <w:jc w:val="center"/>
               <w:rPr>
-                <w:rFonts w:ascii="Zain" w:hAnsi="Zain" w:cs="Zain" w:hint="cs"/>
+                <w:rFonts w:ascii="Zain" w:hAnsi="Zain" w:cs="Zain"/>
                 <w:rtl/>
                 <w:lang w:bidi="fa-IR"/>
               </w:rPr>
@@ -4730,9 +4778,10 @@
                 <w:rFonts w:ascii="Zain" w:hAnsi="Zain" w:cs="Zain" w:hint="cs"/>
                 <w:sz w:val="22"/>
                 <w:szCs w:val="22"/>
-                <w:lang w:bidi="fa-IR"/>
-              </w:rPr>
-              <w:t>GUID</w:t>
+                <w:rtl/>
+                <w:lang w:bidi="fa-IR"/>
+              </w:rPr>
+              <w:t>عدد طبیعی</w:t>
             </w:r>
             <w:r>
               <w:rPr>
@@ -4796,16 +4845,27 @@
                 <w:rtl/>
                 <w:lang w:bidi="fa-IR"/>
               </w:rPr>
-              <w:t xml:space="preserve">شناسه فرد تغییر دهنده در اطلاعات ( </w:t>
+              <w:t>ای دی</w:t>
             </w:r>
             <w:r>
               <w:rPr>
                 <w:rFonts w:ascii="Zain" w:hAnsi="Zain" w:cs="Zain" w:hint="cs"/>
                 <w:sz w:val="22"/>
                 <w:szCs w:val="22"/>
-                <w:lang w:bidi="fa-IR"/>
-              </w:rPr>
-              <w:t>GUID</w:t>
+                <w:rtl/>
+                <w:lang w:bidi="fa-IR"/>
+              </w:rPr>
+              <w:t xml:space="preserve"> فرد تغییر دهنده در اطلاعات ( </w:t>
+            </w:r>
+            <w:r>
+              <w:rPr>
+                <w:rFonts w:ascii="Zain" w:hAnsi="Zain" w:cs="Zain" w:hint="cs"/>
+                <w:sz w:val="22"/>
+                <w:szCs w:val="22"/>
+                <w:rtl/>
+                <w:lang w:bidi="fa-IR"/>
+              </w:rPr>
+              <w:t>عدد طبیعی</w:t>
             </w:r>
             <w:r>
               <w:rPr>
@@ -4840,7 +4900,27 @@
                 <w:rtl/>
                 <w:lang w:bidi="fa-IR"/>
               </w:rPr>
-              <w:t>تاریخ تغییر ( تاریخ و زمان )</w:t>
+              <w:t xml:space="preserve">تاریخ </w:t>
+            </w:r>
+            <w:r>
+              <w:rPr>
+                <w:rFonts w:ascii="Zain" w:hAnsi="Zain" w:cs="Zain" w:hint="cs"/>
+                <w:sz w:val="22"/>
+                <w:szCs w:val="22"/>
+                <w:rtl/>
+                <w:lang w:bidi="fa-IR"/>
+              </w:rPr>
+              <w:t xml:space="preserve">و زمان </w:t>
+            </w:r>
+            <w:r>
+              <w:rPr>
+                <w:rFonts w:ascii="Zain" w:hAnsi="Zain" w:cs="Zain" w:hint="cs"/>
+                <w:sz w:val="22"/>
+                <w:szCs w:val="22"/>
+                <w:rtl/>
+                <w:lang w:bidi="fa-IR"/>
+              </w:rPr>
+              <w:t>تغییر ( تاریخ و زمان )</w:t>
             </w:r>
           </w:p>
         </w:tc>
@@ -5993,7 +6073,31 @@
                 <w:rtl/>
                 <w:lang w:bidi="fa-IR"/>
               </w:rPr>
-              <w:t>نوع كسب و كار ( ای دی )</w:t>
+              <w:t xml:space="preserve">ای دی </w:t>
+            </w:r>
+            <w:r>
+              <w:rPr>
+                <w:rFonts w:ascii="Zain" w:hAnsi="Zain" w:cs="Zain" w:hint="cs"/>
+                <w:rtl/>
+                <w:lang w:bidi="fa-IR"/>
+              </w:rPr>
+              <w:t xml:space="preserve">نوع كسب و كار ( </w:t>
+            </w:r>
+            <w:r>
+              <w:rPr>
+                <w:rFonts w:ascii="Zain" w:hAnsi="Zain" w:cs="Zain" w:hint="cs"/>
+                <w:rtl/>
+                <w:lang w:bidi="fa-IR"/>
+              </w:rPr>
+              <w:t>عدد طبیعی</w:t>
+            </w:r>
+            <w:r>
+              <w:rPr>
+                <w:rFonts w:ascii="Zain" w:hAnsi="Zain" w:cs="Zain" w:hint="cs"/>
+                <w:rtl/>
+                <w:lang w:bidi="fa-IR"/>
+              </w:rPr>
+              <w:t xml:space="preserve"> )</w:t>
             </w:r>
           </w:p>
           <w:p>
@@ -6131,7 +6235,31 @@
                 <w:rtl/>
                 <w:lang w:bidi="fa-IR"/>
               </w:rPr>
-              <w:t>شهر ( ای دی )</w:t>
+              <w:t xml:space="preserve">ای دی </w:t>
+            </w:r>
+            <w:r>
+              <w:rPr>
+                <w:rFonts w:ascii="Zain" w:hAnsi="Zain" w:cs="Zain" w:hint="cs"/>
+                <w:rtl/>
+                <w:lang w:bidi="fa-IR"/>
+              </w:rPr>
+              <w:t xml:space="preserve">شهر ( </w:t>
+            </w:r>
+            <w:r>
+              <w:rPr>
+                <w:rFonts w:ascii="Zain" w:hAnsi="Zain" w:cs="Zain" w:hint="cs"/>
+                <w:rtl/>
+                <w:lang w:bidi="fa-IR"/>
+              </w:rPr>
+              <w:t>عدد طبیعی</w:t>
+            </w:r>
+            <w:r>
+              <w:rPr>
+                <w:rFonts w:ascii="Zain" w:hAnsi="Zain" w:cs="Zain" w:hint="cs"/>
+                <w:rtl/>
+                <w:lang w:bidi="fa-IR"/>
+              </w:rPr>
+              <w:t xml:space="preserve"> )</w:t>
             </w:r>
           </w:p>
           <w:p>
@@ -8420,48 +8548,6 @@
               </w:rPr>
               <w:t>کاربر</w:t>
             </w:r>
-          </w:p>
-        </w:tc>
-      </w:tr>
-      <w:tr>
-        <w:tc>
-          <w:tcPr>
-            <w:tcW w:w="5670" w:type="dxa"/>
-            <w:gridSpan w:val="2"/>
-          </w:tcPr>
-          <w:p>
-            <w:pPr>
-              <w:bidi/>
-              <w:jc w:val="center"/>
-              <w:rPr>
-                <w:rFonts w:ascii="Zain" w:hAnsi="Zain" w:cs="Zain"/>
-                <w:rtl/>
-              </w:rPr>
-            </w:pPr>
-            <w:r>
-              <w:rPr>
-                <w:rFonts w:ascii="Zain" w:hAnsi="Zain" w:cs="Zain"/>
-                <w:rtl/>
-              </w:rPr>
-              <w:t>اعتبارسنجی کد تایید رزرو</w:t>
-            </w:r>
-          </w:p>
-        </w:tc>
-        <w:tc>
-          <w:tcPr>
-            <w:tcW w:w="5682" w:type="dxa"/>
-            <w:gridSpan w:val="2"/>
-          </w:tcPr>
-          <w:p>
-            <w:pPr>
-              <w:bidi/>
-              <w:jc w:val="center"/>
-              <w:rPr>
-                <w:rFonts w:ascii="Zain" w:hAnsi="Zain" w:cs="Zain"/>
-                <w:rtl/>
-                <w:lang w:bidi="fa-IR"/>
-              </w:rPr>
-            </w:pPr>
           </w:p>
         </w:tc>
       </w:tr>
